--- a/LAPORAN PRAKTIK KERJA LAPANGAN ARJUNA.docx
+++ b/LAPORAN PRAKTIK KERJA LAPANGAN ARJUNA.docx
@@ -2781,97 +2781,3078 @@
     </w:p>
     <w:p>
       <w:pPr>
-        <w:tabs>
-          <w:tab w:val="left" w:leader="dot" w:pos="1701"/>
-        </w:tabs>
-        <w:jc w:val="center"/>
-        <w:rPr>
-          <w:rFonts w:ascii="Times New Roman" w:hAnsi="Times New Roman" w:cs="Times New Roman"/>
-          <w:b/>
-          <w:sz w:val="28"/>
-          <w:szCs w:val="28"/>
-          <w:lang w:val="id-ID"/>
-        </w:rPr>
-      </w:pPr>
-      <w:r>
-        <w:rPr>
-          <w:rFonts w:ascii="Times New Roman" w:hAnsi="Times New Roman" w:cs="Times New Roman"/>
-          <w:b/>
-          <w:sz w:val="28"/>
-          <w:szCs w:val="28"/>
-          <w:lang w:val="id-ID"/>
+        <w:spacing w:before="100" w:beforeAutospacing="1" w:after="100" w:afterAutospacing="1" w:line="240" w:lineRule="auto"/>
+        <w:outlineLvl w:val="0"/>
+        <w:rPr>
+          <w:rFonts w:ascii="Times New Roman" w:eastAsia="Times New Roman" w:hAnsi="Times New Roman" w:cs="Times New Roman"/>
+          <w:b/>
+          <w:bCs/>
+          <w:kern w:val="36"/>
+          <w:sz w:val="48"/>
+          <w:szCs w:val="48"/>
+          <w:lang w:val="en-ID" w:eastAsia="en-ID"/>
+        </w:rPr>
+      </w:pPr>
+      <w:r>
+        <w:rPr>
+          <w:rFonts w:ascii="Times New Roman" w:eastAsia="Times New Roman" w:hAnsi="Times New Roman" w:cs="Times New Roman"/>
+          <w:b/>
+          <w:bCs/>
+          <w:kern w:val="36"/>
+          <w:sz w:val="48"/>
+          <w:szCs w:val="48"/>
+          <w:lang w:val="en-ID" w:eastAsia="en-ID"/>
         </w:rPr>
         <w:lastRenderedPageBreak/>
-        <w:t>BAB 1</w:t>
-      </w:r>
-    </w:p>
-    <w:p>
-      <w:pPr>
-        <w:tabs>
-          <w:tab w:val="left" w:leader="dot" w:pos="1701"/>
-        </w:tabs>
-        <w:jc w:val="center"/>
-        <w:rPr>
-          <w:rFonts w:ascii="Times New Roman" w:hAnsi="Times New Roman" w:cs="Times New Roman"/>
-          <w:b/>
-          <w:sz w:val="28"/>
-          <w:szCs w:val="28"/>
-          <w:lang w:val="id-ID"/>
-        </w:rPr>
-      </w:pPr>
-      <w:r>
-        <w:rPr>
-          <w:rFonts w:ascii="Times New Roman" w:hAnsi="Times New Roman" w:cs="Times New Roman"/>
-          <w:b/>
-          <w:sz w:val="28"/>
-          <w:szCs w:val="28"/>
-          <w:lang w:val="id-ID"/>
+        <w:t>BAB I</w:t>
+      </w:r>
+    </w:p>
+    <w:p>
+      <w:pPr>
+        <w:spacing w:before="100" w:beforeAutospacing="1" w:after="100" w:afterAutospacing="1" w:line="240" w:lineRule="auto"/>
+        <w:outlineLvl w:val="0"/>
+        <w:rPr>
+          <w:rFonts w:ascii="Times New Roman" w:eastAsia="Times New Roman" w:hAnsi="Times New Roman" w:cs="Times New Roman"/>
+          <w:b/>
+          <w:bCs/>
+          <w:kern w:val="36"/>
+          <w:sz w:val="48"/>
+          <w:szCs w:val="48"/>
+          <w:lang w:val="en-ID" w:eastAsia="en-ID"/>
+        </w:rPr>
+      </w:pPr>
+      <w:r>
+        <w:rPr>
+          <w:rFonts w:ascii="Times New Roman" w:eastAsia="Times New Roman" w:hAnsi="Times New Roman" w:cs="Times New Roman"/>
+          <w:b/>
+          <w:bCs/>
+          <w:kern w:val="36"/>
+          <w:sz w:val="48"/>
+          <w:szCs w:val="48"/>
+          <w:lang w:val="en-ID" w:eastAsia="en-ID"/>
         </w:rPr>
         <w:t>PENDAHULUAN</w:t>
       </w:r>
     </w:p>
     <w:p>
       <w:pPr>
-        <w:tabs>
-          <w:tab w:val="left" w:leader="dot" w:pos="1701"/>
-        </w:tabs>
-        <w:rPr>
-          <w:rFonts w:ascii="Times New Roman" w:hAnsi="Times New Roman" w:cs="Times New Roman"/>
-          <w:b/>
-          <w:sz w:val="24"/>
-          <w:szCs w:val="24"/>
-          <w:lang w:val="id-ID"/>
-        </w:rPr>
-      </w:pPr>
-      <w:r>
-        <w:rPr>
-          <w:rFonts w:ascii="Times New Roman" w:hAnsi="Times New Roman" w:cs="Times New Roman"/>
-          <w:b/>
-          <w:sz w:val="24"/>
-          <w:szCs w:val="24"/>
-          <w:lang w:val="id-ID"/>
-        </w:rPr>
-        <w:t>A.</w:t>
-      </w:r>
-      <w:r>
-        <w:rPr>
-          <w:rFonts w:ascii="Times New Roman" w:hAnsi="Times New Roman" w:cs="Times New Roman"/>
-          <w:b/>
-          <w:sz w:val="28"/>
-          <w:szCs w:val="28"/>
-          <w:lang w:val="id-ID"/>
-        </w:rPr>
-        <w:t xml:space="preserve"> </w:t>
-      </w:r>
-      <w:r>
-        <w:rPr>
-          <w:rFonts w:ascii="Times New Roman" w:hAnsi="Times New Roman" w:cs="Times New Roman"/>
-          <w:b/>
-          <w:sz w:val="24"/>
-          <w:szCs w:val="24"/>
-          <w:lang w:val="id-ID"/>
-        </w:rPr>
-        <w:t>Latar Belakang</w:t>
+        <w:spacing w:before="100" w:beforeAutospacing="1" w:after="100" w:afterAutospacing="1" w:line="240" w:lineRule="auto"/>
+        <w:outlineLvl w:val="1"/>
+        <w:rPr>
+          <w:rFonts w:ascii="Times New Roman" w:eastAsia="Times New Roman" w:hAnsi="Times New Roman" w:cs="Times New Roman"/>
+          <w:b/>
+          <w:bCs/>
+          <w:sz w:val="36"/>
+          <w:szCs w:val="36"/>
+          <w:lang w:val="en-ID" w:eastAsia="en-ID"/>
+        </w:rPr>
+      </w:pPr>
+      <w:r>
+        <w:rPr>
+          <w:rFonts w:ascii="Times New Roman" w:eastAsia="Times New Roman" w:hAnsi="Times New Roman" w:cs="Times New Roman"/>
+          <w:b/>
+          <w:bCs/>
+          <w:sz w:val="36"/>
+          <w:szCs w:val="36"/>
+          <w:lang w:val="en-ID" w:eastAsia="en-ID"/>
+        </w:rPr>
+        <w:t xml:space="preserve">A. Latar </w:t>
+      </w:r>
+      <w:proofErr w:type="spellStart"/>
+      <w:r>
+        <w:rPr>
+          <w:rFonts w:ascii="Times New Roman" w:eastAsia="Times New Roman" w:hAnsi="Times New Roman" w:cs="Times New Roman"/>
+          <w:b/>
+          <w:bCs/>
+          <w:sz w:val="36"/>
+          <w:szCs w:val="36"/>
+          <w:lang w:val="en-ID" w:eastAsia="en-ID"/>
+        </w:rPr>
+        <w:t>Belakang</w:t>
+      </w:r>
+      <w:proofErr w:type="spellEnd"/>
+    </w:p>
+    <w:p>
+      <w:pPr>
+        <w:spacing w:before="100" w:beforeAutospacing="1" w:after="100" w:afterAutospacing="1" w:line="240" w:lineRule="auto"/>
+        <w:rPr>
+          <w:rFonts w:ascii="Times New Roman" w:eastAsia="Times New Roman" w:hAnsi="Times New Roman" w:cs="Times New Roman"/>
+          <w:sz w:val="24"/>
+          <w:szCs w:val="24"/>
+          <w:lang w:val="en-ID" w:eastAsia="en-ID"/>
+        </w:rPr>
+      </w:pPr>
+      <w:proofErr w:type="spellStart"/>
+      <w:r>
+        <w:rPr>
+          <w:rFonts w:ascii="Times New Roman" w:eastAsia="Times New Roman" w:hAnsi="Times New Roman" w:cs="Times New Roman"/>
+          <w:sz w:val="24"/>
+          <w:szCs w:val="24"/>
+          <w:lang w:val="en-ID" w:eastAsia="en-ID"/>
+        </w:rPr>
+        <w:t>Perkembangan</w:t>
+      </w:r>
+      <w:proofErr w:type="spellEnd"/>
+      <w:r>
+        <w:rPr>
+          <w:rFonts w:ascii="Times New Roman" w:eastAsia="Times New Roman" w:hAnsi="Times New Roman" w:cs="Times New Roman"/>
+          <w:sz w:val="24"/>
+          <w:szCs w:val="24"/>
+          <w:lang w:val="en-ID" w:eastAsia="en-ID"/>
+        </w:rPr>
+        <w:t xml:space="preserve"> </w:t>
+      </w:r>
+      <w:proofErr w:type="spellStart"/>
+      <w:r>
+        <w:rPr>
+          <w:rFonts w:ascii="Times New Roman" w:eastAsia="Times New Roman" w:hAnsi="Times New Roman" w:cs="Times New Roman"/>
+          <w:sz w:val="24"/>
+          <w:szCs w:val="24"/>
+          <w:lang w:val="en-ID" w:eastAsia="en-ID"/>
+        </w:rPr>
+        <w:t>teknologi</w:t>
+      </w:r>
+      <w:proofErr w:type="spellEnd"/>
+      <w:r>
+        <w:rPr>
+          <w:rFonts w:ascii="Times New Roman" w:eastAsia="Times New Roman" w:hAnsi="Times New Roman" w:cs="Times New Roman"/>
+          <w:sz w:val="24"/>
+          <w:szCs w:val="24"/>
+          <w:lang w:val="en-ID" w:eastAsia="en-ID"/>
+        </w:rPr>
+        <w:t xml:space="preserve"> </w:t>
+      </w:r>
+      <w:proofErr w:type="spellStart"/>
+      <w:r>
+        <w:rPr>
+          <w:rFonts w:ascii="Times New Roman" w:eastAsia="Times New Roman" w:hAnsi="Times New Roman" w:cs="Times New Roman"/>
+          <w:sz w:val="24"/>
+          <w:szCs w:val="24"/>
+          <w:lang w:val="en-ID" w:eastAsia="en-ID"/>
+        </w:rPr>
+        <w:t>komputer</w:t>
+      </w:r>
+      <w:proofErr w:type="spellEnd"/>
+      <w:r>
+        <w:rPr>
+          <w:rFonts w:ascii="Times New Roman" w:eastAsia="Times New Roman" w:hAnsi="Times New Roman" w:cs="Times New Roman"/>
+          <w:sz w:val="24"/>
+          <w:szCs w:val="24"/>
+          <w:lang w:val="en-ID" w:eastAsia="en-ID"/>
+        </w:rPr>
+        <w:t xml:space="preserve"> yang </w:t>
+      </w:r>
+      <w:proofErr w:type="spellStart"/>
+      <w:r>
+        <w:rPr>
+          <w:rFonts w:ascii="Times New Roman" w:eastAsia="Times New Roman" w:hAnsi="Times New Roman" w:cs="Times New Roman"/>
+          <w:sz w:val="24"/>
+          <w:szCs w:val="24"/>
+          <w:lang w:val="en-ID" w:eastAsia="en-ID"/>
+        </w:rPr>
+        <w:t>semakin</w:t>
+      </w:r>
+      <w:proofErr w:type="spellEnd"/>
+      <w:r>
+        <w:rPr>
+          <w:rFonts w:ascii="Times New Roman" w:eastAsia="Times New Roman" w:hAnsi="Times New Roman" w:cs="Times New Roman"/>
+          <w:sz w:val="24"/>
+          <w:szCs w:val="24"/>
+          <w:lang w:val="en-ID" w:eastAsia="en-ID"/>
+        </w:rPr>
+        <w:t xml:space="preserve"> </w:t>
+      </w:r>
+      <w:proofErr w:type="spellStart"/>
+      <w:r>
+        <w:rPr>
+          <w:rFonts w:ascii="Times New Roman" w:eastAsia="Times New Roman" w:hAnsi="Times New Roman" w:cs="Times New Roman"/>
+          <w:sz w:val="24"/>
+          <w:szCs w:val="24"/>
+          <w:lang w:val="en-ID" w:eastAsia="en-ID"/>
+        </w:rPr>
+        <w:t>pesat</w:t>
+      </w:r>
+      <w:proofErr w:type="spellEnd"/>
+      <w:r>
+        <w:rPr>
+          <w:rFonts w:ascii="Times New Roman" w:eastAsia="Times New Roman" w:hAnsi="Times New Roman" w:cs="Times New Roman"/>
+          <w:sz w:val="24"/>
+          <w:szCs w:val="24"/>
+          <w:lang w:val="en-ID" w:eastAsia="en-ID"/>
+        </w:rPr>
+        <w:t xml:space="preserve"> </w:t>
+      </w:r>
+      <w:proofErr w:type="spellStart"/>
+      <w:r>
+        <w:rPr>
+          <w:rFonts w:ascii="Times New Roman" w:eastAsia="Times New Roman" w:hAnsi="Times New Roman" w:cs="Times New Roman"/>
+          <w:sz w:val="24"/>
+          <w:szCs w:val="24"/>
+          <w:lang w:val="en-ID" w:eastAsia="en-ID"/>
+        </w:rPr>
+        <w:t>menuntut</w:t>
+      </w:r>
+      <w:proofErr w:type="spellEnd"/>
+      <w:r>
+        <w:rPr>
+          <w:rFonts w:ascii="Times New Roman" w:eastAsia="Times New Roman" w:hAnsi="Times New Roman" w:cs="Times New Roman"/>
+          <w:sz w:val="24"/>
+          <w:szCs w:val="24"/>
+          <w:lang w:val="en-ID" w:eastAsia="en-ID"/>
+        </w:rPr>
+        <w:t xml:space="preserve"> </w:t>
+      </w:r>
+      <w:proofErr w:type="spellStart"/>
+      <w:r>
+        <w:rPr>
+          <w:rFonts w:ascii="Times New Roman" w:eastAsia="Times New Roman" w:hAnsi="Times New Roman" w:cs="Times New Roman"/>
+          <w:sz w:val="24"/>
+          <w:szCs w:val="24"/>
+          <w:lang w:val="en-ID" w:eastAsia="en-ID"/>
+        </w:rPr>
+        <w:t>penggunaan</w:t>
+      </w:r>
+      <w:proofErr w:type="spellEnd"/>
+      <w:r>
+        <w:rPr>
+          <w:rFonts w:ascii="Times New Roman" w:eastAsia="Times New Roman" w:hAnsi="Times New Roman" w:cs="Times New Roman"/>
+          <w:sz w:val="24"/>
+          <w:szCs w:val="24"/>
+          <w:lang w:val="en-ID" w:eastAsia="en-ID"/>
+        </w:rPr>
+        <w:t xml:space="preserve"> </w:t>
+      </w:r>
+      <w:proofErr w:type="spellStart"/>
+      <w:r>
+        <w:rPr>
+          <w:rFonts w:ascii="Times New Roman" w:eastAsia="Times New Roman" w:hAnsi="Times New Roman" w:cs="Times New Roman"/>
+          <w:sz w:val="24"/>
+          <w:szCs w:val="24"/>
+          <w:lang w:val="en-ID" w:eastAsia="en-ID"/>
+        </w:rPr>
+        <w:t>sistem</w:t>
+      </w:r>
+      <w:proofErr w:type="spellEnd"/>
+      <w:r>
+        <w:rPr>
+          <w:rFonts w:ascii="Times New Roman" w:eastAsia="Times New Roman" w:hAnsi="Times New Roman" w:cs="Times New Roman"/>
+          <w:sz w:val="24"/>
+          <w:szCs w:val="24"/>
+          <w:lang w:val="en-ID" w:eastAsia="en-ID"/>
+        </w:rPr>
+        <w:t xml:space="preserve"> </w:t>
+      </w:r>
+      <w:proofErr w:type="spellStart"/>
+      <w:r>
+        <w:rPr>
+          <w:rFonts w:ascii="Times New Roman" w:eastAsia="Times New Roman" w:hAnsi="Times New Roman" w:cs="Times New Roman"/>
+          <w:sz w:val="24"/>
+          <w:szCs w:val="24"/>
+          <w:lang w:val="en-ID" w:eastAsia="en-ID"/>
+        </w:rPr>
+        <w:t>operasi</w:t>
+      </w:r>
+      <w:proofErr w:type="spellEnd"/>
+      <w:r>
+        <w:rPr>
+          <w:rFonts w:ascii="Times New Roman" w:eastAsia="Times New Roman" w:hAnsi="Times New Roman" w:cs="Times New Roman"/>
+          <w:sz w:val="24"/>
+          <w:szCs w:val="24"/>
+          <w:lang w:val="en-ID" w:eastAsia="en-ID"/>
+        </w:rPr>
+        <w:t xml:space="preserve"> yang </w:t>
+      </w:r>
+      <w:proofErr w:type="spellStart"/>
+      <w:r>
+        <w:rPr>
+          <w:rFonts w:ascii="Times New Roman" w:eastAsia="Times New Roman" w:hAnsi="Times New Roman" w:cs="Times New Roman"/>
+          <w:sz w:val="24"/>
+          <w:szCs w:val="24"/>
+          <w:lang w:val="en-ID" w:eastAsia="en-ID"/>
+        </w:rPr>
+        <w:t>mampu</w:t>
+      </w:r>
+      <w:proofErr w:type="spellEnd"/>
+      <w:r>
+        <w:rPr>
+          <w:rFonts w:ascii="Times New Roman" w:eastAsia="Times New Roman" w:hAnsi="Times New Roman" w:cs="Times New Roman"/>
+          <w:sz w:val="24"/>
+          <w:szCs w:val="24"/>
+          <w:lang w:val="en-ID" w:eastAsia="en-ID"/>
+        </w:rPr>
+        <w:t xml:space="preserve"> </w:t>
+      </w:r>
+      <w:proofErr w:type="spellStart"/>
+      <w:r>
+        <w:rPr>
+          <w:rFonts w:ascii="Times New Roman" w:eastAsia="Times New Roman" w:hAnsi="Times New Roman" w:cs="Times New Roman"/>
+          <w:sz w:val="24"/>
+          <w:szCs w:val="24"/>
+          <w:lang w:val="en-ID" w:eastAsia="en-ID"/>
+        </w:rPr>
+        <w:t>mendukung</w:t>
+      </w:r>
+      <w:proofErr w:type="spellEnd"/>
+      <w:r>
+        <w:rPr>
+          <w:rFonts w:ascii="Times New Roman" w:eastAsia="Times New Roman" w:hAnsi="Times New Roman" w:cs="Times New Roman"/>
+          <w:sz w:val="24"/>
+          <w:szCs w:val="24"/>
+          <w:lang w:val="en-ID" w:eastAsia="en-ID"/>
+        </w:rPr>
+        <w:t xml:space="preserve"> </w:t>
+      </w:r>
+      <w:proofErr w:type="spellStart"/>
+      <w:r>
+        <w:rPr>
+          <w:rFonts w:ascii="Times New Roman" w:eastAsia="Times New Roman" w:hAnsi="Times New Roman" w:cs="Times New Roman"/>
+          <w:sz w:val="24"/>
+          <w:szCs w:val="24"/>
+          <w:lang w:val="en-ID" w:eastAsia="en-ID"/>
+        </w:rPr>
+        <w:t>berbagai</w:t>
+      </w:r>
+      <w:proofErr w:type="spellEnd"/>
+      <w:r>
+        <w:rPr>
+          <w:rFonts w:ascii="Times New Roman" w:eastAsia="Times New Roman" w:hAnsi="Times New Roman" w:cs="Times New Roman"/>
+          <w:sz w:val="24"/>
+          <w:szCs w:val="24"/>
+          <w:lang w:val="en-ID" w:eastAsia="en-ID"/>
+        </w:rPr>
+        <w:t xml:space="preserve"> </w:t>
+      </w:r>
+      <w:proofErr w:type="spellStart"/>
+      <w:r>
+        <w:rPr>
+          <w:rFonts w:ascii="Times New Roman" w:eastAsia="Times New Roman" w:hAnsi="Times New Roman" w:cs="Times New Roman"/>
+          <w:sz w:val="24"/>
+          <w:szCs w:val="24"/>
+          <w:lang w:val="en-ID" w:eastAsia="en-ID"/>
+        </w:rPr>
+        <w:t>kebutuhan</w:t>
+      </w:r>
+      <w:proofErr w:type="spellEnd"/>
+      <w:r>
+        <w:rPr>
+          <w:rFonts w:ascii="Times New Roman" w:eastAsia="Times New Roman" w:hAnsi="Times New Roman" w:cs="Times New Roman"/>
+          <w:sz w:val="24"/>
+          <w:szCs w:val="24"/>
+          <w:lang w:val="en-ID" w:eastAsia="en-ID"/>
+        </w:rPr>
+        <w:t xml:space="preserve"> </w:t>
+      </w:r>
+      <w:proofErr w:type="spellStart"/>
+      <w:r>
+        <w:rPr>
+          <w:rFonts w:ascii="Times New Roman" w:eastAsia="Times New Roman" w:hAnsi="Times New Roman" w:cs="Times New Roman"/>
+          <w:sz w:val="24"/>
+          <w:szCs w:val="24"/>
+          <w:lang w:val="en-ID" w:eastAsia="en-ID"/>
+        </w:rPr>
+        <w:t>pengguna</w:t>
+      </w:r>
+      <w:proofErr w:type="spellEnd"/>
+      <w:r>
+        <w:rPr>
+          <w:rFonts w:ascii="Times New Roman" w:eastAsia="Times New Roman" w:hAnsi="Times New Roman" w:cs="Times New Roman"/>
+          <w:sz w:val="24"/>
+          <w:szCs w:val="24"/>
+          <w:lang w:val="en-ID" w:eastAsia="en-ID"/>
+        </w:rPr>
+        <w:t xml:space="preserve">. </w:t>
+      </w:r>
+      <w:proofErr w:type="spellStart"/>
+      <w:r>
+        <w:rPr>
+          <w:rFonts w:ascii="Times New Roman" w:eastAsia="Times New Roman" w:hAnsi="Times New Roman" w:cs="Times New Roman"/>
+          <w:sz w:val="24"/>
+          <w:szCs w:val="24"/>
+          <w:lang w:val="en-ID" w:eastAsia="en-ID"/>
+        </w:rPr>
+        <w:t>Sistem</w:t>
+      </w:r>
+      <w:proofErr w:type="spellEnd"/>
+      <w:r>
+        <w:rPr>
+          <w:rFonts w:ascii="Times New Roman" w:eastAsia="Times New Roman" w:hAnsi="Times New Roman" w:cs="Times New Roman"/>
+          <w:sz w:val="24"/>
+          <w:szCs w:val="24"/>
+          <w:lang w:val="en-ID" w:eastAsia="en-ID"/>
+        </w:rPr>
+        <w:t xml:space="preserve"> </w:t>
+      </w:r>
+      <w:proofErr w:type="spellStart"/>
+      <w:r>
+        <w:rPr>
+          <w:rFonts w:ascii="Times New Roman" w:eastAsia="Times New Roman" w:hAnsi="Times New Roman" w:cs="Times New Roman"/>
+          <w:sz w:val="24"/>
+          <w:szCs w:val="24"/>
+          <w:lang w:val="en-ID" w:eastAsia="en-ID"/>
+        </w:rPr>
+        <w:t>operasi</w:t>
+      </w:r>
+      <w:proofErr w:type="spellEnd"/>
+      <w:r>
+        <w:rPr>
+          <w:rFonts w:ascii="Times New Roman" w:eastAsia="Times New Roman" w:hAnsi="Times New Roman" w:cs="Times New Roman"/>
+          <w:sz w:val="24"/>
+          <w:szCs w:val="24"/>
+          <w:lang w:val="en-ID" w:eastAsia="en-ID"/>
+        </w:rPr>
+        <w:t xml:space="preserve"> </w:t>
+      </w:r>
+      <w:proofErr w:type="spellStart"/>
+      <w:r>
+        <w:rPr>
+          <w:rFonts w:ascii="Times New Roman" w:eastAsia="Times New Roman" w:hAnsi="Times New Roman" w:cs="Times New Roman"/>
+          <w:sz w:val="24"/>
+          <w:szCs w:val="24"/>
+          <w:lang w:val="en-ID" w:eastAsia="en-ID"/>
+        </w:rPr>
+        <w:t>merupakan</w:t>
+      </w:r>
+      <w:proofErr w:type="spellEnd"/>
+      <w:r>
+        <w:rPr>
+          <w:rFonts w:ascii="Times New Roman" w:eastAsia="Times New Roman" w:hAnsi="Times New Roman" w:cs="Times New Roman"/>
+          <w:sz w:val="24"/>
+          <w:szCs w:val="24"/>
+          <w:lang w:val="en-ID" w:eastAsia="en-ID"/>
+        </w:rPr>
+        <w:t xml:space="preserve"> </w:t>
+      </w:r>
+      <w:proofErr w:type="spellStart"/>
+      <w:r>
+        <w:rPr>
+          <w:rFonts w:ascii="Times New Roman" w:eastAsia="Times New Roman" w:hAnsi="Times New Roman" w:cs="Times New Roman"/>
+          <w:sz w:val="24"/>
+          <w:szCs w:val="24"/>
+          <w:lang w:val="en-ID" w:eastAsia="en-ID"/>
+        </w:rPr>
+        <w:t>perangkat</w:t>
+      </w:r>
+      <w:proofErr w:type="spellEnd"/>
+      <w:r>
+        <w:rPr>
+          <w:rFonts w:ascii="Times New Roman" w:eastAsia="Times New Roman" w:hAnsi="Times New Roman" w:cs="Times New Roman"/>
+          <w:sz w:val="24"/>
+          <w:szCs w:val="24"/>
+          <w:lang w:val="en-ID" w:eastAsia="en-ID"/>
+        </w:rPr>
+        <w:t xml:space="preserve"> </w:t>
+      </w:r>
+      <w:proofErr w:type="spellStart"/>
+      <w:r>
+        <w:rPr>
+          <w:rFonts w:ascii="Times New Roman" w:eastAsia="Times New Roman" w:hAnsi="Times New Roman" w:cs="Times New Roman"/>
+          <w:sz w:val="24"/>
+          <w:szCs w:val="24"/>
+          <w:lang w:val="en-ID" w:eastAsia="en-ID"/>
+        </w:rPr>
+        <w:t>lunak</w:t>
+      </w:r>
+      <w:proofErr w:type="spellEnd"/>
+      <w:r>
+        <w:rPr>
+          <w:rFonts w:ascii="Times New Roman" w:eastAsia="Times New Roman" w:hAnsi="Times New Roman" w:cs="Times New Roman"/>
+          <w:sz w:val="24"/>
+          <w:szCs w:val="24"/>
+          <w:lang w:val="en-ID" w:eastAsia="en-ID"/>
+        </w:rPr>
+        <w:t xml:space="preserve"> </w:t>
+      </w:r>
+      <w:proofErr w:type="spellStart"/>
+      <w:r>
+        <w:rPr>
+          <w:rFonts w:ascii="Times New Roman" w:eastAsia="Times New Roman" w:hAnsi="Times New Roman" w:cs="Times New Roman"/>
+          <w:sz w:val="24"/>
+          <w:szCs w:val="24"/>
+          <w:lang w:val="en-ID" w:eastAsia="en-ID"/>
+        </w:rPr>
+        <w:t>utama</w:t>
+      </w:r>
+      <w:proofErr w:type="spellEnd"/>
+      <w:r>
+        <w:rPr>
+          <w:rFonts w:ascii="Times New Roman" w:eastAsia="Times New Roman" w:hAnsi="Times New Roman" w:cs="Times New Roman"/>
+          <w:sz w:val="24"/>
+          <w:szCs w:val="24"/>
+          <w:lang w:val="en-ID" w:eastAsia="en-ID"/>
+        </w:rPr>
+        <w:t xml:space="preserve"> yang </w:t>
+      </w:r>
+      <w:proofErr w:type="spellStart"/>
+      <w:r>
+        <w:rPr>
+          <w:rFonts w:ascii="Times New Roman" w:eastAsia="Times New Roman" w:hAnsi="Times New Roman" w:cs="Times New Roman"/>
+          <w:sz w:val="24"/>
+          <w:szCs w:val="24"/>
+          <w:lang w:val="en-ID" w:eastAsia="en-ID"/>
+        </w:rPr>
+        <w:t>berfungsi</w:t>
+      </w:r>
+      <w:proofErr w:type="spellEnd"/>
+      <w:r>
+        <w:rPr>
+          <w:rFonts w:ascii="Times New Roman" w:eastAsia="Times New Roman" w:hAnsi="Times New Roman" w:cs="Times New Roman"/>
+          <w:sz w:val="24"/>
+          <w:szCs w:val="24"/>
+          <w:lang w:val="en-ID" w:eastAsia="en-ID"/>
+        </w:rPr>
+        <w:t xml:space="preserve"> </w:t>
+      </w:r>
+      <w:proofErr w:type="spellStart"/>
+      <w:r>
+        <w:rPr>
+          <w:rFonts w:ascii="Times New Roman" w:eastAsia="Times New Roman" w:hAnsi="Times New Roman" w:cs="Times New Roman"/>
+          <w:sz w:val="24"/>
+          <w:szCs w:val="24"/>
+          <w:lang w:val="en-ID" w:eastAsia="en-ID"/>
+        </w:rPr>
+        <w:t>mengelola</w:t>
+      </w:r>
+      <w:proofErr w:type="spellEnd"/>
+      <w:r>
+        <w:rPr>
+          <w:rFonts w:ascii="Times New Roman" w:eastAsia="Times New Roman" w:hAnsi="Times New Roman" w:cs="Times New Roman"/>
+          <w:sz w:val="24"/>
+          <w:szCs w:val="24"/>
+          <w:lang w:val="en-ID" w:eastAsia="en-ID"/>
+        </w:rPr>
+        <w:t xml:space="preserve"> </w:t>
+      </w:r>
+      <w:proofErr w:type="spellStart"/>
+      <w:r>
+        <w:rPr>
+          <w:rFonts w:ascii="Times New Roman" w:eastAsia="Times New Roman" w:hAnsi="Times New Roman" w:cs="Times New Roman"/>
+          <w:sz w:val="24"/>
+          <w:szCs w:val="24"/>
+          <w:lang w:val="en-ID" w:eastAsia="en-ID"/>
+        </w:rPr>
+        <w:t>perangkat</w:t>
+      </w:r>
+      <w:proofErr w:type="spellEnd"/>
+      <w:r>
+        <w:rPr>
+          <w:rFonts w:ascii="Times New Roman" w:eastAsia="Times New Roman" w:hAnsi="Times New Roman" w:cs="Times New Roman"/>
+          <w:sz w:val="24"/>
+          <w:szCs w:val="24"/>
+          <w:lang w:val="en-ID" w:eastAsia="en-ID"/>
+        </w:rPr>
+        <w:t xml:space="preserve"> </w:t>
+      </w:r>
+      <w:proofErr w:type="spellStart"/>
+      <w:r>
+        <w:rPr>
+          <w:rFonts w:ascii="Times New Roman" w:eastAsia="Times New Roman" w:hAnsi="Times New Roman" w:cs="Times New Roman"/>
+          <w:sz w:val="24"/>
+          <w:szCs w:val="24"/>
+          <w:lang w:val="en-ID" w:eastAsia="en-ID"/>
+        </w:rPr>
+        <w:t>keras</w:t>
+      </w:r>
+      <w:proofErr w:type="spellEnd"/>
+      <w:r>
+        <w:rPr>
+          <w:rFonts w:ascii="Times New Roman" w:eastAsia="Times New Roman" w:hAnsi="Times New Roman" w:cs="Times New Roman"/>
+          <w:sz w:val="24"/>
+          <w:szCs w:val="24"/>
+          <w:lang w:val="en-ID" w:eastAsia="en-ID"/>
+        </w:rPr>
+        <w:t xml:space="preserve"> dan </w:t>
+      </w:r>
+      <w:proofErr w:type="spellStart"/>
+      <w:r>
+        <w:rPr>
+          <w:rFonts w:ascii="Times New Roman" w:eastAsia="Times New Roman" w:hAnsi="Times New Roman" w:cs="Times New Roman"/>
+          <w:sz w:val="24"/>
+          <w:szCs w:val="24"/>
+          <w:lang w:val="en-ID" w:eastAsia="en-ID"/>
+        </w:rPr>
+        <w:t>menjadi</w:t>
+      </w:r>
+      <w:proofErr w:type="spellEnd"/>
+      <w:r>
+        <w:rPr>
+          <w:rFonts w:ascii="Times New Roman" w:eastAsia="Times New Roman" w:hAnsi="Times New Roman" w:cs="Times New Roman"/>
+          <w:sz w:val="24"/>
+          <w:szCs w:val="24"/>
+          <w:lang w:val="en-ID" w:eastAsia="en-ID"/>
+        </w:rPr>
+        <w:t xml:space="preserve"> </w:t>
+      </w:r>
+      <w:proofErr w:type="spellStart"/>
+      <w:r>
+        <w:rPr>
+          <w:rFonts w:ascii="Times New Roman" w:eastAsia="Times New Roman" w:hAnsi="Times New Roman" w:cs="Times New Roman"/>
+          <w:sz w:val="24"/>
+          <w:szCs w:val="24"/>
+          <w:lang w:val="en-ID" w:eastAsia="en-ID"/>
+        </w:rPr>
+        <w:t>penghubung</w:t>
+      </w:r>
+      <w:proofErr w:type="spellEnd"/>
+      <w:r>
+        <w:rPr>
+          <w:rFonts w:ascii="Times New Roman" w:eastAsia="Times New Roman" w:hAnsi="Times New Roman" w:cs="Times New Roman"/>
+          <w:sz w:val="24"/>
+          <w:szCs w:val="24"/>
+          <w:lang w:val="en-ID" w:eastAsia="en-ID"/>
+        </w:rPr>
+        <w:t xml:space="preserve"> </w:t>
+      </w:r>
+      <w:proofErr w:type="spellStart"/>
+      <w:r>
+        <w:rPr>
+          <w:rFonts w:ascii="Times New Roman" w:eastAsia="Times New Roman" w:hAnsi="Times New Roman" w:cs="Times New Roman"/>
+          <w:sz w:val="24"/>
+          <w:szCs w:val="24"/>
+          <w:lang w:val="en-ID" w:eastAsia="en-ID"/>
+        </w:rPr>
+        <w:t>antara</w:t>
+      </w:r>
+      <w:proofErr w:type="spellEnd"/>
+      <w:r>
+        <w:rPr>
+          <w:rFonts w:ascii="Times New Roman" w:eastAsia="Times New Roman" w:hAnsi="Times New Roman" w:cs="Times New Roman"/>
+          <w:sz w:val="24"/>
+          <w:szCs w:val="24"/>
+          <w:lang w:val="en-ID" w:eastAsia="en-ID"/>
+        </w:rPr>
+        <w:t xml:space="preserve"> </w:t>
+      </w:r>
+      <w:proofErr w:type="spellStart"/>
+      <w:r>
+        <w:rPr>
+          <w:rFonts w:ascii="Times New Roman" w:eastAsia="Times New Roman" w:hAnsi="Times New Roman" w:cs="Times New Roman"/>
+          <w:sz w:val="24"/>
+          <w:szCs w:val="24"/>
+          <w:lang w:val="en-ID" w:eastAsia="en-ID"/>
+        </w:rPr>
+        <w:t>pengguna</w:t>
+      </w:r>
+      <w:proofErr w:type="spellEnd"/>
+      <w:r>
+        <w:rPr>
+          <w:rFonts w:ascii="Times New Roman" w:eastAsia="Times New Roman" w:hAnsi="Times New Roman" w:cs="Times New Roman"/>
+          <w:sz w:val="24"/>
+          <w:szCs w:val="24"/>
+          <w:lang w:val="en-ID" w:eastAsia="en-ID"/>
+        </w:rPr>
+        <w:t xml:space="preserve"> </w:t>
+      </w:r>
+      <w:proofErr w:type="spellStart"/>
+      <w:r>
+        <w:rPr>
+          <w:rFonts w:ascii="Times New Roman" w:eastAsia="Times New Roman" w:hAnsi="Times New Roman" w:cs="Times New Roman"/>
+          <w:sz w:val="24"/>
+          <w:szCs w:val="24"/>
+          <w:lang w:val="en-ID" w:eastAsia="en-ID"/>
+        </w:rPr>
+        <w:t>dengan</w:t>
+      </w:r>
+      <w:proofErr w:type="spellEnd"/>
+      <w:r>
+        <w:rPr>
+          <w:rFonts w:ascii="Times New Roman" w:eastAsia="Times New Roman" w:hAnsi="Times New Roman" w:cs="Times New Roman"/>
+          <w:sz w:val="24"/>
+          <w:szCs w:val="24"/>
+          <w:lang w:val="en-ID" w:eastAsia="en-ID"/>
+        </w:rPr>
+        <w:t xml:space="preserve"> </w:t>
+      </w:r>
+      <w:proofErr w:type="spellStart"/>
+      <w:r>
+        <w:rPr>
+          <w:rFonts w:ascii="Times New Roman" w:eastAsia="Times New Roman" w:hAnsi="Times New Roman" w:cs="Times New Roman"/>
+          <w:sz w:val="24"/>
+          <w:szCs w:val="24"/>
+          <w:lang w:val="en-ID" w:eastAsia="en-ID"/>
+        </w:rPr>
+        <w:t>komputer</w:t>
+      </w:r>
+      <w:proofErr w:type="spellEnd"/>
+      <w:r>
+        <w:rPr>
+          <w:rFonts w:ascii="Times New Roman" w:eastAsia="Times New Roman" w:hAnsi="Times New Roman" w:cs="Times New Roman"/>
+          <w:sz w:val="24"/>
+          <w:szCs w:val="24"/>
+          <w:lang w:val="en-ID" w:eastAsia="en-ID"/>
+        </w:rPr>
+        <w:t xml:space="preserve">. Oleh </w:t>
+      </w:r>
+      <w:proofErr w:type="spellStart"/>
+      <w:r>
+        <w:rPr>
+          <w:rFonts w:ascii="Times New Roman" w:eastAsia="Times New Roman" w:hAnsi="Times New Roman" w:cs="Times New Roman"/>
+          <w:sz w:val="24"/>
+          <w:szCs w:val="24"/>
+          <w:lang w:val="en-ID" w:eastAsia="en-ID"/>
+        </w:rPr>
+        <w:t>karena</w:t>
+      </w:r>
+      <w:proofErr w:type="spellEnd"/>
+      <w:r>
+        <w:rPr>
+          <w:rFonts w:ascii="Times New Roman" w:eastAsia="Times New Roman" w:hAnsi="Times New Roman" w:cs="Times New Roman"/>
+          <w:sz w:val="24"/>
+          <w:szCs w:val="24"/>
+          <w:lang w:val="en-ID" w:eastAsia="en-ID"/>
+        </w:rPr>
+        <w:t xml:space="preserve"> </w:t>
+      </w:r>
+      <w:proofErr w:type="spellStart"/>
+      <w:r>
+        <w:rPr>
+          <w:rFonts w:ascii="Times New Roman" w:eastAsia="Times New Roman" w:hAnsi="Times New Roman" w:cs="Times New Roman"/>
+          <w:sz w:val="24"/>
+          <w:szCs w:val="24"/>
+          <w:lang w:val="en-ID" w:eastAsia="en-ID"/>
+        </w:rPr>
+        <w:t>itu</w:t>
+      </w:r>
+      <w:proofErr w:type="spellEnd"/>
+      <w:r>
+        <w:rPr>
+          <w:rFonts w:ascii="Times New Roman" w:eastAsia="Times New Roman" w:hAnsi="Times New Roman" w:cs="Times New Roman"/>
+          <w:sz w:val="24"/>
+          <w:szCs w:val="24"/>
+          <w:lang w:val="en-ID" w:eastAsia="en-ID"/>
+        </w:rPr>
+        <w:t xml:space="preserve">, proses </w:t>
+      </w:r>
+      <w:proofErr w:type="spellStart"/>
+      <w:r>
+        <w:rPr>
+          <w:rFonts w:ascii="Times New Roman" w:eastAsia="Times New Roman" w:hAnsi="Times New Roman" w:cs="Times New Roman"/>
+          <w:sz w:val="24"/>
+          <w:szCs w:val="24"/>
+          <w:lang w:val="en-ID" w:eastAsia="en-ID"/>
+        </w:rPr>
+        <w:t>instalasi</w:t>
+      </w:r>
+      <w:proofErr w:type="spellEnd"/>
+      <w:r>
+        <w:rPr>
+          <w:rFonts w:ascii="Times New Roman" w:eastAsia="Times New Roman" w:hAnsi="Times New Roman" w:cs="Times New Roman"/>
+          <w:sz w:val="24"/>
+          <w:szCs w:val="24"/>
+          <w:lang w:val="en-ID" w:eastAsia="en-ID"/>
+        </w:rPr>
+        <w:t xml:space="preserve"> </w:t>
+      </w:r>
+      <w:proofErr w:type="spellStart"/>
+      <w:r>
+        <w:rPr>
+          <w:rFonts w:ascii="Times New Roman" w:eastAsia="Times New Roman" w:hAnsi="Times New Roman" w:cs="Times New Roman"/>
+          <w:sz w:val="24"/>
+          <w:szCs w:val="24"/>
+          <w:lang w:val="en-ID" w:eastAsia="en-ID"/>
+        </w:rPr>
+        <w:t>sistem</w:t>
+      </w:r>
+      <w:proofErr w:type="spellEnd"/>
+      <w:r>
+        <w:rPr>
+          <w:rFonts w:ascii="Times New Roman" w:eastAsia="Times New Roman" w:hAnsi="Times New Roman" w:cs="Times New Roman"/>
+          <w:sz w:val="24"/>
+          <w:szCs w:val="24"/>
+          <w:lang w:val="en-ID" w:eastAsia="en-ID"/>
+        </w:rPr>
+        <w:t xml:space="preserve"> </w:t>
+      </w:r>
+      <w:proofErr w:type="spellStart"/>
+      <w:r>
+        <w:rPr>
+          <w:rFonts w:ascii="Times New Roman" w:eastAsia="Times New Roman" w:hAnsi="Times New Roman" w:cs="Times New Roman"/>
+          <w:sz w:val="24"/>
+          <w:szCs w:val="24"/>
+          <w:lang w:val="en-ID" w:eastAsia="en-ID"/>
+        </w:rPr>
+        <w:t>operasi</w:t>
+      </w:r>
+      <w:proofErr w:type="spellEnd"/>
+      <w:r>
+        <w:rPr>
+          <w:rFonts w:ascii="Times New Roman" w:eastAsia="Times New Roman" w:hAnsi="Times New Roman" w:cs="Times New Roman"/>
+          <w:sz w:val="24"/>
+          <w:szCs w:val="24"/>
+          <w:lang w:val="en-ID" w:eastAsia="en-ID"/>
+        </w:rPr>
+        <w:t xml:space="preserve"> </w:t>
+      </w:r>
+      <w:proofErr w:type="spellStart"/>
+      <w:r>
+        <w:rPr>
+          <w:rFonts w:ascii="Times New Roman" w:eastAsia="Times New Roman" w:hAnsi="Times New Roman" w:cs="Times New Roman"/>
+          <w:sz w:val="24"/>
+          <w:szCs w:val="24"/>
+          <w:lang w:val="en-ID" w:eastAsia="en-ID"/>
+        </w:rPr>
+        <w:t>menjadi</w:t>
+      </w:r>
+      <w:proofErr w:type="spellEnd"/>
+      <w:r>
+        <w:rPr>
+          <w:rFonts w:ascii="Times New Roman" w:eastAsia="Times New Roman" w:hAnsi="Times New Roman" w:cs="Times New Roman"/>
+          <w:sz w:val="24"/>
+          <w:szCs w:val="24"/>
+          <w:lang w:val="en-ID" w:eastAsia="en-ID"/>
+        </w:rPr>
+        <w:t xml:space="preserve"> salah </w:t>
+      </w:r>
+      <w:proofErr w:type="spellStart"/>
+      <w:r>
+        <w:rPr>
+          <w:rFonts w:ascii="Times New Roman" w:eastAsia="Times New Roman" w:hAnsi="Times New Roman" w:cs="Times New Roman"/>
+          <w:sz w:val="24"/>
+          <w:szCs w:val="24"/>
+          <w:lang w:val="en-ID" w:eastAsia="en-ID"/>
+        </w:rPr>
+        <w:t>satu</w:t>
+      </w:r>
+      <w:proofErr w:type="spellEnd"/>
+      <w:r>
+        <w:rPr>
+          <w:rFonts w:ascii="Times New Roman" w:eastAsia="Times New Roman" w:hAnsi="Times New Roman" w:cs="Times New Roman"/>
+          <w:sz w:val="24"/>
+          <w:szCs w:val="24"/>
+          <w:lang w:val="en-ID" w:eastAsia="en-ID"/>
+        </w:rPr>
+        <w:t xml:space="preserve"> </w:t>
+      </w:r>
+      <w:proofErr w:type="spellStart"/>
+      <w:r>
+        <w:rPr>
+          <w:rFonts w:ascii="Times New Roman" w:eastAsia="Times New Roman" w:hAnsi="Times New Roman" w:cs="Times New Roman"/>
+          <w:sz w:val="24"/>
+          <w:szCs w:val="24"/>
+          <w:lang w:val="en-ID" w:eastAsia="en-ID"/>
+        </w:rPr>
+        <w:t>keterampilan</w:t>
+      </w:r>
+      <w:proofErr w:type="spellEnd"/>
+      <w:r>
+        <w:rPr>
+          <w:rFonts w:ascii="Times New Roman" w:eastAsia="Times New Roman" w:hAnsi="Times New Roman" w:cs="Times New Roman"/>
+          <w:sz w:val="24"/>
+          <w:szCs w:val="24"/>
+          <w:lang w:val="en-ID" w:eastAsia="en-ID"/>
+        </w:rPr>
+        <w:t xml:space="preserve"> </w:t>
+      </w:r>
+      <w:proofErr w:type="spellStart"/>
+      <w:r>
+        <w:rPr>
+          <w:rFonts w:ascii="Times New Roman" w:eastAsia="Times New Roman" w:hAnsi="Times New Roman" w:cs="Times New Roman"/>
+          <w:sz w:val="24"/>
+          <w:szCs w:val="24"/>
+          <w:lang w:val="en-ID" w:eastAsia="en-ID"/>
+        </w:rPr>
+        <w:t>penting</w:t>
+      </w:r>
+      <w:proofErr w:type="spellEnd"/>
+      <w:r>
+        <w:rPr>
+          <w:rFonts w:ascii="Times New Roman" w:eastAsia="Times New Roman" w:hAnsi="Times New Roman" w:cs="Times New Roman"/>
+          <w:sz w:val="24"/>
+          <w:szCs w:val="24"/>
+          <w:lang w:val="en-ID" w:eastAsia="en-ID"/>
+        </w:rPr>
+        <w:t xml:space="preserve"> yang </w:t>
+      </w:r>
+      <w:proofErr w:type="spellStart"/>
+      <w:r>
+        <w:rPr>
+          <w:rFonts w:ascii="Times New Roman" w:eastAsia="Times New Roman" w:hAnsi="Times New Roman" w:cs="Times New Roman"/>
+          <w:sz w:val="24"/>
+          <w:szCs w:val="24"/>
+          <w:lang w:val="en-ID" w:eastAsia="en-ID"/>
+        </w:rPr>
+        <w:t>harus</w:t>
+      </w:r>
+      <w:proofErr w:type="spellEnd"/>
+      <w:r>
+        <w:rPr>
+          <w:rFonts w:ascii="Times New Roman" w:eastAsia="Times New Roman" w:hAnsi="Times New Roman" w:cs="Times New Roman"/>
+          <w:sz w:val="24"/>
+          <w:szCs w:val="24"/>
+          <w:lang w:val="en-ID" w:eastAsia="en-ID"/>
+        </w:rPr>
+        <w:t xml:space="preserve"> </w:t>
+      </w:r>
+      <w:proofErr w:type="spellStart"/>
+      <w:r>
+        <w:rPr>
+          <w:rFonts w:ascii="Times New Roman" w:eastAsia="Times New Roman" w:hAnsi="Times New Roman" w:cs="Times New Roman"/>
+          <w:sz w:val="24"/>
+          <w:szCs w:val="24"/>
+          <w:lang w:val="en-ID" w:eastAsia="en-ID"/>
+        </w:rPr>
+        <w:t>dimiliki</w:t>
+      </w:r>
+      <w:proofErr w:type="spellEnd"/>
+      <w:r>
+        <w:rPr>
+          <w:rFonts w:ascii="Times New Roman" w:eastAsia="Times New Roman" w:hAnsi="Times New Roman" w:cs="Times New Roman"/>
+          <w:sz w:val="24"/>
+          <w:szCs w:val="24"/>
+          <w:lang w:val="en-ID" w:eastAsia="en-ID"/>
+        </w:rPr>
+        <w:t xml:space="preserve"> oleh </w:t>
+      </w:r>
+      <w:proofErr w:type="spellStart"/>
+      <w:r>
+        <w:rPr>
+          <w:rFonts w:ascii="Times New Roman" w:eastAsia="Times New Roman" w:hAnsi="Times New Roman" w:cs="Times New Roman"/>
+          <w:sz w:val="24"/>
+          <w:szCs w:val="24"/>
+          <w:lang w:val="en-ID" w:eastAsia="en-ID"/>
+        </w:rPr>
+        <w:t>siswa</w:t>
+      </w:r>
+      <w:proofErr w:type="spellEnd"/>
+      <w:r>
+        <w:rPr>
+          <w:rFonts w:ascii="Times New Roman" w:eastAsia="Times New Roman" w:hAnsi="Times New Roman" w:cs="Times New Roman"/>
+          <w:sz w:val="24"/>
+          <w:szCs w:val="24"/>
+          <w:lang w:val="en-ID" w:eastAsia="en-ID"/>
+        </w:rPr>
+        <w:t xml:space="preserve"> </w:t>
+      </w:r>
+      <w:proofErr w:type="spellStart"/>
+      <w:r>
+        <w:rPr>
+          <w:rFonts w:ascii="Times New Roman" w:eastAsia="Times New Roman" w:hAnsi="Times New Roman" w:cs="Times New Roman"/>
+          <w:sz w:val="24"/>
+          <w:szCs w:val="24"/>
+          <w:lang w:val="en-ID" w:eastAsia="en-ID"/>
+        </w:rPr>
+        <w:t>jurusan</w:t>
+      </w:r>
+      <w:proofErr w:type="spellEnd"/>
+      <w:r>
+        <w:rPr>
+          <w:rFonts w:ascii="Times New Roman" w:eastAsia="Times New Roman" w:hAnsi="Times New Roman" w:cs="Times New Roman"/>
+          <w:sz w:val="24"/>
+          <w:szCs w:val="24"/>
+          <w:lang w:val="en-ID" w:eastAsia="en-ID"/>
+        </w:rPr>
+        <w:t xml:space="preserve"> Teknik </w:t>
+      </w:r>
+      <w:proofErr w:type="spellStart"/>
+      <w:r>
+        <w:rPr>
+          <w:rFonts w:ascii="Times New Roman" w:eastAsia="Times New Roman" w:hAnsi="Times New Roman" w:cs="Times New Roman"/>
+          <w:sz w:val="24"/>
+          <w:szCs w:val="24"/>
+          <w:lang w:val="en-ID" w:eastAsia="en-ID"/>
+        </w:rPr>
+        <w:t>Komputer</w:t>
+      </w:r>
+      <w:proofErr w:type="spellEnd"/>
+      <w:r>
+        <w:rPr>
+          <w:rFonts w:ascii="Times New Roman" w:eastAsia="Times New Roman" w:hAnsi="Times New Roman" w:cs="Times New Roman"/>
+          <w:sz w:val="24"/>
+          <w:szCs w:val="24"/>
+          <w:lang w:val="en-ID" w:eastAsia="en-ID"/>
+        </w:rPr>
+        <w:t xml:space="preserve"> dan </w:t>
+      </w:r>
+      <w:proofErr w:type="spellStart"/>
+      <w:r>
+        <w:rPr>
+          <w:rFonts w:ascii="Times New Roman" w:eastAsia="Times New Roman" w:hAnsi="Times New Roman" w:cs="Times New Roman"/>
+          <w:sz w:val="24"/>
+          <w:szCs w:val="24"/>
+          <w:lang w:val="en-ID" w:eastAsia="en-ID"/>
+        </w:rPr>
+        <w:t>Jaringan</w:t>
+      </w:r>
+      <w:proofErr w:type="spellEnd"/>
+      <w:r>
+        <w:rPr>
+          <w:rFonts w:ascii="Times New Roman" w:eastAsia="Times New Roman" w:hAnsi="Times New Roman" w:cs="Times New Roman"/>
+          <w:sz w:val="24"/>
+          <w:szCs w:val="24"/>
+          <w:lang w:val="en-ID" w:eastAsia="en-ID"/>
+        </w:rPr>
+        <w:t xml:space="preserve"> (TKJ).</w:t>
+      </w:r>
+    </w:p>
+    <w:p>
+      <w:pPr>
+        <w:spacing w:before="100" w:beforeAutospacing="1" w:after="100" w:afterAutospacing="1" w:line="240" w:lineRule="auto"/>
+        <w:rPr>
+          <w:rFonts w:ascii="Times New Roman" w:eastAsia="Times New Roman" w:hAnsi="Times New Roman" w:cs="Times New Roman"/>
+          <w:sz w:val="24"/>
+          <w:szCs w:val="24"/>
+          <w:lang w:val="en-ID" w:eastAsia="en-ID"/>
+        </w:rPr>
+      </w:pPr>
+      <w:r>
+        <w:rPr>
+          <w:rFonts w:ascii="Times New Roman" w:eastAsia="Times New Roman" w:hAnsi="Times New Roman" w:cs="Times New Roman"/>
+          <w:sz w:val="24"/>
+          <w:szCs w:val="24"/>
+          <w:lang w:val="en-ID" w:eastAsia="en-ID"/>
+        </w:rPr>
+        <w:t xml:space="preserve">Linux Mint </w:t>
+      </w:r>
+      <w:proofErr w:type="spellStart"/>
+      <w:r>
+        <w:rPr>
+          <w:rFonts w:ascii="Times New Roman" w:eastAsia="Times New Roman" w:hAnsi="Times New Roman" w:cs="Times New Roman"/>
+          <w:sz w:val="24"/>
+          <w:szCs w:val="24"/>
+          <w:lang w:val="en-ID" w:eastAsia="en-ID"/>
+        </w:rPr>
+        <w:t>merupakan</w:t>
+      </w:r>
+      <w:proofErr w:type="spellEnd"/>
+      <w:r>
+        <w:rPr>
+          <w:rFonts w:ascii="Times New Roman" w:eastAsia="Times New Roman" w:hAnsi="Times New Roman" w:cs="Times New Roman"/>
+          <w:sz w:val="24"/>
+          <w:szCs w:val="24"/>
+          <w:lang w:val="en-ID" w:eastAsia="en-ID"/>
+        </w:rPr>
+        <w:t xml:space="preserve"> salah </w:t>
+      </w:r>
+      <w:proofErr w:type="spellStart"/>
+      <w:r>
+        <w:rPr>
+          <w:rFonts w:ascii="Times New Roman" w:eastAsia="Times New Roman" w:hAnsi="Times New Roman" w:cs="Times New Roman"/>
+          <w:sz w:val="24"/>
+          <w:szCs w:val="24"/>
+          <w:lang w:val="en-ID" w:eastAsia="en-ID"/>
+        </w:rPr>
+        <w:t>satu</w:t>
+      </w:r>
+      <w:proofErr w:type="spellEnd"/>
+      <w:r>
+        <w:rPr>
+          <w:rFonts w:ascii="Times New Roman" w:eastAsia="Times New Roman" w:hAnsi="Times New Roman" w:cs="Times New Roman"/>
+          <w:sz w:val="24"/>
+          <w:szCs w:val="24"/>
+          <w:lang w:val="en-ID" w:eastAsia="en-ID"/>
+        </w:rPr>
+        <w:t xml:space="preserve"> </w:t>
+      </w:r>
+      <w:proofErr w:type="spellStart"/>
+      <w:r>
+        <w:rPr>
+          <w:rFonts w:ascii="Times New Roman" w:eastAsia="Times New Roman" w:hAnsi="Times New Roman" w:cs="Times New Roman"/>
+          <w:sz w:val="24"/>
+          <w:szCs w:val="24"/>
+          <w:lang w:val="en-ID" w:eastAsia="en-ID"/>
+        </w:rPr>
+        <w:t>distribusi</w:t>
+      </w:r>
+      <w:proofErr w:type="spellEnd"/>
+      <w:r>
+        <w:rPr>
+          <w:rFonts w:ascii="Times New Roman" w:eastAsia="Times New Roman" w:hAnsi="Times New Roman" w:cs="Times New Roman"/>
+          <w:sz w:val="24"/>
+          <w:szCs w:val="24"/>
+          <w:lang w:val="en-ID" w:eastAsia="en-ID"/>
+        </w:rPr>
+        <w:t xml:space="preserve"> Linux yang </w:t>
+      </w:r>
+      <w:proofErr w:type="spellStart"/>
+      <w:r>
+        <w:rPr>
+          <w:rFonts w:ascii="Times New Roman" w:eastAsia="Times New Roman" w:hAnsi="Times New Roman" w:cs="Times New Roman"/>
+          <w:sz w:val="24"/>
+          <w:szCs w:val="24"/>
+          <w:lang w:val="en-ID" w:eastAsia="en-ID"/>
+        </w:rPr>
+        <w:t>banyak</w:t>
+      </w:r>
+      <w:proofErr w:type="spellEnd"/>
+      <w:r>
+        <w:rPr>
+          <w:rFonts w:ascii="Times New Roman" w:eastAsia="Times New Roman" w:hAnsi="Times New Roman" w:cs="Times New Roman"/>
+          <w:sz w:val="24"/>
+          <w:szCs w:val="24"/>
+          <w:lang w:val="en-ID" w:eastAsia="en-ID"/>
+        </w:rPr>
+        <w:t xml:space="preserve"> </w:t>
+      </w:r>
+      <w:proofErr w:type="spellStart"/>
+      <w:r>
+        <w:rPr>
+          <w:rFonts w:ascii="Times New Roman" w:eastAsia="Times New Roman" w:hAnsi="Times New Roman" w:cs="Times New Roman"/>
+          <w:sz w:val="24"/>
+          <w:szCs w:val="24"/>
+          <w:lang w:val="en-ID" w:eastAsia="en-ID"/>
+        </w:rPr>
+        <w:t>digunakan</w:t>
+      </w:r>
+      <w:proofErr w:type="spellEnd"/>
+      <w:r>
+        <w:rPr>
+          <w:rFonts w:ascii="Times New Roman" w:eastAsia="Times New Roman" w:hAnsi="Times New Roman" w:cs="Times New Roman"/>
+          <w:sz w:val="24"/>
+          <w:szCs w:val="24"/>
+          <w:lang w:val="en-ID" w:eastAsia="en-ID"/>
+        </w:rPr>
+        <w:t xml:space="preserve"> </w:t>
+      </w:r>
+      <w:proofErr w:type="spellStart"/>
+      <w:r>
+        <w:rPr>
+          <w:rFonts w:ascii="Times New Roman" w:eastAsia="Times New Roman" w:hAnsi="Times New Roman" w:cs="Times New Roman"/>
+          <w:sz w:val="24"/>
+          <w:szCs w:val="24"/>
+          <w:lang w:val="en-ID" w:eastAsia="en-ID"/>
+        </w:rPr>
+        <w:t>karena</w:t>
+      </w:r>
+      <w:proofErr w:type="spellEnd"/>
+      <w:r>
+        <w:rPr>
+          <w:rFonts w:ascii="Times New Roman" w:eastAsia="Times New Roman" w:hAnsi="Times New Roman" w:cs="Times New Roman"/>
+          <w:sz w:val="24"/>
+          <w:szCs w:val="24"/>
+          <w:lang w:val="en-ID" w:eastAsia="en-ID"/>
+        </w:rPr>
+        <w:t xml:space="preserve"> </w:t>
+      </w:r>
+      <w:proofErr w:type="spellStart"/>
+      <w:r>
+        <w:rPr>
+          <w:rFonts w:ascii="Times New Roman" w:eastAsia="Times New Roman" w:hAnsi="Times New Roman" w:cs="Times New Roman"/>
+          <w:sz w:val="24"/>
+          <w:szCs w:val="24"/>
+          <w:lang w:val="en-ID" w:eastAsia="en-ID"/>
+        </w:rPr>
+        <w:t>memiliki</w:t>
+      </w:r>
+      <w:proofErr w:type="spellEnd"/>
+      <w:r>
+        <w:rPr>
+          <w:rFonts w:ascii="Times New Roman" w:eastAsia="Times New Roman" w:hAnsi="Times New Roman" w:cs="Times New Roman"/>
+          <w:sz w:val="24"/>
+          <w:szCs w:val="24"/>
+          <w:lang w:val="en-ID" w:eastAsia="en-ID"/>
+        </w:rPr>
+        <w:t xml:space="preserve"> </w:t>
+      </w:r>
+      <w:proofErr w:type="spellStart"/>
+      <w:r>
+        <w:rPr>
+          <w:rFonts w:ascii="Times New Roman" w:eastAsia="Times New Roman" w:hAnsi="Times New Roman" w:cs="Times New Roman"/>
+          <w:sz w:val="24"/>
+          <w:szCs w:val="24"/>
+          <w:lang w:val="en-ID" w:eastAsia="en-ID"/>
+        </w:rPr>
+        <w:t>tampilan</w:t>
+      </w:r>
+      <w:proofErr w:type="spellEnd"/>
+      <w:r>
+        <w:rPr>
+          <w:rFonts w:ascii="Times New Roman" w:eastAsia="Times New Roman" w:hAnsi="Times New Roman" w:cs="Times New Roman"/>
+          <w:sz w:val="24"/>
+          <w:szCs w:val="24"/>
+          <w:lang w:val="en-ID" w:eastAsia="en-ID"/>
+        </w:rPr>
+        <w:t xml:space="preserve"> yang </w:t>
+      </w:r>
+      <w:proofErr w:type="spellStart"/>
+      <w:r>
+        <w:rPr>
+          <w:rFonts w:ascii="Times New Roman" w:eastAsia="Times New Roman" w:hAnsi="Times New Roman" w:cs="Times New Roman"/>
+          <w:sz w:val="24"/>
+          <w:szCs w:val="24"/>
+          <w:lang w:val="en-ID" w:eastAsia="en-ID"/>
+        </w:rPr>
+        <w:t>mudah</w:t>
+      </w:r>
+      <w:proofErr w:type="spellEnd"/>
+      <w:r>
+        <w:rPr>
+          <w:rFonts w:ascii="Times New Roman" w:eastAsia="Times New Roman" w:hAnsi="Times New Roman" w:cs="Times New Roman"/>
+          <w:sz w:val="24"/>
+          <w:szCs w:val="24"/>
+          <w:lang w:val="en-ID" w:eastAsia="en-ID"/>
+        </w:rPr>
+        <w:t xml:space="preserve"> </w:t>
+      </w:r>
+      <w:proofErr w:type="spellStart"/>
+      <w:r>
+        <w:rPr>
+          <w:rFonts w:ascii="Times New Roman" w:eastAsia="Times New Roman" w:hAnsi="Times New Roman" w:cs="Times New Roman"/>
+          <w:sz w:val="24"/>
+          <w:szCs w:val="24"/>
+          <w:lang w:val="en-ID" w:eastAsia="en-ID"/>
+        </w:rPr>
+        <w:t>dipahami</w:t>
+      </w:r>
+      <w:proofErr w:type="spellEnd"/>
+      <w:r>
+        <w:rPr>
+          <w:rFonts w:ascii="Times New Roman" w:eastAsia="Times New Roman" w:hAnsi="Times New Roman" w:cs="Times New Roman"/>
+          <w:sz w:val="24"/>
+          <w:szCs w:val="24"/>
+          <w:lang w:val="en-ID" w:eastAsia="en-ID"/>
+        </w:rPr>
+        <w:t xml:space="preserve">, </w:t>
+      </w:r>
+      <w:proofErr w:type="spellStart"/>
+      <w:r>
+        <w:rPr>
+          <w:rFonts w:ascii="Times New Roman" w:eastAsia="Times New Roman" w:hAnsi="Times New Roman" w:cs="Times New Roman"/>
+          <w:sz w:val="24"/>
+          <w:szCs w:val="24"/>
+          <w:lang w:val="en-ID" w:eastAsia="en-ID"/>
+        </w:rPr>
+        <w:t>ringan</w:t>
+      </w:r>
+      <w:proofErr w:type="spellEnd"/>
+      <w:r>
+        <w:rPr>
+          <w:rFonts w:ascii="Times New Roman" w:eastAsia="Times New Roman" w:hAnsi="Times New Roman" w:cs="Times New Roman"/>
+          <w:sz w:val="24"/>
+          <w:szCs w:val="24"/>
+          <w:lang w:val="en-ID" w:eastAsia="en-ID"/>
+        </w:rPr>
+        <w:t xml:space="preserve">, </w:t>
+      </w:r>
+      <w:proofErr w:type="spellStart"/>
+      <w:r>
+        <w:rPr>
+          <w:rFonts w:ascii="Times New Roman" w:eastAsia="Times New Roman" w:hAnsi="Times New Roman" w:cs="Times New Roman"/>
+          <w:sz w:val="24"/>
+          <w:szCs w:val="24"/>
+          <w:lang w:val="en-ID" w:eastAsia="en-ID"/>
+        </w:rPr>
+        <w:t>stabil</w:t>
+      </w:r>
+      <w:proofErr w:type="spellEnd"/>
+      <w:r>
+        <w:rPr>
+          <w:rFonts w:ascii="Times New Roman" w:eastAsia="Times New Roman" w:hAnsi="Times New Roman" w:cs="Times New Roman"/>
+          <w:sz w:val="24"/>
+          <w:szCs w:val="24"/>
+          <w:lang w:val="en-ID" w:eastAsia="en-ID"/>
+        </w:rPr>
+        <w:t xml:space="preserve">, </w:t>
+      </w:r>
+      <w:proofErr w:type="spellStart"/>
+      <w:r>
+        <w:rPr>
+          <w:rFonts w:ascii="Times New Roman" w:eastAsia="Times New Roman" w:hAnsi="Times New Roman" w:cs="Times New Roman"/>
+          <w:sz w:val="24"/>
+          <w:szCs w:val="24"/>
+          <w:lang w:val="en-ID" w:eastAsia="en-ID"/>
+        </w:rPr>
+        <w:t>serta</w:t>
+      </w:r>
+      <w:proofErr w:type="spellEnd"/>
+      <w:r>
+        <w:rPr>
+          <w:rFonts w:ascii="Times New Roman" w:eastAsia="Times New Roman" w:hAnsi="Times New Roman" w:cs="Times New Roman"/>
+          <w:sz w:val="24"/>
+          <w:szCs w:val="24"/>
+          <w:lang w:val="en-ID" w:eastAsia="en-ID"/>
+        </w:rPr>
+        <w:t xml:space="preserve"> </w:t>
+      </w:r>
+      <w:proofErr w:type="spellStart"/>
+      <w:r>
+        <w:rPr>
+          <w:rFonts w:ascii="Times New Roman" w:eastAsia="Times New Roman" w:hAnsi="Times New Roman" w:cs="Times New Roman"/>
+          <w:sz w:val="24"/>
+          <w:szCs w:val="24"/>
+          <w:lang w:val="en-ID" w:eastAsia="en-ID"/>
+        </w:rPr>
+        <w:t>bersifat</w:t>
+      </w:r>
+      <w:proofErr w:type="spellEnd"/>
+      <w:r>
+        <w:rPr>
+          <w:rFonts w:ascii="Times New Roman" w:eastAsia="Times New Roman" w:hAnsi="Times New Roman" w:cs="Times New Roman"/>
+          <w:sz w:val="24"/>
+          <w:szCs w:val="24"/>
+          <w:lang w:val="en-ID" w:eastAsia="en-ID"/>
+        </w:rPr>
+        <w:t xml:space="preserve"> </w:t>
+      </w:r>
+      <w:r>
+        <w:rPr>
+          <w:rFonts w:ascii="Times New Roman" w:eastAsia="Times New Roman" w:hAnsi="Times New Roman" w:cs="Times New Roman"/>
+          <w:b/>
+          <w:bCs/>
+          <w:sz w:val="24"/>
+          <w:szCs w:val="24"/>
+          <w:lang w:val="en-ID" w:eastAsia="en-ID"/>
+        </w:rPr>
+        <w:t>open source</w:t>
+      </w:r>
+      <w:r>
+        <w:rPr>
+          <w:rFonts w:ascii="Times New Roman" w:eastAsia="Times New Roman" w:hAnsi="Times New Roman" w:cs="Times New Roman"/>
+          <w:sz w:val="24"/>
+          <w:szCs w:val="24"/>
+          <w:lang w:val="en-ID" w:eastAsia="en-ID"/>
+        </w:rPr>
+        <w:t xml:space="preserve">. </w:t>
+      </w:r>
+      <w:proofErr w:type="spellStart"/>
+      <w:r>
+        <w:rPr>
+          <w:rFonts w:ascii="Times New Roman" w:eastAsia="Times New Roman" w:hAnsi="Times New Roman" w:cs="Times New Roman"/>
+          <w:sz w:val="24"/>
+          <w:szCs w:val="24"/>
+          <w:lang w:val="en-ID" w:eastAsia="en-ID"/>
+        </w:rPr>
+        <w:t>Sistem</w:t>
+      </w:r>
+      <w:proofErr w:type="spellEnd"/>
+      <w:r>
+        <w:rPr>
+          <w:rFonts w:ascii="Times New Roman" w:eastAsia="Times New Roman" w:hAnsi="Times New Roman" w:cs="Times New Roman"/>
+          <w:sz w:val="24"/>
+          <w:szCs w:val="24"/>
+          <w:lang w:val="en-ID" w:eastAsia="en-ID"/>
+        </w:rPr>
+        <w:t xml:space="preserve"> </w:t>
+      </w:r>
+      <w:proofErr w:type="spellStart"/>
+      <w:r>
+        <w:rPr>
+          <w:rFonts w:ascii="Times New Roman" w:eastAsia="Times New Roman" w:hAnsi="Times New Roman" w:cs="Times New Roman"/>
+          <w:sz w:val="24"/>
+          <w:szCs w:val="24"/>
+          <w:lang w:val="en-ID" w:eastAsia="en-ID"/>
+        </w:rPr>
+        <w:t>operasi</w:t>
+      </w:r>
+      <w:proofErr w:type="spellEnd"/>
+      <w:r>
+        <w:rPr>
+          <w:rFonts w:ascii="Times New Roman" w:eastAsia="Times New Roman" w:hAnsi="Times New Roman" w:cs="Times New Roman"/>
+          <w:sz w:val="24"/>
+          <w:szCs w:val="24"/>
+          <w:lang w:val="en-ID" w:eastAsia="en-ID"/>
+        </w:rPr>
+        <w:t xml:space="preserve"> </w:t>
+      </w:r>
+      <w:proofErr w:type="spellStart"/>
+      <w:r>
+        <w:rPr>
+          <w:rFonts w:ascii="Times New Roman" w:eastAsia="Times New Roman" w:hAnsi="Times New Roman" w:cs="Times New Roman"/>
+          <w:sz w:val="24"/>
+          <w:szCs w:val="24"/>
+          <w:lang w:val="en-ID" w:eastAsia="en-ID"/>
+        </w:rPr>
+        <w:t>ini</w:t>
+      </w:r>
+      <w:proofErr w:type="spellEnd"/>
+      <w:r>
+        <w:rPr>
+          <w:rFonts w:ascii="Times New Roman" w:eastAsia="Times New Roman" w:hAnsi="Times New Roman" w:cs="Times New Roman"/>
+          <w:sz w:val="24"/>
+          <w:szCs w:val="24"/>
+          <w:lang w:val="en-ID" w:eastAsia="en-ID"/>
+        </w:rPr>
+        <w:t xml:space="preserve"> </w:t>
+      </w:r>
+      <w:proofErr w:type="spellStart"/>
+      <w:r>
+        <w:rPr>
+          <w:rFonts w:ascii="Times New Roman" w:eastAsia="Times New Roman" w:hAnsi="Times New Roman" w:cs="Times New Roman"/>
+          <w:sz w:val="24"/>
+          <w:szCs w:val="24"/>
+          <w:lang w:val="en-ID" w:eastAsia="en-ID"/>
+        </w:rPr>
+        <w:t>dapat</w:t>
+      </w:r>
+      <w:proofErr w:type="spellEnd"/>
+      <w:r>
+        <w:rPr>
+          <w:rFonts w:ascii="Times New Roman" w:eastAsia="Times New Roman" w:hAnsi="Times New Roman" w:cs="Times New Roman"/>
+          <w:sz w:val="24"/>
+          <w:szCs w:val="24"/>
+          <w:lang w:val="en-ID" w:eastAsia="en-ID"/>
+        </w:rPr>
+        <w:t xml:space="preserve"> </w:t>
+      </w:r>
+      <w:proofErr w:type="spellStart"/>
+      <w:r>
+        <w:rPr>
+          <w:rFonts w:ascii="Times New Roman" w:eastAsia="Times New Roman" w:hAnsi="Times New Roman" w:cs="Times New Roman"/>
+          <w:sz w:val="24"/>
+          <w:szCs w:val="24"/>
+          <w:lang w:val="en-ID" w:eastAsia="en-ID"/>
+        </w:rPr>
+        <w:t>menjadi</w:t>
+      </w:r>
+      <w:proofErr w:type="spellEnd"/>
+      <w:r>
+        <w:rPr>
+          <w:rFonts w:ascii="Times New Roman" w:eastAsia="Times New Roman" w:hAnsi="Times New Roman" w:cs="Times New Roman"/>
+          <w:sz w:val="24"/>
+          <w:szCs w:val="24"/>
+          <w:lang w:val="en-ID" w:eastAsia="en-ID"/>
+        </w:rPr>
+        <w:t xml:space="preserve"> </w:t>
+      </w:r>
+      <w:proofErr w:type="spellStart"/>
+      <w:r>
+        <w:rPr>
+          <w:rFonts w:ascii="Times New Roman" w:eastAsia="Times New Roman" w:hAnsi="Times New Roman" w:cs="Times New Roman"/>
+          <w:sz w:val="24"/>
+          <w:szCs w:val="24"/>
+          <w:lang w:val="en-ID" w:eastAsia="en-ID"/>
+        </w:rPr>
+        <w:t>alternatif</w:t>
+      </w:r>
+      <w:proofErr w:type="spellEnd"/>
+      <w:r>
+        <w:rPr>
+          <w:rFonts w:ascii="Times New Roman" w:eastAsia="Times New Roman" w:hAnsi="Times New Roman" w:cs="Times New Roman"/>
+          <w:sz w:val="24"/>
+          <w:szCs w:val="24"/>
+          <w:lang w:val="en-ID" w:eastAsia="en-ID"/>
+        </w:rPr>
+        <w:t xml:space="preserve"> </w:t>
+      </w:r>
+      <w:proofErr w:type="spellStart"/>
+      <w:r>
+        <w:rPr>
+          <w:rFonts w:ascii="Times New Roman" w:eastAsia="Times New Roman" w:hAnsi="Times New Roman" w:cs="Times New Roman"/>
+          <w:sz w:val="24"/>
+          <w:szCs w:val="24"/>
+          <w:lang w:val="en-ID" w:eastAsia="en-ID"/>
+        </w:rPr>
+        <w:t>bagi</w:t>
+      </w:r>
+      <w:proofErr w:type="spellEnd"/>
+      <w:r>
+        <w:rPr>
+          <w:rFonts w:ascii="Times New Roman" w:eastAsia="Times New Roman" w:hAnsi="Times New Roman" w:cs="Times New Roman"/>
+          <w:sz w:val="24"/>
+          <w:szCs w:val="24"/>
+          <w:lang w:val="en-ID" w:eastAsia="en-ID"/>
+        </w:rPr>
+        <w:t xml:space="preserve"> </w:t>
+      </w:r>
+      <w:proofErr w:type="spellStart"/>
+      <w:r>
+        <w:rPr>
+          <w:rFonts w:ascii="Times New Roman" w:eastAsia="Times New Roman" w:hAnsi="Times New Roman" w:cs="Times New Roman"/>
+          <w:sz w:val="24"/>
+          <w:szCs w:val="24"/>
+          <w:lang w:val="en-ID" w:eastAsia="en-ID"/>
+        </w:rPr>
+        <w:t>pengguna</w:t>
+      </w:r>
+      <w:proofErr w:type="spellEnd"/>
+      <w:r>
+        <w:rPr>
+          <w:rFonts w:ascii="Times New Roman" w:eastAsia="Times New Roman" w:hAnsi="Times New Roman" w:cs="Times New Roman"/>
+          <w:sz w:val="24"/>
+          <w:szCs w:val="24"/>
+          <w:lang w:val="en-ID" w:eastAsia="en-ID"/>
+        </w:rPr>
+        <w:t xml:space="preserve"> yang </w:t>
+      </w:r>
+      <w:proofErr w:type="spellStart"/>
+      <w:r>
+        <w:rPr>
+          <w:rFonts w:ascii="Times New Roman" w:eastAsia="Times New Roman" w:hAnsi="Times New Roman" w:cs="Times New Roman"/>
+          <w:sz w:val="24"/>
+          <w:szCs w:val="24"/>
+          <w:lang w:val="en-ID" w:eastAsia="en-ID"/>
+        </w:rPr>
+        <w:t>menginginkan</w:t>
+      </w:r>
+      <w:proofErr w:type="spellEnd"/>
+      <w:r>
+        <w:rPr>
+          <w:rFonts w:ascii="Times New Roman" w:eastAsia="Times New Roman" w:hAnsi="Times New Roman" w:cs="Times New Roman"/>
+          <w:sz w:val="24"/>
+          <w:szCs w:val="24"/>
+          <w:lang w:val="en-ID" w:eastAsia="en-ID"/>
+        </w:rPr>
+        <w:t xml:space="preserve"> </w:t>
+      </w:r>
+      <w:proofErr w:type="spellStart"/>
+      <w:r>
+        <w:rPr>
+          <w:rFonts w:ascii="Times New Roman" w:eastAsia="Times New Roman" w:hAnsi="Times New Roman" w:cs="Times New Roman"/>
+          <w:sz w:val="24"/>
+          <w:szCs w:val="24"/>
+          <w:lang w:val="en-ID" w:eastAsia="en-ID"/>
+        </w:rPr>
+        <w:t>sistem</w:t>
+      </w:r>
+      <w:proofErr w:type="spellEnd"/>
+      <w:r>
+        <w:rPr>
+          <w:rFonts w:ascii="Times New Roman" w:eastAsia="Times New Roman" w:hAnsi="Times New Roman" w:cs="Times New Roman"/>
+          <w:sz w:val="24"/>
+          <w:szCs w:val="24"/>
+          <w:lang w:val="en-ID" w:eastAsia="en-ID"/>
+        </w:rPr>
+        <w:t xml:space="preserve"> </w:t>
+      </w:r>
+      <w:proofErr w:type="spellStart"/>
+      <w:r>
+        <w:rPr>
+          <w:rFonts w:ascii="Times New Roman" w:eastAsia="Times New Roman" w:hAnsi="Times New Roman" w:cs="Times New Roman"/>
+          <w:sz w:val="24"/>
+          <w:szCs w:val="24"/>
+          <w:lang w:val="en-ID" w:eastAsia="en-ID"/>
+        </w:rPr>
+        <w:t>operasi</w:t>
+      </w:r>
+      <w:proofErr w:type="spellEnd"/>
+      <w:r>
+        <w:rPr>
+          <w:rFonts w:ascii="Times New Roman" w:eastAsia="Times New Roman" w:hAnsi="Times New Roman" w:cs="Times New Roman"/>
+          <w:sz w:val="24"/>
+          <w:szCs w:val="24"/>
+          <w:lang w:val="en-ID" w:eastAsia="en-ID"/>
+        </w:rPr>
+        <w:t xml:space="preserve"> </w:t>
+      </w:r>
+      <w:proofErr w:type="spellStart"/>
+      <w:r>
+        <w:rPr>
+          <w:rFonts w:ascii="Times New Roman" w:eastAsia="Times New Roman" w:hAnsi="Times New Roman" w:cs="Times New Roman"/>
+          <w:sz w:val="24"/>
+          <w:szCs w:val="24"/>
+          <w:lang w:val="en-ID" w:eastAsia="en-ID"/>
+        </w:rPr>
+        <w:t>tanpa</w:t>
+      </w:r>
+      <w:proofErr w:type="spellEnd"/>
+      <w:r>
+        <w:rPr>
+          <w:rFonts w:ascii="Times New Roman" w:eastAsia="Times New Roman" w:hAnsi="Times New Roman" w:cs="Times New Roman"/>
+          <w:sz w:val="24"/>
+          <w:szCs w:val="24"/>
+          <w:lang w:val="en-ID" w:eastAsia="en-ID"/>
+        </w:rPr>
+        <w:t xml:space="preserve"> </w:t>
+      </w:r>
+      <w:proofErr w:type="spellStart"/>
+      <w:r>
+        <w:rPr>
+          <w:rFonts w:ascii="Times New Roman" w:eastAsia="Times New Roman" w:hAnsi="Times New Roman" w:cs="Times New Roman"/>
+          <w:sz w:val="24"/>
+          <w:szCs w:val="24"/>
+          <w:lang w:val="en-ID" w:eastAsia="en-ID"/>
+        </w:rPr>
+        <w:t>biaya</w:t>
+      </w:r>
+      <w:proofErr w:type="spellEnd"/>
+      <w:r>
+        <w:rPr>
+          <w:rFonts w:ascii="Times New Roman" w:eastAsia="Times New Roman" w:hAnsi="Times New Roman" w:cs="Times New Roman"/>
+          <w:sz w:val="24"/>
+          <w:szCs w:val="24"/>
+          <w:lang w:val="en-ID" w:eastAsia="en-ID"/>
+        </w:rPr>
+        <w:t xml:space="preserve"> </w:t>
+      </w:r>
+      <w:proofErr w:type="spellStart"/>
+      <w:r>
+        <w:rPr>
+          <w:rFonts w:ascii="Times New Roman" w:eastAsia="Times New Roman" w:hAnsi="Times New Roman" w:cs="Times New Roman"/>
+          <w:sz w:val="24"/>
+          <w:szCs w:val="24"/>
+          <w:lang w:val="en-ID" w:eastAsia="en-ID"/>
+        </w:rPr>
+        <w:t>lisensi</w:t>
+      </w:r>
+      <w:proofErr w:type="spellEnd"/>
+      <w:r>
+        <w:rPr>
+          <w:rFonts w:ascii="Times New Roman" w:eastAsia="Times New Roman" w:hAnsi="Times New Roman" w:cs="Times New Roman"/>
+          <w:sz w:val="24"/>
+          <w:szCs w:val="24"/>
+          <w:lang w:val="en-ID" w:eastAsia="en-ID"/>
+        </w:rPr>
+        <w:t xml:space="preserve"> </w:t>
+      </w:r>
+      <w:proofErr w:type="spellStart"/>
+      <w:r>
+        <w:rPr>
+          <w:rFonts w:ascii="Times New Roman" w:eastAsia="Times New Roman" w:hAnsi="Times New Roman" w:cs="Times New Roman"/>
+          <w:sz w:val="24"/>
+          <w:szCs w:val="24"/>
+          <w:lang w:val="en-ID" w:eastAsia="en-ID"/>
+        </w:rPr>
+        <w:t>dengan</w:t>
+      </w:r>
+      <w:proofErr w:type="spellEnd"/>
+      <w:r>
+        <w:rPr>
+          <w:rFonts w:ascii="Times New Roman" w:eastAsia="Times New Roman" w:hAnsi="Times New Roman" w:cs="Times New Roman"/>
+          <w:sz w:val="24"/>
+          <w:szCs w:val="24"/>
+          <w:lang w:val="en-ID" w:eastAsia="en-ID"/>
+        </w:rPr>
+        <w:t xml:space="preserve"> </w:t>
+      </w:r>
+      <w:proofErr w:type="spellStart"/>
+      <w:r>
+        <w:rPr>
+          <w:rFonts w:ascii="Times New Roman" w:eastAsia="Times New Roman" w:hAnsi="Times New Roman" w:cs="Times New Roman"/>
+          <w:sz w:val="24"/>
+          <w:szCs w:val="24"/>
+          <w:lang w:val="en-ID" w:eastAsia="en-ID"/>
+        </w:rPr>
+        <w:t>tetap</w:t>
+      </w:r>
+      <w:proofErr w:type="spellEnd"/>
+      <w:r>
+        <w:rPr>
+          <w:rFonts w:ascii="Times New Roman" w:eastAsia="Times New Roman" w:hAnsi="Times New Roman" w:cs="Times New Roman"/>
+          <w:sz w:val="24"/>
+          <w:szCs w:val="24"/>
+          <w:lang w:val="en-ID" w:eastAsia="en-ID"/>
+        </w:rPr>
+        <w:t xml:space="preserve"> </w:t>
+      </w:r>
+      <w:proofErr w:type="spellStart"/>
+      <w:r>
+        <w:rPr>
+          <w:rFonts w:ascii="Times New Roman" w:eastAsia="Times New Roman" w:hAnsi="Times New Roman" w:cs="Times New Roman"/>
+          <w:sz w:val="24"/>
+          <w:szCs w:val="24"/>
+          <w:lang w:val="en-ID" w:eastAsia="en-ID"/>
+        </w:rPr>
+        <w:t>memiliki</w:t>
+      </w:r>
+      <w:proofErr w:type="spellEnd"/>
+      <w:r>
+        <w:rPr>
+          <w:rFonts w:ascii="Times New Roman" w:eastAsia="Times New Roman" w:hAnsi="Times New Roman" w:cs="Times New Roman"/>
+          <w:sz w:val="24"/>
+          <w:szCs w:val="24"/>
+          <w:lang w:val="en-ID" w:eastAsia="en-ID"/>
+        </w:rPr>
+        <w:t xml:space="preserve"> </w:t>
+      </w:r>
+      <w:proofErr w:type="spellStart"/>
+      <w:r>
+        <w:rPr>
+          <w:rFonts w:ascii="Times New Roman" w:eastAsia="Times New Roman" w:hAnsi="Times New Roman" w:cs="Times New Roman"/>
+          <w:sz w:val="24"/>
+          <w:szCs w:val="24"/>
+          <w:lang w:val="en-ID" w:eastAsia="en-ID"/>
+        </w:rPr>
+        <w:t>performa</w:t>
+      </w:r>
+      <w:proofErr w:type="spellEnd"/>
+      <w:r>
+        <w:rPr>
+          <w:rFonts w:ascii="Times New Roman" w:eastAsia="Times New Roman" w:hAnsi="Times New Roman" w:cs="Times New Roman"/>
+          <w:sz w:val="24"/>
+          <w:szCs w:val="24"/>
+          <w:lang w:val="en-ID" w:eastAsia="en-ID"/>
+        </w:rPr>
+        <w:t xml:space="preserve"> yang </w:t>
+      </w:r>
+      <w:proofErr w:type="spellStart"/>
+      <w:r>
+        <w:rPr>
+          <w:rFonts w:ascii="Times New Roman" w:eastAsia="Times New Roman" w:hAnsi="Times New Roman" w:cs="Times New Roman"/>
+          <w:sz w:val="24"/>
+          <w:szCs w:val="24"/>
+          <w:lang w:val="en-ID" w:eastAsia="en-ID"/>
+        </w:rPr>
+        <w:t>baik</w:t>
+      </w:r>
+      <w:proofErr w:type="spellEnd"/>
+      <w:r>
+        <w:rPr>
+          <w:rFonts w:ascii="Times New Roman" w:eastAsia="Times New Roman" w:hAnsi="Times New Roman" w:cs="Times New Roman"/>
+          <w:sz w:val="24"/>
+          <w:szCs w:val="24"/>
+          <w:lang w:val="en-ID" w:eastAsia="en-ID"/>
+        </w:rPr>
+        <w:t>.</w:t>
+      </w:r>
+    </w:p>
+    <w:p>
+      <w:pPr>
+        <w:spacing w:before="100" w:beforeAutospacing="1" w:after="100" w:afterAutospacing="1" w:line="240" w:lineRule="auto"/>
+        <w:rPr>
+          <w:rFonts w:ascii="Times New Roman" w:eastAsia="Times New Roman" w:hAnsi="Times New Roman" w:cs="Times New Roman"/>
+          <w:sz w:val="24"/>
+          <w:szCs w:val="24"/>
+          <w:lang w:val="en-ID" w:eastAsia="en-ID"/>
+        </w:rPr>
+      </w:pPr>
+      <w:r>
+        <w:rPr>
+          <w:rFonts w:ascii="Times New Roman" w:eastAsia="Times New Roman" w:hAnsi="Times New Roman" w:cs="Times New Roman"/>
+          <w:sz w:val="24"/>
+          <w:szCs w:val="24"/>
+          <w:lang w:val="en-ID" w:eastAsia="en-ID"/>
+        </w:rPr>
+        <w:t xml:space="preserve">Selama </w:t>
+      </w:r>
+      <w:proofErr w:type="spellStart"/>
+      <w:r>
+        <w:rPr>
+          <w:rFonts w:ascii="Times New Roman" w:eastAsia="Times New Roman" w:hAnsi="Times New Roman" w:cs="Times New Roman"/>
+          <w:sz w:val="24"/>
+          <w:szCs w:val="24"/>
+          <w:lang w:val="en-ID" w:eastAsia="en-ID"/>
+        </w:rPr>
+        <w:t>melaksanakan</w:t>
+      </w:r>
+      <w:proofErr w:type="spellEnd"/>
+      <w:r>
+        <w:rPr>
+          <w:rFonts w:ascii="Times New Roman" w:eastAsia="Times New Roman" w:hAnsi="Times New Roman" w:cs="Times New Roman"/>
+          <w:sz w:val="24"/>
+          <w:szCs w:val="24"/>
+          <w:lang w:val="en-ID" w:eastAsia="en-ID"/>
+        </w:rPr>
+        <w:t xml:space="preserve"> </w:t>
+      </w:r>
+      <w:proofErr w:type="spellStart"/>
+      <w:r>
+        <w:rPr>
+          <w:rFonts w:ascii="Times New Roman" w:eastAsia="Times New Roman" w:hAnsi="Times New Roman" w:cs="Times New Roman"/>
+          <w:sz w:val="24"/>
+          <w:szCs w:val="24"/>
+          <w:lang w:val="en-ID" w:eastAsia="en-ID"/>
+        </w:rPr>
+        <w:t>Praktik</w:t>
+      </w:r>
+      <w:proofErr w:type="spellEnd"/>
+      <w:r>
+        <w:rPr>
+          <w:rFonts w:ascii="Times New Roman" w:eastAsia="Times New Roman" w:hAnsi="Times New Roman" w:cs="Times New Roman"/>
+          <w:sz w:val="24"/>
+          <w:szCs w:val="24"/>
+          <w:lang w:val="en-ID" w:eastAsia="en-ID"/>
+        </w:rPr>
+        <w:t xml:space="preserve"> </w:t>
+      </w:r>
+      <w:proofErr w:type="spellStart"/>
+      <w:r>
+        <w:rPr>
+          <w:rFonts w:ascii="Times New Roman" w:eastAsia="Times New Roman" w:hAnsi="Times New Roman" w:cs="Times New Roman"/>
+          <w:sz w:val="24"/>
+          <w:szCs w:val="24"/>
+          <w:lang w:val="en-ID" w:eastAsia="en-ID"/>
+        </w:rPr>
+        <w:t>Kerja</w:t>
+      </w:r>
+      <w:proofErr w:type="spellEnd"/>
+      <w:r>
+        <w:rPr>
+          <w:rFonts w:ascii="Times New Roman" w:eastAsia="Times New Roman" w:hAnsi="Times New Roman" w:cs="Times New Roman"/>
+          <w:sz w:val="24"/>
+          <w:szCs w:val="24"/>
+          <w:lang w:val="en-ID" w:eastAsia="en-ID"/>
+        </w:rPr>
+        <w:t xml:space="preserve"> Lapangan (PKL) di Focus Media Computer, </w:t>
+      </w:r>
+      <w:proofErr w:type="spellStart"/>
+      <w:r>
+        <w:rPr>
+          <w:rFonts w:ascii="Times New Roman" w:eastAsia="Times New Roman" w:hAnsi="Times New Roman" w:cs="Times New Roman"/>
+          <w:sz w:val="24"/>
+          <w:szCs w:val="24"/>
+          <w:lang w:val="en-ID" w:eastAsia="en-ID"/>
+        </w:rPr>
+        <w:t>penulis</w:t>
+      </w:r>
+      <w:proofErr w:type="spellEnd"/>
+      <w:r>
+        <w:rPr>
+          <w:rFonts w:ascii="Times New Roman" w:eastAsia="Times New Roman" w:hAnsi="Times New Roman" w:cs="Times New Roman"/>
+          <w:sz w:val="24"/>
+          <w:szCs w:val="24"/>
+          <w:lang w:val="en-ID" w:eastAsia="en-ID"/>
+        </w:rPr>
+        <w:t xml:space="preserve"> </w:t>
+      </w:r>
+      <w:proofErr w:type="spellStart"/>
+      <w:r>
+        <w:rPr>
+          <w:rFonts w:ascii="Times New Roman" w:eastAsia="Times New Roman" w:hAnsi="Times New Roman" w:cs="Times New Roman"/>
+          <w:sz w:val="24"/>
+          <w:szCs w:val="24"/>
+          <w:lang w:val="en-ID" w:eastAsia="en-ID"/>
+        </w:rPr>
+        <w:t>memperoleh</w:t>
+      </w:r>
+      <w:proofErr w:type="spellEnd"/>
+      <w:r>
+        <w:rPr>
+          <w:rFonts w:ascii="Times New Roman" w:eastAsia="Times New Roman" w:hAnsi="Times New Roman" w:cs="Times New Roman"/>
+          <w:sz w:val="24"/>
+          <w:szCs w:val="24"/>
+          <w:lang w:val="en-ID" w:eastAsia="en-ID"/>
+        </w:rPr>
+        <w:t xml:space="preserve"> </w:t>
+      </w:r>
+      <w:proofErr w:type="spellStart"/>
+      <w:r>
+        <w:rPr>
+          <w:rFonts w:ascii="Times New Roman" w:eastAsia="Times New Roman" w:hAnsi="Times New Roman" w:cs="Times New Roman"/>
+          <w:sz w:val="24"/>
+          <w:szCs w:val="24"/>
+          <w:lang w:val="en-ID" w:eastAsia="en-ID"/>
+        </w:rPr>
+        <w:t>pengalaman</w:t>
+      </w:r>
+      <w:proofErr w:type="spellEnd"/>
+      <w:r>
+        <w:rPr>
+          <w:rFonts w:ascii="Times New Roman" w:eastAsia="Times New Roman" w:hAnsi="Times New Roman" w:cs="Times New Roman"/>
+          <w:sz w:val="24"/>
+          <w:szCs w:val="24"/>
+          <w:lang w:val="en-ID" w:eastAsia="en-ID"/>
+        </w:rPr>
+        <w:t xml:space="preserve"> </w:t>
+      </w:r>
+      <w:proofErr w:type="spellStart"/>
+      <w:r>
+        <w:rPr>
+          <w:rFonts w:ascii="Times New Roman" w:eastAsia="Times New Roman" w:hAnsi="Times New Roman" w:cs="Times New Roman"/>
+          <w:sz w:val="24"/>
+          <w:szCs w:val="24"/>
+          <w:lang w:val="en-ID" w:eastAsia="en-ID"/>
+        </w:rPr>
+        <w:t>dalam</w:t>
+      </w:r>
+      <w:proofErr w:type="spellEnd"/>
+      <w:r>
+        <w:rPr>
+          <w:rFonts w:ascii="Times New Roman" w:eastAsia="Times New Roman" w:hAnsi="Times New Roman" w:cs="Times New Roman"/>
+          <w:sz w:val="24"/>
+          <w:szCs w:val="24"/>
+          <w:lang w:val="en-ID" w:eastAsia="en-ID"/>
+        </w:rPr>
+        <w:t xml:space="preserve"> </w:t>
+      </w:r>
+      <w:proofErr w:type="spellStart"/>
+      <w:r>
+        <w:rPr>
+          <w:rFonts w:ascii="Times New Roman" w:eastAsia="Times New Roman" w:hAnsi="Times New Roman" w:cs="Times New Roman"/>
+          <w:sz w:val="24"/>
+          <w:szCs w:val="24"/>
+          <w:lang w:val="en-ID" w:eastAsia="en-ID"/>
+        </w:rPr>
+        <w:t>melakukan</w:t>
+      </w:r>
+      <w:proofErr w:type="spellEnd"/>
+      <w:r>
+        <w:rPr>
+          <w:rFonts w:ascii="Times New Roman" w:eastAsia="Times New Roman" w:hAnsi="Times New Roman" w:cs="Times New Roman"/>
+          <w:sz w:val="24"/>
+          <w:szCs w:val="24"/>
+          <w:lang w:val="en-ID" w:eastAsia="en-ID"/>
+        </w:rPr>
+        <w:t xml:space="preserve"> </w:t>
+      </w:r>
+      <w:proofErr w:type="spellStart"/>
+      <w:r>
+        <w:rPr>
+          <w:rFonts w:ascii="Times New Roman" w:eastAsia="Times New Roman" w:hAnsi="Times New Roman" w:cs="Times New Roman"/>
+          <w:sz w:val="24"/>
+          <w:szCs w:val="24"/>
+          <w:lang w:val="en-ID" w:eastAsia="en-ID"/>
+        </w:rPr>
+        <w:t>instalasi</w:t>
+      </w:r>
+      <w:proofErr w:type="spellEnd"/>
+      <w:r>
+        <w:rPr>
+          <w:rFonts w:ascii="Times New Roman" w:eastAsia="Times New Roman" w:hAnsi="Times New Roman" w:cs="Times New Roman"/>
+          <w:sz w:val="24"/>
+          <w:szCs w:val="24"/>
+          <w:lang w:val="en-ID" w:eastAsia="en-ID"/>
+        </w:rPr>
+        <w:t xml:space="preserve"> </w:t>
+      </w:r>
+      <w:proofErr w:type="spellStart"/>
+      <w:r>
+        <w:rPr>
+          <w:rFonts w:ascii="Times New Roman" w:eastAsia="Times New Roman" w:hAnsi="Times New Roman" w:cs="Times New Roman"/>
+          <w:sz w:val="24"/>
+          <w:szCs w:val="24"/>
+          <w:lang w:val="en-ID" w:eastAsia="en-ID"/>
+        </w:rPr>
+        <w:t>sistem</w:t>
+      </w:r>
+      <w:proofErr w:type="spellEnd"/>
+      <w:r>
+        <w:rPr>
+          <w:rFonts w:ascii="Times New Roman" w:eastAsia="Times New Roman" w:hAnsi="Times New Roman" w:cs="Times New Roman"/>
+          <w:sz w:val="24"/>
+          <w:szCs w:val="24"/>
+          <w:lang w:val="en-ID" w:eastAsia="en-ID"/>
+        </w:rPr>
+        <w:t xml:space="preserve"> </w:t>
+      </w:r>
+      <w:proofErr w:type="spellStart"/>
+      <w:r>
+        <w:rPr>
+          <w:rFonts w:ascii="Times New Roman" w:eastAsia="Times New Roman" w:hAnsi="Times New Roman" w:cs="Times New Roman"/>
+          <w:sz w:val="24"/>
+          <w:szCs w:val="24"/>
+          <w:lang w:val="en-ID" w:eastAsia="en-ID"/>
+        </w:rPr>
+        <w:t>operasi</w:t>
+      </w:r>
+      <w:proofErr w:type="spellEnd"/>
+      <w:r>
+        <w:rPr>
+          <w:rFonts w:ascii="Times New Roman" w:eastAsia="Times New Roman" w:hAnsi="Times New Roman" w:cs="Times New Roman"/>
+          <w:sz w:val="24"/>
+          <w:szCs w:val="24"/>
+          <w:lang w:val="en-ID" w:eastAsia="en-ID"/>
+        </w:rPr>
+        <w:t xml:space="preserve"> Linux Mint pada </w:t>
+      </w:r>
+      <w:proofErr w:type="spellStart"/>
+      <w:r>
+        <w:rPr>
+          <w:rFonts w:ascii="Times New Roman" w:eastAsia="Times New Roman" w:hAnsi="Times New Roman" w:cs="Times New Roman"/>
+          <w:sz w:val="24"/>
+          <w:szCs w:val="24"/>
+          <w:lang w:val="en-ID" w:eastAsia="en-ID"/>
+        </w:rPr>
+        <w:t>perangkat</w:t>
+      </w:r>
+      <w:proofErr w:type="spellEnd"/>
+      <w:r>
+        <w:rPr>
+          <w:rFonts w:ascii="Times New Roman" w:eastAsia="Times New Roman" w:hAnsi="Times New Roman" w:cs="Times New Roman"/>
+          <w:sz w:val="24"/>
+          <w:szCs w:val="24"/>
+          <w:lang w:val="en-ID" w:eastAsia="en-ID"/>
+        </w:rPr>
+        <w:t xml:space="preserve"> </w:t>
+      </w:r>
+      <w:proofErr w:type="spellStart"/>
+      <w:r>
+        <w:rPr>
+          <w:rFonts w:ascii="Times New Roman" w:eastAsia="Times New Roman" w:hAnsi="Times New Roman" w:cs="Times New Roman"/>
+          <w:sz w:val="24"/>
+          <w:szCs w:val="24"/>
+          <w:lang w:val="en-ID" w:eastAsia="en-ID"/>
+        </w:rPr>
+        <w:t>komputer</w:t>
+      </w:r>
+      <w:proofErr w:type="spellEnd"/>
+      <w:r>
+        <w:rPr>
+          <w:rFonts w:ascii="Times New Roman" w:eastAsia="Times New Roman" w:hAnsi="Times New Roman" w:cs="Times New Roman"/>
+          <w:sz w:val="24"/>
+          <w:szCs w:val="24"/>
+          <w:lang w:val="en-ID" w:eastAsia="en-ID"/>
+        </w:rPr>
+        <w:t xml:space="preserve">. </w:t>
+      </w:r>
+      <w:proofErr w:type="spellStart"/>
+      <w:r>
+        <w:rPr>
+          <w:rFonts w:ascii="Times New Roman" w:eastAsia="Times New Roman" w:hAnsi="Times New Roman" w:cs="Times New Roman"/>
+          <w:sz w:val="24"/>
+          <w:szCs w:val="24"/>
+          <w:lang w:val="en-ID" w:eastAsia="en-ID"/>
+        </w:rPr>
+        <w:t>Kegiatan</w:t>
+      </w:r>
+      <w:proofErr w:type="spellEnd"/>
+      <w:r>
+        <w:rPr>
+          <w:rFonts w:ascii="Times New Roman" w:eastAsia="Times New Roman" w:hAnsi="Times New Roman" w:cs="Times New Roman"/>
+          <w:sz w:val="24"/>
+          <w:szCs w:val="24"/>
+          <w:lang w:val="en-ID" w:eastAsia="en-ID"/>
+        </w:rPr>
+        <w:t xml:space="preserve"> </w:t>
+      </w:r>
+      <w:proofErr w:type="spellStart"/>
+      <w:r>
+        <w:rPr>
+          <w:rFonts w:ascii="Times New Roman" w:eastAsia="Times New Roman" w:hAnsi="Times New Roman" w:cs="Times New Roman"/>
+          <w:sz w:val="24"/>
+          <w:szCs w:val="24"/>
+          <w:lang w:val="en-ID" w:eastAsia="en-ID"/>
+        </w:rPr>
+        <w:t>tersebut</w:t>
+      </w:r>
+      <w:proofErr w:type="spellEnd"/>
+      <w:r>
+        <w:rPr>
+          <w:rFonts w:ascii="Times New Roman" w:eastAsia="Times New Roman" w:hAnsi="Times New Roman" w:cs="Times New Roman"/>
+          <w:sz w:val="24"/>
+          <w:szCs w:val="24"/>
+          <w:lang w:val="en-ID" w:eastAsia="en-ID"/>
+        </w:rPr>
+        <w:t xml:space="preserve"> </w:t>
+      </w:r>
+      <w:proofErr w:type="spellStart"/>
+      <w:r>
+        <w:rPr>
+          <w:rFonts w:ascii="Times New Roman" w:eastAsia="Times New Roman" w:hAnsi="Times New Roman" w:cs="Times New Roman"/>
+          <w:sz w:val="24"/>
+          <w:szCs w:val="24"/>
+          <w:lang w:val="en-ID" w:eastAsia="en-ID"/>
+        </w:rPr>
+        <w:t>dilakukan</w:t>
+      </w:r>
+      <w:proofErr w:type="spellEnd"/>
+      <w:r>
+        <w:rPr>
+          <w:rFonts w:ascii="Times New Roman" w:eastAsia="Times New Roman" w:hAnsi="Times New Roman" w:cs="Times New Roman"/>
+          <w:sz w:val="24"/>
+          <w:szCs w:val="24"/>
+          <w:lang w:val="en-ID" w:eastAsia="en-ID"/>
+        </w:rPr>
+        <w:t xml:space="preserve"> </w:t>
+      </w:r>
+      <w:proofErr w:type="spellStart"/>
+      <w:r>
+        <w:rPr>
+          <w:rFonts w:ascii="Times New Roman" w:eastAsia="Times New Roman" w:hAnsi="Times New Roman" w:cs="Times New Roman"/>
+          <w:sz w:val="24"/>
+          <w:szCs w:val="24"/>
+          <w:lang w:val="en-ID" w:eastAsia="en-ID"/>
+        </w:rPr>
+        <w:t>untuk</w:t>
+      </w:r>
+      <w:proofErr w:type="spellEnd"/>
+      <w:r>
+        <w:rPr>
+          <w:rFonts w:ascii="Times New Roman" w:eastAsia="Times New Roman" w:hAnsi="Times New Roman" w:cs="Times New Roman"/>
+          <w:sz w:val="24"/>
+          <w:szCs w:val="24"/>
+          <w:lang w:val="en-ID" w:eastAsia="en-ID"/>
+        </w:rPr>
+        <w:t xml:space="preserve"> </w:t>
+      </w:r>
+      <w:proofErr w:type="spellStart"/>
+      <w:r>
+        <w:rPr>
+          <w:rFonts w:ascii="Times New Roman" w:eastAsia="Times New Roman" w:hAnsi="Times New Roman" w:cs="Times New Roman"/>
+          <w:sz w:val="24"/>
+          <w:szCs w:val="24"/>
+          <w:lang w:val="en-ID" w:eastAsia="en-ID"/>
+        </w:rPr>
+        <w:t>mempersiapkan</w:t>
+      </w:r>
+      <w:proofErr w:type="spellEnd"/>
+      <w:r>
+        <w:rPr>
+          <w:rFonts w:ascii="Times New Roman" w:eastAsia="Times New Roman" w:hAnsi="Times New Roman" w:cs="Times New Roman"/>
+          <w:sz w:val="24"/>
+          <w:szCs w:val="24"/>
+          <w:lang w:val="en-ID" w:eastAsia="en-ID"/>
+        </w:rPr>
+        <w:t xml:space="preserve"> </w:t>
+      </w:r>
+      <w:proofErr w:type="spellStart"/>
+      <w:r>
+        <w:rPr>
+          <w:rFonts w:ascii="Times New Roman" w:eastAsia="Times New Roman" w:hAnsi="Times New Roman" w:cs="Times New Roman"/>
+          <w:sz w:val="24"/>
+          <w:szCs w:val="24"/>
+          <w:lang w:val="en-ID" w:eastAsia="en-ID"/>
+        </w:rPr>
+        <w:t>komputer</w:t>
+      </w:r>
+      <w:proofErr w:type="spellEnd"/>
+      <w:r>
+        <w:rPr>
+          <w:rFonts w:ascii="Times New Roman" w:eastAsia="Times New Roman" w:hAnsi="Times New Roman" w:cs="Times New Roman"/>
+          <w:sz w:val="24"/>
+          <w:szCs w:val="24"/>
+          <w:lang w:val="en-ID" w:eastAsia="en-ID"/>
+        </w:rPr>
+        <w:t xml:space="preserve"> agar </w:t>
+      </w:r>
+      <w:proofErr w:type="spellStart"/>
+      <w:r>
+        <w:rPr>
+          <w:rFonts w:ascii="Times New Roman" w:eastAsia="Times New Roman" w:hAnsi="Times New Roman" w:cs="Times New Roman"/>
+          <w:sz w:val="24"/>
+          <w:szCs w:val="24"/>
+          <w:lang w:val="en-ID" w:eastAsia="en-ID"/>
+        </w:rPr>
+        <w:t>siap</w:t>
+      </w:r>
+      <w:proofErr w:type="spellEnd"/>
+      <w:r>
+        <w:rPr>
+          <w:rFonts w:ascii="Times New Roman" w:eastAsia="Times New Roman" w:hAnsi="Times New Roman" w:cs="Times New Roman"/>
+          <w:sz w:val="24"/>
+          <w:szCs w:val="24"/>
+          <w:lang w:val="en-ID" w:eastAsia="en-ID"/>
+        </w:rPr>
+        <w:t xml:space="preserve"> </w:t>
+      </w:r>
+      <w:proofErr w:type="spellStart"/>
+      <w:r>
+        <w:rPr>
+          <w:rFonts w:ascii="Times New Roman" w:eastAsia="Times New Roman" w:hAnsi="Times New Roman" w:cs="Times New Roman"/>
+          <w:sz w:val="24"/>
+          <w:szCs w:val="24"/>
+          <w:lang w:val="en-ID" w:eastAsia="en-ID"/>
+        </w:rPr>
+        <w:t>digunakan</w:t>
+      </w:r>
+      <w:proofErr w:type="spellEnd"/>
+      <w:r>
+        <w:rPr>
+          <w:rFonts w:ascii="Times New Roman" w:eastAsia="Times New Roman" w:hAnsi="Times New Roman" w:cs="Times New Roman"/>
+          <w:sz w:val="24"/>
+          <w:szCs w:val="24"/>
+          <w:lang w:val="en-ID" w:eastAsia="en-ID"/>
+        </w:rPr>
+        <w:t xml:space="preserve"> </w:t>
+      </w:r>
+      <w:proofErr w:type="spellStart"/>
+      <w:r>
+        <w:rPr>
+          <w:rFonts w:ascii="Times New Roman" w:eastAsia="Times New Roman" w:hAnsi="Times New Roman" w:cs="Times New Roman"/>
+          <w:sz w:val="24"/>
+          <w:szCs w:val="24"/>
+          <w:lang w:val="en-ID" w:eastAsia="en-ID"/>
+        </w:rPr>
+        <w:t>sesuai</w:t>
+      </w:r>
+      <w:proofErr w:type="spellEnd"/>
+      <w:r>
+        <w:rPr>
+          <w:rFonts w:ascii="Times New Roman" w:eastAsia="Times New Roman" w:hAnsi="Times New Roman" w:cs="Times New Roman"/>
+          <w:sz w:val="24"/>
+          <w:szCs w:val="24"/>
+          <w:lang w:val="en-ID" w:eastAsia="en-ID"/>
+        </w:rPr>
+        <w:t xml:space="preserve"> </w:t>
+      </w:r>
+      <w:proofErr w:type="spellStart"/>
+      <w:r>
+        <w:rPr>
+          <w:rFonts w:ascii="Times New Roman" w:eastAsia="Times New Roman" w:hAnsi="Times New Roman" w:cs="Times New Roman"/>
+          <w:sz w:val="24"/>
+          <w:szCs w:val="24"/>
+          <w:lang w:val="en-ID" w:eastAsia="en-ID"/>
+        </w:rPr>
+        <w:t>kebutuhan</w:t>
+      </w:r>
+      <w:proofErr w:type="spellEnd"/>
+      <w:r>
+        <w:rPr>
+          <w:rFonts w:ascii="Times New Roman" w:eastAsia="Times New Roman" w:hAnsi="Times New Roman" w:cs="Times New Roman"/>
+          <w:sz w:val="24"/>
+          <w:szCs w:val="24"/>
+          <w:lang w:val="en-ID" w:eastAsia="en-ID"/>
+        </w:rPr>
+        <w:t xml:space="preserve"> </w:t>
+      </w:r>
+      <w:proofErr w:type="spellStart"/>
+      <w:r>
+        <w:rPr>
+          <w:rFonts w:ascii="Times New Roman" w:eastAsia="Times New Roman" w:hAnsi="Times New Roman" w:cs="Times New Roman"/>
+          <w:sz w:val="24"/>
+          <w:szCs w:val="24"/>
+          <w:lang w:val="en-ID" w:eastAsia="en-ID"/>
+        </w:rPr>
+        <w:t>pengguna</w:t>
+      </w:r>
+      <w:proofErr w:type="spellEnd"/>
+      <w:r>
+        <w:rPr>
+          <w:rFonts w:ascii="Times New Roman" w:eastAsia="Times New Roman" w:hAnsi="Times New Roman" w:cs="Times New Roman"/>
+          <w:sz w:val="24"/>
+          <w:szCs w:val="24"/>
+          <w:lang w:val="en-ID" w:eastAsia="en-ID"/>
+        </w:rPr>
+        <w:t>.</w:t>
+      </w:r>
+    </w:p>
+    <w:p>
+      <w:pPr>
+        <w:spacing w:before="100" w:beforeAutospacing="1" w:after="100" w:afterAutospacing="1" w:line="240" w:lineRule="auto"/>
+        <w:rPr>
+          <w:rFonts w:ascii="Times New Roman" w:eastAsia="Times New Roman" w:hAnsi="Times New Roman" w:cs="Times New Roman"/>
+          <w:sz w:val="24"/>
+          <w:szCs w:val="24"/>
+          <w:lang w:val="en-ID" w:eastAsia="en-ID"/>
+        </w:rPr>
+      </w:pPr>
+      <w:proofErr w:type="spellStart"/>
+      <w:r>
+        <w:rPr>
+          <w:rFonts w:ascii="Times New Roman" w:eastAsia="Times New Roman" w:hAnsi="Times New Roman" w:cs="Times New Roman"/>
+          <w:sz w:val="24"/>
+          <w:szCs w:val="24"/>
+          <w:lang w:val="en-ID" w:eastAsia="en-ID"/>
+        </w:rPr>
+        <w:t>Berdasarkan</w:t>
+      </w:r>
+      <w:proofErr w:type="spellEnd"/>
+      <w:r>
+        <w:rPr>
+          <w:rFonts w:ascii="Times New Roman" w:eastAsia="Times New Roman" w:hAnsi="Times New Roman" w:cs="Times New Roman"/>
+          <w:sz w:val="24"/>
+          <w:szCs w:val="24"/>
+          <w:lang w:val="en-ID" w:eastAsia="en-ID"/>
+        </w:rPr>
+        <w:t xml:space="preserve"> </w:t>
+      </w:r>
+      <w:proofErr w:type="spellStart"/>
+      <w:r>
+        <w:rPr>
+          <w:rFonts w:ascii="Times New Roman" w:eastAsia="Times New Roman" w:hAnsi="Times New Roman" w:cs="Times New Roman"/>
+          <w:sz w:val="24"/>
+          <w:szCs w:val="24"/>
+          <w:lang w:val="en-ID" w:eastAsia="en-ID"/>
+        </w:rPr>
+        <w:t>pengalaman</w:t>
+      </w:r>
+      <w:proofErr w:type="spellEnd"/>
+      <w:r>
+        <w:rPr>
+          <w:rFonts w:ascii="Times New Roman" w:eastAsia="Times New Roman" w:hAnsi="Times New Roman" w:cs="Times New Roman"/>
+          <w:sz w:val="24"/>
+          <w:szCs w:val="24"/>
+          <w:lang w:val="en-ID" w:eastAsia="en-ID"/>
+        </w:rPr>
+        <w:t xml:space="preserve"> </w:t>
+      </w:r>
+      <w:proofErr w:type="spellStart"/>
+      <w:r>
+        <w:rPr>
+          <w:rFonts w:ascii="Times New Roman" w:eastAsia="Times New Roman" w:hAnsi="Times New Roman" w:cs="Times New Roman"/>
+          <w:sz w:val="24"/>
+          <w:szCs w:val="24"/>
+          <w:lang w:val="en-ID" w:eastAsia="en-ID"/>
+        </w:rPr>
+        <w:t>tersebut</w:t>
+      </w:r>
+      <w:proofErr w:type="spellEnd"/>
+      <w:r>
+        <w:rPr>
+          <w:rFonts w:ascii="Times New Roman" w:eastAsia="Times New Roman" w:hAnsi="Times New Roman" w:cs="Times New Roman"/>
+          <w:sz w:val="24"/>
+          <w:szCs w:val="24"/>
+          <w:lang w:val="en-ID" w:eastAsia="en-ID"/>
+        </w:rPr>
+        <w:t xml:space="preserve">, </w:t>
+      </w:r>
+      <w:proofErr w:type="spellStart"/>
+      <w:r>
+        <w:rPr>
+          <w:rFonts w:ascii="Times New Roman" w:eastAsia="Times New Roman" w:hAnsi="Times New Roman" w:cs="Times New Roman"/>
+          <w:sz w:val="24"/>
+          <w:szCs w:val="24"/>
+          <w:lang w:val="en-ID" w:eastAsia="en-ID"/>
+        </w:rPr>
+        <w:t>penulis</w:t>
+      </w:r>
+      <w:proofErr w:type="spellEnd"/>
+      <w:r>
+        <w:rPr>
+          <w:rFonts w:ascii="Times New Roman" w:eastAsia="Times New Roman" w:hAnsi="Times New Roman" w:cs="Times New Roman"/>
+          <w:sz w:val="24"/>
+          <w:szCs w:val="24"/>
+          <w:lang w:val="en-ID" w:eastAsia="en-ID"/>
+        </w:rPr>
+        <w:t xml:space="preserve"> </w:t>
+      </w:r>
+      <w:proofErr w:type="spellStart"/>
+      <w:r>
+        <w:rPr>
+          <w:rFonts w:ascii="Times New Roman" w:eastAsia="Times New Roman" w:hAnsi="Times New Roman" w:cs="Times New Roman"/>
+          <w:sz w:val="24"/>
+          <w:szCs w:val="24"/>
+          <w:lang w:val="en-ID" w:eastAsia="en-ID"/>
+        </w:rPr>
+        <w:t>menyusun</w:t>
+      </w:r>
+      <w:proofErr w:type="spellEnd"/>
+      <w:r>
+        <w:rPr>
+          <w:rFonts w:ascii="Times New Roman" w:eastAsia="Times New Roman" w:hAnsi="Times New Roman" w:cs="Times New Roman"/>
+          <w:sz w:val="24"/>
+          <w:szCs w:val="24"/>
+          <w:lang w:val="en-ID" w:eastAsia="en-ID"/>
+        </w:rPr>
+        <w:t xml:space="preserve"> </w:t>
+      </w:r>
+      <w:proofErr w:type="spellStart"/>
+      <w:r>
+        <w:rPr>
+          <w:rFonts w:ascii="Times New Roman" w:eastAsia="Times New Roman" w:hAnsi="Times New Roman" w:cs="Times New Roman"/>
+          <w:sz w:val="24"/>
+          <w:szCs w:val="24"/>
+          <w:lang w:val="en-ID" w:eastAsia="en-ID"/>
+        </w:rPr>
+        <w:t>karya</w:t>
+      </w:r>
+      <w:proofErr w:type="spellEnd"/>
+      <w:r>
+        <w:rPr>
+          <w:rFonts w:ascii="Times New Roman" w:eastAsia="Times New Roman" w:hAnsi="Times New Roman" w:cs="Times New Roman"/>
+          <w:sz w:val="24"/>
+          <w:szCs w:val="24"/>
+          <w:lang w:val="en-ID" w:eastAsia="en-ID"/>
+        </w:rPr>
+        <w:t xml:space="preserve"> </w:t>
+      </w:r>
+      <w:proofErr w:type="spellStart"/>
+      <w:r>
+        <w:rPr>
+          <w:rFonts w:ascii="Times New Roman" w:eastAsia="Times New Roman" w:hAnsi="Times New Roman" w:cs="Times New Roman"/>
+          <w:sz w:val="24"/>
+          <w:szCs w:val="24"/>
+          <w:lang w:val="en-ID" w:eastAsia="en-ID"/>
+        </w:rPr>
+        <w:t>tulis</w:t>
+      </w:r>
+      <w:proofErr w:type="spellEnd"/>
+      <w:r>
+        <w:rPr>
+          <w:rFonts w:ascii="Times New Roman" w:eastAsia="Times New Roman" w:hAnsi="Times New Roman" w:cs="Times New Roman"/>
+          <w:sz w:val="24"/>
+          <w:szCs w:val="24"/>
+          <w:lang w:val="en-ID" w:eastAsia="en-ID"/>
+        </w:rPr>
+        <w:t xml:space="preserve"> </w:t>
+      </w:r>
+      <w:proofErr w:type="spellStart"/>
+      <w:r>
+        <w:rPr>
+          <w:rFonts w:ascii="Times New Roman" w:eastAsia="Times New Roman" w:hAnsi="Times New Roman" w:cs="Times New Roman"/>
+          <w:sz w:val="24"/>
+          <w:szCs w:val="24"/>
+          <w:lang w:val="en-ID" w:eastAsia="en-ID"/>
+        </w:rPr>
+        <w:t>ilmiah</w:t>
+      </w:r>
+      <w:proofErr w:type="spellEnd"/>
+      <w:r>
+        <w:rPr>
+          <w:rFonts w:ascii="Times New Roman" w:eastAsia="Times New Roman" w:hAnsi="Times New Roman" w:cs="Times New Roman"/>
+          <w:sz w:val="24"/>
+          <w:szCs w:val="24"/>
+          <w:lang w:val="en-ID" w:eastAsia="en-ID"/>
+        </w:rPr>
+        <w:t xml:space="preserve"> yang </w:t>
+      </w:r>
+      <w:proofErr w:type="spellStart"/>
+      <w:r>
+        <w:rPr>
+          <w:rFonts w:ascii="Times New Roman" w:eastAsia="Times New Roman" w:hAnsi="Times New Roman" w:cs="Times New Roman"/>
+          <w:sz w:val="24"/>
+          <w:szCs w:val="24"/>
+          <w:lang w:val="en-ID" w:eastAsia="en-ID"/>
+        </w:rPr>
+        <w:t>berjudul</w:t>
+      </w:r>
+      <w:proofErr w:type="spellEnd"/>
+      <w:r>
+        <w:rPr>
+          <w:rFonts w:ascii="Times New Roman" w:eastAsia="Times New Roman" w:hAnsi="Times New Roman" w:cs="Times New Roman"/>
+          <w:sz w:val="24"/>
+          <w:szCs w:val="24"/>
+          <w:lang w:val="en-ID" w:eastAsia="en-ID"/>
+        </w:rPr>
+        <w:t xml:space="preserve"> </w:t>
+      </w:r>
+      <w:r>
+        <w:rPr>
+          <w:rFonts w:ascii="Times New Roman" w:eastAsia="Times New Roman" w:hAnsi="Times New Roman" w:cs="Times New Roman"/>
+          <w:b/>
+          <w:bCs/>
+          <w:sz w:val="24"/>
+          <w:szCs w:val="24"/>
+          <w:lang w:val="en-ID" w:eastAsia="en-ID"/>
+        </w:rPr>
+        <w:t xml:space="preserve">"Proses </w:t>
+      </w:r>
+      <w:proofErr w:type="spellStart"/>
+      <w:r>
+        <w:rPr>
+          <w:rFonts w:ascii="Times New Roman" w:eastAsia="Times New Roman" w:hAnsi="Times New Roman" w:cs="Times New Roman"/>
+          <w:b/>
+          <w:bCs/>
+          <w:sz w:val="24"/>
+          <w:szCs w:val="24"/>
+          <w:lang w:val="en-ID" w:eastAsia="en-ID"/>
+        </w:rPr>
+        <w:t>Instalasi</w:t>
+      </w:r>
+      <w:proofErr w:type="spellEnd"/>
+      <w:r>
+        <w:rPr>
+          <w:rFonts w:ascii="Times New Roman" w:eastAsia="Times New Roman" w:hAnsi="Times New Roman" w:cs="Times New Roman"/>
+          <w:b/>
+          <w:bCs/>
+          <w:sz w:val="24"/>
+          <w:szCs w:val="24"/>
+          <w:lang w:val="en-ID" w:eastAsia="en-ID"/>
+        </w:rPr>
+        <w:t xml:space="preserve"> </w:t>
+      </w:r>
+      <w:proofErr w:type="spellStart"/>
+      <w:r>
+        <w:rPr>
+          <w:rFonts w:ascii="Times New Roman" w:eastAsia="Times New Roman" w:hAnsi="Times New Roman" w:cs="Times New Roman"/>
+          <w:b/>
+          <w:bCs/>
+          <w:sz w:val="24"/>
+          <w:szCs w:val="24"/>
+          <w:lang w:val="en-ID" w:eastAsia="en-ID"/>
+        </w:rPr>
+        <w:t>Sistem</w:t>
+      </w:r>
+      <w:proofErr w:type="spellEnd"/>
+      <w:r>
+        <w:rPr>
+          <w:rFonts w:ascii="Times New Roman" w:eastAsia="Times New Roman" w:hAnsi="Times New Roman" w:cs="Times New Roman"/>
+          <w:b/>
+          <w:bCs/>
+          <w:sz w:val="24"/>
+          <w:szCs w:val="24"/>
+          <w:lang w:val="en-ID" w:eastAsia="en-ID"/>
+        </w:rPr>
+        <w:t xml:space="preserve"> </w:t>
+      </w:r>
+      <w:proofErr w:type="spellStart"/>
+      <w:r>
+        <w:rPr>
+          <w:rFonts w:ascii="Times New Roman" w:eastAsia="Times New Roman" w:hAnsi="Times New Roman" w:cs="Times New Roman"/>
+          <w:b/>
+          <w:bCs/>
+          <w:sz w:val="24"/>
+          <w:szCs w:val="24"/>
+          <w:lang w:val="en-ID" w:eastAsia="en-ID"/>
+        </w:rPr>
+        <w:t>Operasi</w:t>
+      </w:r>
+      <w:proofErr w:type="spellEnd"/>
+      <w:r>
+        <w:rPr>
+          <w:rFonts w:ascii="Times New Roman" w:eastAsia="Times New Roman" w:hAnsi="Times New Roman" w:cs="Times New Roman"/>
+          <w:b/>
+          <w:bCs/>
+          <w:sz w:val="24"/>
+          <w:szCs w:val="24"/>
+          <w:lang w:val="en-ID" w:eastAsia="en-ID"/>
+        </w:rPr>
+        <w:t xml:space="preserve"> Linux Mint pada </w:t>
+      </w:r>
+      <w:proofErr w:type="spellStart"/>
+      <w:r>
+        <w:rPr>
+          <w:rFonts w:ascii="Times New Roman" w:eastAsia="Times New Roman" w:hAnsi="Times New Roman" w:cs="Times New Roman"/>
+          <w:b/>
+          <w:bCs/>
+          <w:sz w:val="24"/>
+          <w:szCs w:val="24"/>
+          <w:lang w:val="en-ID" w:eastAsia="en-ID"/>
+        </w:rPr>
+        <w:t>Perangkat</w:t>
+      </w:r>
+      <w:proofErr w:type="spellEnd"/>
+      <w:r>
+        <w:rPr>
+          <w:rFonts w:ascii="Times New Roman" w:eastAsia="Times New Roman" w:hAnsi="Times New Roman" w:cs="Times New Roman"/>
+          <w:b/>
+          <w:bCs/>
+          <w:sz w:val="24"/>
+          <w:szCs w:val="24"/>
+          <w:lang w:val="en-ID" w:eastAsia="en-ID"/>
+        </w:rPr>
+        <w:t xml:space="preserve"> </w:t>
+      </w:r>
+      <w:proofErr w:type="spellStart"/>
+      <w:r>
+        <w:rPr>
+          <w:rFonts w:ascii="Times New Roman" w:eastAsia="Times New Roman" w:hAnsi="Times New Roman" w:cs="Times New Roman"/>
+          <w:b/>
+          <w:bCs/>
+          <w:sz w:val="24"/>
+          <w:szCs w:val="24"/>
+          <w:lang w:val="en-ID" w:eastAsia="en-ID"/>
+        </w:rPr>
+        <w:t>Komputer</w:t>
+      </w:r>
+      <w:proofErr w:type="spellEnd"/>
+      <w:r>
+        <w:rPr>
+          <w:rFonts w:ascii="Times New Roman" w:eastAsia="Times New Roman" w:hAnsi="Times New Roman" w:cs="Times New Roman"/>
+          <w:b/>
+          <w:bCs/>
+          <w:sz w:val="24"/>
+          <w:szCs w:val="24"/>
+          <w:lang w:val="en-ID" w:eastAsia="en-ID"/>
+        </w:rPr>
+        <w:t xml:space="preserve"> di Focus Media Computer"</w:t>
+      </w:r>
+      <w:r>
+        <w:rPr>
+          <w:rFonts w:ascii="Times New Roman" w:eastAsia="Times New Roman" w:hAnsi="Times New Roman" w:cs="Times New Roman"/>
+          <w:sz w:val="24"/>
+          <w:szCs w:val="24"/>
+          <w:lang w:val="en-ID" w:eastAsia="en-ID"/>
+        </w:rPr>
+        <w:t xml:space="preserve"> </w:t>
+      </w:r>
+      <w:proofErr w:type="spellStart"/>
+      <w:r>
+        <w:rPr>
+          <w:rFonts w:ascii="Times New Roman" w:eastAsia="Times New Roman" w:hAnsi="Times New Roman" w:cs="Times New Roman"/>
+          <w:sz w:val="24"/>
+          <w:szCs w:val="24"/>
+          <w:lang w:val="en-ID" w:eastAsia="en-ID"/>
+        </w:rPr>
+        <w:t>sebagai</w:t>
+      </w:r>
+      <w:proofErr w:type="spellEnd"/>
+      <w:r>
+        <w:rPr>
+          <w:rFonts w:ascii="Times New Roman" w:eastAsia="Times New Roman" w:hAnsi="Times New Roman" w:cs="Times New Roman"/>
+          <w:sz w:val="24"/>
+          <w:szCs w:val="24"/>
+          <w:lang w:val="en-ID" w:eastAsia="en-ID"/>
+        </w:rPr>
+        <w:t xml:space="preserve"> </w:t>
+      </w:r>
+      <w:proofErr w:type="spellStart"/>
+      <w:r>
+        <w:rPr>
+          <w:rFonts w:ascii="Times New Roman" w:eastAsia="Times New Roman" w:hAnsi="Times New Roman" w:cs="Times New Roman"/>
+          <w:sz w:val="24"/>
+          <w:szCs w:val="24"/>
+          <w:lang w:val="en-ID" w:eastAsia="en-ID"/>
+        </w:rPr>
+        <w:t>bentuk</w:t>
+      </w:r>
+      <w:proofErr w:type="spellEnd"/>
+      <w:r>
+        <w:rPr>
+          <w:rFonts w:ascii="Times New Roman" w:eastAsia="Times New Roman" w:hAnsi="Times New Roman" w:cs="Times New Roman"/>
+          <w:sz w:val="24"/>
+          <w:szCs w:val="24"/>
+          <w:lang w:val="en-ID" w:eastAsia="en-ID"/>
+        </w:rPr>
+        <w:t xml:space="preserve"> </w:t>
+      </w:r>
+      <w:proofErr w:type="spellStart"/>
+      <w:r>
+        <w:rPr>
+          <w:rFonts w:ascii="Times New Roman" w:eastAsia="Times New Roman" w:hAnsi="Times New Roman" w:cs="Times New Roman"/>
+          <w:sz w:val="24"/>
+          <w:szCs w:val="24"/>
+          <w:lang w:val="en-ID" w:eastAsia="en-ID"/>
+        </w:rPr>
+        <w:t>dokumentasi</w:t>
+      </w:r>
+      <w:proofErr w:type="spellEnd"/>
+      <w:r>
+        <w:rPr>
+          <w:rFonts w:ascii="Times New Roman" w:eastAsia="Times New Roman" w:hAnsi="Times New Roman" w:cs="Times New Roman"/>
+          <w:sz w:val="24"/>
+          <w:szCs w:val="24"/>
+          <w:lang w:val="en-ID" w:eastAsia="en-ID"/>
+        </w:rPr>
+        <w:t xml:space="preserve"> </w:t>
+      </w:r>
+      <w:proofErr w:type="spellStart"/>
+      <w:r>
+        <w:rPr>
+          <w:rFonts w:ascii="Times New Roman" w:eastAsia="Times New Roman" w:hAnsi="Times New Roman" w:cs="Times New Roman"/>
+          <w:sz w:val="24"/>
+          <w:szCs w:val="24"/>
+          <w:lang w:val="en-ID" w:eastAsia="en-ID"/>
+        </w:rPr>
+        <w:t>serta</w:t>
+      </w:r>
+      <w:proofErr w:type="spellEnd"/>
+      <w:r>
+        <w:rPr>
+          <w:rFonts w:ascii="Times New Roman" w:eastAsia="Times New Roman" w:hAnsi="Times New Roman" w:cs="Times New Roman"/>
+          <w:sz w:val="24"/>
+          <w:szCs w:val="24"/>
+          <w:lang w:val="en-ID" w:eastAsia="en-ID"/>
+        </w:rPr>
+        <w:t xml:space="preserve"> </w:t>
+      </w:r>
+      <w:proofErr w:type="spellStart"/>
+      <w:r>
+        <w:rPr>
+          <w:rFonts w:ascii="Times New Roman" w:eastAsia="Times New Roman" w:hAnsi="Times New Roman" w:cs="Times New Roman"/>
+          <w:sz w:val="24"/>
+          <w:szCs w:val="24"/>
+          <w:lang w:val="en-ID" w:eastAsia="en-ID"/>
+        </w:rPr>
+        <w:t>pembelajaran</w:t>
+      </w:r>
+      <w:proofErr w:type="spellEnd"/>
+      <w:r>
+        <w:rPr>
+          <w:rFonts w:ascii="Times New Roman" w:eastAsia="Times New Roman" w:hAnsi="Times New Roman" w:cs="Times New Roman"/>
+          <w:sz w:val="24"/>
+          <w:szCs w:val="24"/>
+          <w:lang w:val="en-ID" w:eastAsia="en-ID"/>
+        </w:rPr>
+        <w:t xml:space="preserve"> </w:t>
+      </w:r>
+      <w:proofErr w:type="spellStart"/>
+      <w:r>
+        <w:rPr>
+          <w:rFonts w:ascii="Times New Roman" w:eastAsia="Times New Roman" w:hAnsi="Times New Roman" w:cs="Times New Roman"/>
+          <w:sz w:val="24"/>
+          <w:szCs w:val="24"/>
+          <w:lang w:val="en-ID" w:eastAsia="en-ID"/>
+        </w:rPr>
+        <w:t>mengenai</w:t>
+      </w:r>
+      <w:proofErr w:type="spellEnd"/>
+      <w:r>
+        <w:rPr>
+          <w:rFonts w:ascii="Times New Roman" w:eastAsia="Times New Roman" w:hAnsi="Times New Roman" w:cs="Times New Roman"/>
+          <w:sz w:val="24"/>
+          <w:szCs w:val="24"/>
+          <w:lang w:val="en-ID" w:eastAsia="en-ID"/>
+        </w:rPr>
+        <w:t xml:space="preserve"> </w:t>
+      </w:r>
+      <w:proofErr w:type="spellStart"/>
+      <w:r>
+        <w:rPr>
+          <w:rFonts w:ascii="Times New Roman" w:eastAsia="Times New Roman" w:hAnsi="Times New Roman" w:cs="Times New Roman"/>
+          <w:sz w:val="24"/>
+          <w:szCs w:val="24"/>
+          <w:lang w:val="en-ID" w:eastAsia="en-ID"/>
+        </w:rPr>
+        <w:t>tahapan</w:t>
+      </w:r>
+      <w:proofErr w:type="spellEnd"/>
+      <w:r>
+        <w:rPr>
+          <w:rFonts w:ascii="Times New Roman" w:eastAsia="Times New Roman" w:hAnsi="Times New Roman" w:cs="Times New Roman"/>
+          <w:sz w:val="24"/>
+          <w:szCs w:val="24"/>
+          <w:lang w:val="en-ID" w:eastAsia="en-ID"/>
+        </w:rPr>
+        <w:t xml:space="preserve"> </w:t>
+      </w:r>
+      <w:proofErr w:type="spellStart"/>
+      <w:r>
+        <w:rPr>
+          <w:rFonts w:ascii="Times New Roman" w:eastAsia="Times New Roman" w:hAnsi="Times New Roman" w:cs="Times New Roman"/>
+          <w:sz w:val="24"/>
+          <w:szCs w:val="24"/>
+          <w:lang w:val="en-ID" w:eastAsia="en-ID"/>
+        </w:rPr>
+        <w:t>instalasi</w:t>
+      </w:r>
+      <w:proofErr w:type="spellEnd"/>
+      <w:r>
+        <w:rPr>
+          <w:rFonts w:ascii="Times New Roman" w:eastAsia="Times New Roman" w:hAnsi="Times New Roman" w:cs="Times New Roman"/>
+          <w:sz w:val="24"/>
+          <w:szCs w:val="24"/>
+          <w:lang w:val="en-ID" w:eastAsia="en-ID"/>
+        </w:rPr>
+        <w:t xml:space="preserve"> </w:t>
+      </w:r>
+      <w:proofErr w:type="spellStart"/>
+      <w:r>
+        <w:rPr>
+          <w:rFonts w:ascii="Times New Roman" w:eastAsia="Times New Roman" w:hAnsi="Times New Roman" w:cs="Times New Roman"/>
+          <w:sz w:val="24"/>
+          <w:szCs w:val="24"/>
+          <w:lang w:val="en-ID" w:eastAsia="en-ID"/>
+        </w:rPr>
+        <w:t>sistem</w:t>
+      </w:r>
+      <w:proofErr w:type="spellEnd"/>
+      <w:r>
+        <w:rPr>
+          <w:rFonts w:ascii="Times New Roman" w:eastAsia="Times New Roman" w:hAnsi="Times New Roman" w:cs="Times New Roman"/>
+          <w:sz w:val="24"/>
+          <w:szCs w:val="24"/>
+          <w:lang w:val="en-ID" w:eastAsia="en-ID"/>
+        </w:rPr>
+        <w:t xml:space="preserve"> </w:t>
+      </w:r>
+      <w:proofErr w:type="spellStart"/>
+      <w:r>
+        <w:rPr>
+          <w:rFonts w:ascii="Times New Roman" w:eastAsia="Times New Roman" w:hAnsi="Times New Roman" w:cs="Times New Roman"/>
+          <w:sz w:val="24"/>
+          <w:szCs w:val="24"/>
+          <w:lang w:val="en-ID" w:eastAsia="en-ID"/>
+        </w:rPr>
+        <w:t>operasi</w:t>
+      </w:r>
+      <w:proofErr w:type="spellEnd"/>
+      <w:r>
+        <w:rPr>
+          <w:rFonts w:ascii="Times New Roman" w:eastAsia="Times New Roman" w:hAnsi="Times New Roman" w:cs="Times New Roman"/>
+          <w:sz w:val="24"/>
+          <w:szCs w:val="24"/>
+          <w:lang w:val="en-ID" w:eastAsia="en-ID"/>
+        </w:rPr>
+        <w:t>.</w:t>
+      </w:r>
+    </w:p>
+    <w:p>
+      <w:pPr>
+        <w:spacing w:before="100" w:beforeAutospacing="1" w:after="100" w:afterAutospacing="1" w:line="240" w:lineRule="auto"/>
+        <w:outlineLvl w:val="1"/>
+        <w:rPr>
+          <w:rFonts w:ascii="Times New Roman" w:eastAsia="Times New Roman" w:hAnsi="Times New Roman" w:cs="Times New Roman"/>
+          <w:b/>
+          <w:bCs/>
+          <w:sz w:val="36"/>
+          <w:szCs w:val="36"/>
+          <w:lang w:val="en-ID" w:eastAsia="en-ID"/>
+        </w:rPr>
+      </w:pPr>
+      <w:r>
+        <w:rPr>
+          <w:rFonts w:ascii="Times New Roman" w:eastAsia="Times New Roman" w:hAnsi="Times New Roman" w:cs="Times New Roman"/>
+          <w:b/>
+          <w:bCs/>
+          <w:sz w:val="36"/>
+          <w:szCs w:val="36"/>
+          <w:lang w:val="en-ID" w:eastAsia="en-ID"/>
+        </w:rPr>
+        <w:t xml:space="preserve">B. </w:t>
+      </w:r>
+      <w:proofErr w:type="spellStart"/>
+      <w:r>
+        <w:rPr>
+          <w:rFonts w:ascii="Times New Roman" w:eastAsia="Times New Roman" w:hAnsi="Times New Roman" w:cs="Times New Roman"/>
+          <w:b/>
+          <w:bCs/>
+          <w:sz w:val="36"/>
+          <w:szCs w:val="36"/>
+          <w:lang w:val="en-ID" w:eastAsia="en-ID"/>
+        </w:rPr>
+        <w:t>Rumusan</w:t>
+      </w:r>
+      <w:proofErr w:type="spellEnd"/>
+      <w:r>
+        <w:rPr>
+          <w:rFonts w:ascii="Times New Roman" w:eastAsia="Times New Roman" w:hAnsi="Times New Roman" w:cs="Times New Roman"/>
+          <w:b/>
+          <w:bCs/>
+          <w:sz w:val="36"/>
+          <w:szCs w:val="36"/>
+          <w:lang w:val="en-ID" w:eastAsia="en-ID"/>
+        </w:rPr>
+        <w:t xml:space="preserve"> </w:t>
+      </w:r>
+      <w:proofErr w:type="spellStart"/>
+      <w:r>
+        <w:rPr>
+          <w:rFonts w:ascii="Times New Roman" w:eastAsia="Times New Roman" w:hAnsi="Times New Roman" w:cs="Times New Roman"/>
+          <w:b/>
+          <w:bCs/>
+          <w:sz w:val="36"/>
+          <w:szCs w:val="36"/>
+          <w:lang w:val="en-ID" w:eastAsia="en-ID"/>
+        </w:rPr>
+        <w:t>Masalah</w:t>
+      </w:r>
+      <w:proofErr w:type="spellEnd"/>
+    </w:p>
+    <w:p>
+      <w:pPr>
+        <w:numPr>
+          <w:ilvl w:val="0"/>
+          <w:numId w:val="16"/>
+        </w:numPr>
+        <w:spacing w:before="100" w:beforeAutospacing="1" w:after="100" w:afterAutospacing="1" w:line="240" w:lineRule="auto"/>
+        <w:rPr>
+          <w:rFonts w:ascii="Times New Roman" w:eastAsia="Times New Roman" w:hAnsi="Times New Roman" w:cs="Times New Roman"/>
+          <w:sz w:val="24"/>
+          <w:szCs w:val="24"/>
+          <w:lang w:val="en-ID" w:eastAsia="en-ID"/>
+        </w:rPr>
+      </w:pPr>
+      <w:proofErr w:type="spellStart"/>
+      <w:r>
+        <w:rPr>
+          <w:rFonts w:ascii="Times New Roman" w:eastAsia="Times New Roman" w:hAnsi="Times New Roman" w:cs="Times New Roman"/>
+          <w:sz w:val="24"/>
+          <w:szCs w:val="24"/>
+          <w:lang w:val="en-ID" w:eastAsia="en-ID"/>
+        </w:rPr>
+        <w:t>Bagaimana</w:t>
+      </w:r>
+      <w:proofErr w:type="spellEnd"/>
+      <w:r>
+        <w:rPr>
+          <w:rFonts w:ascii="Times New Roman" w:eastAsia="Times New Roman" w:hAnsi="Times New Roman" w:cs="Times New Roman"/>
+          <w:sz w:val="24"/>
+          <w:szCs w:val="24"/>
+          <w:lang w:val="en-ID" w:eastAsia="en-ID"/>
+        </w:rPr>
+        <w:t xml:space="preserve"> proses </w:t>
+      </w:r>
+      <w:proofErr w:type="spellStart"/>
+      <w:r>
+        <w:rPr>
+          <w:rFonts w:ascii="Times New Roman" w:eastAsia="Times New Roman" w:hAnsi="Times New Roman" w:cs="Times New Roman"/>
+          <w:sz w:val="24"/>
+          <w:szCs w:val="24"/>
+          <w:lang w:val="en-ID" w:eastAsia="en-ID"/>
+        </w:rPr>
+        <w:t>instalasi</w:t>
+      </w:r>
+      <w:proofErr w:type="spellEnd"/>
+      <w:r>
+        <w:rPr>
+          <w:rFonts w:ascii="Times New Roman" w:eastAsia="Times New Roman" w:hAnsi="Times New Roman" w:cs="Times New Roman"/>
+          <w:sz w:val="24"/>
+          <w:szCs w:val="24"/>
+          <w:lang w:val="en-ID" w:eastAsia="en-ID"/>
+        </w:rPr>
+        <w:t xml:space="preserve"> </w:t>
+      </w:r>
+      <w:proofErr w:type="spellStart"/>
+      <w:r>
+        <w:rPr>
+          <w:rFonts w:ascii="Times New Roman" w:eastAsia="Times New Roman" w:hAnsi="Times New Roman" w:cs="Times New Roman"/>
+          <w:sz w:val="24"/>
+          <w:szCs w:val="24"/>
+          <w:lang w:val="en-ID" w:eastAsia="en-ID"/>
+        </w:rPr>
+        <w:t>sistem</w:t>
+      </w:r>
+      <w:proofErr w:type="spellEnd"/>
+      <w:r>
+        <w:rPr>
+          <w:rFonts w:ascii="Times New Roman" w:eastAsia="Times New Roman" w:hAnsi="Times New Roman" w:cs="Times New Roman"/>
+          <w:sz w:val="24"/>
+          <w:szCs w:val="24"/>
+          <w:lang w:val="en-ID" w:eastAsia="en-ID"/>
+        </w:rPr>
+        <w:t xml:space="preserve"> </w:t>
+      </w:r>
+      <w:proofErr w:type="spellStart"/>
+      <w:r>
+        <w:rPr>
+          <w:rFonts w:ascii="Times New Roman" w:eastAsia="Times New Roman" w:hAnsi="Times New Roman" w:cs="Times New Roman"/>
+          <w:sz w:val="24"/>
+          <w:szCs w:val="24"/>
+          <w:lang w:val="en-ID" w:eastAsia="en-ID"/>
+        </w:rPr>
+        <w:t>operasi</w:t>
+      </w:r>
+      <w:proofErr w:type="spellEnd"/>
+      <w:r>
+        <w:rPr>
+          <w:rFonts w:ascii="Times New Roman" w:eastAsia="Times New Roman" w:hAnsi="Times New Roman" w:cs="Times New Roman"/>
+          <w:sz w:val="24"/>
+          <w:szCs w:val="24"/>
+          <w:lang w:val="en-ID" w:eastAsia="en-ID"/>
+        </w:rPr>
+        <w:t xml:space="preserve"> Linux Mint pada </w:t>
+      </w:r>
+      <w:proofErr w:type="spellStart"/>
+      <w:r>
+        <w:rPr>
+          <w:rFonts w:ascii="Times New Roman" w:eastAsia="Times New Roman" w:hAnsi="Times New Roman" w:cs="Times New Roman"/>
+          <w:sz w:val="24"/>
+          <w:szCs w:val="24"/>
+          <w:lang w:val="en-ID" w:eastAsia="en-ID"/>
+        </w:rPr>
+        <w:t>perangkat</w:t>
+      </w:r>
+      <w:proofErr w:type="spellEnd"/>
+      <w:r>
+        <w:rPr>
+          <w:rFonts w:ascii="Times New Roman" w:eastAsia="Times New Roman" w:hAnsi="Times New Roman" w:cs="Times New Roman"/>
+          <w:sz w:val="24"/>
+          <w:szCs w:val="24"/>
+          <w:lang w:val="en-ID" w:eastAsia="en-ID"/>
+        </w:rPr>
+        <w:t xml:space="preserve"> </w:t>
+      </w:r>
+      <w:proofErr w:type="spellStart"/>
+      <w:r>
+        <w:rPr>
+          <w:rFonts w:ascii="Times New Roman" w:eastAsia="Times New Roman" w:hAnsi="Times New Roman" w:cs="Times New Roman"/>
+          <w:sz w:val="24"/>
+          <w:szCs w:val="24"/>
+          <w:lang w:val="en-ID" w:eastAsia="en-ID"/>
+        </w:rPr>
+        <w:t>komputer</w:t>
+      </w:r>
+      <w:proofErr w:type="spellEnd"/>
+      <w:r>
+        <w:rPr>
+          <w:rFonts w:ascii="Times New Roman" w:eastAsia="Times New Roman" w:hAnsi="Times New Roman" w:cs="Times New Roman"/>
+          <w:sz w:val="24"/>
+          <w:szCs w:val="24"/>
+          <w:lang w:val="en-ID" w:eastAsia="en-ID"/>
+        </w:rPr>
+        <w:t xml:space="preserve"> di Focus Media Computer? </w:t>
+      </w:r>
+    </w:p>
+    <w:p>
+      <w:pPr>
+        <w:numPr>
+          <w:ilvl w:val="0"/>
+          <w:numId w:val="16"/>
+        </w:numPr>
+        <w:spacing w:before="100" w:beforeAutospacing="1" w:after="100" w:afterAutospacing="1" w:line="240" w:lineRule="auto"/>
+        <w:rPr>
+          <w:rFonts w:ascii="Times New Roman" w:eastAsia="Times New Roman" w:hAnsi="Times New Roman" w:cs="Times New Roman"/>
+          <w:sz w:val="24"/>
+          <w:szCs w:val="24"/>
+          <w:lang w:val="en-ID" w:eastAsia="en-ID"/>
+        </w:rPr>
+      </w:pPr>
+      <w:r>
+        <w:rPr>
+          <w:rFonts w:ascii="Times New Roman" w:eastAsia="Times New Roman" w:hAnsi="Times New Roman" w:cs="Times New Roman"/>
+          <w:sz w:val="24"/>
+          <w:szCs w:val="24"/>
+          <w:lang w:val="en-ID" w:eastAsia="en-ID"/>
+        </w:rPr>
+        <w:t xml:space="preserve">Apa </w:t>
+      </w:r>
+      <w:proofErr w:type="spellStart"/>
+      <w:r>
+        <w:rPr>
+          <w:rFonts w:ascii="Times New Roman" w:eastAsia="Times New Roman" w:hAnsi="Times New Roman" w:cs="Times New Roman"/>
+          <w:sz w:val="24"/>
+          <w:szCs w:val="24"/>
+          <w:lang w:val="en-ID" w:eastAsia="en-ID"/>
+        </w:rPr>
+        <w:t>manfaat</w:t>
+      </w:r>
+      <w:proofErr w:type="spellEnd"/>
+      <w:r>
+        <w:rPr>
+          <w:rFonts w:ascii="Times New Roman" w:eastAsia="Times New Roman" w:hAnsi="Times New Roman" w:cs="Times New Roman"/>
+          <w:sz w:val="24"/>
+          <w:szCs w:val="24"/>
+          <w:lang w:val="en-ID" w:eastAsia="en-ID"/>
+        </w:rPr>
+        <w:t xml:space="preserve"> </w:t>
+      </w:r>
+      <w:proofErr w:type="spellStart"/>
+      <w:r>
+        <w:rPr>
+          <w:rFonts w:ascii="Times New Roman" w:eastAsia="Times New Roman" w:hAnsi="Times New Roman" w:cs="Times New Roman"/>
+          <w:sz w:val="24"/>
+          <w:szCs w:val="24"/>
+          <w:lang w:val="en-ID" w:eastAsia="en-ID"/>
+        </w:rPr>
+        <w:t>penggunaan</w:t>
+      </w:r>
+      <w:proofErr w:type="spellEnd"/>
+      <w:r>
+        <w:rPr>
+          <w:rFonts w:ascii="Times New Roman" w:eastAsia="Times New Roman" w:hAnsi="Times New Roman" w:cs="Times New Roman"/>
+          <w:sz w:val="24"/>
+          <w:szCs w:val="24"/>
+          <w:lang w:val="en-ID" w:eastAsia="en-ID"/>
+        </w:rPr>
+        <w:t xml:space="preserve"> </w:t>
+      </w:r>
+      <w:proofErr w:type="spellStart"/>
+      <w:r>
+        <w:rPr>
+          <w:rFonts w:ascii="Times New Roman" w:eastAsia="Times New Roman" w:hAnsi="Times New Roman" w:cs="Times New Roman"/>
+          <w:sz w:val="24"/>
+          <w:szCs w:val="24"/>
+          <w:lang w:val="en-ID" w:eastAsia="en-ID"/>
+        </w:rPr>
+        <w:t>sistem</w:t>
+      </w:r>
+      <w:proofErr w:type="spellEnd"/>
+      <w:r>
+        <w:rPr>
+          <w:rFonts w:ascii="Times New Roman" w:eastAsia="Times New Roman" w:hAnsi="Times New Roman" w:cs="Times New Roman"/>
+          <w:sz w:val="24"/>
+          <w:szCs w:val="24"/>
+          <w:lang w:val="en-ID" w:eastAsia="en-ID"/>
+        </w:rPr>
+        <w:t xml:space="preserve"> </w:t>
+      </w:r>
+      <w:proofErr w:type="spellStart"/>
+      <w:r>
+        <w:rPr>
+          <w:rFonts w:ascii="Times New Roman" w:eastAsia="Times New Roman" w:hAnsi="Times New Roman" w:cs="Times New Roman"/>
+          <w:sz w:val="24"/>
+          <w:szCs w:val="24"/>
+          <w:lang w:val="en-ID" w:eastAsia="en-ID"/>
+        </w:rPr>
+        <w:t>operasi</w:t>
+      </w:r>
+      <w:proofErr w:type="spellEnd"/>
+      <w:r>
+        <w:rPr>
+          <w:rFonts w:ascii="Times New Roman" w:eastAsia="Times New Roman" w:hAnsi="Times New Roman" w:cs="Times New Roman"/>
+          <w:sz w:val="24"/>
+          <w:szCs w:val="24"/>
+          <w:lang w:val="en-ID" w:eastAsia="en-ID"/>
+        </w:rPr>
+        <w:t xml:space="preserve"> Linux Mint pada </w:t>
+      </w:r>
+      <w:proofErr w:type="spellStart"/>
+      <w:r>
+        <w:rPr>
+          <w:rFonts w:ascii="Times New Roman" w:eastAsia="Times New Roman" w:hAnsi="Times New Roman" w:cs="Times New Roman"/>
+          <w:sz w:val="24"/>
+          <w:szCs w:val="24"/>
+          <w:lang w:val="en-ID" w:eastAsia="en-ID"/>
+        </w:rPr>
+        <w:t>perangkat</w:t>
+      </w:r>
+      <w:proofErr w:type="spellEnd"/>
+      <w:r>
+        <w:rPr>
+          <w:rFonts w:ascii="Times New Roman" w:eastAsia="Times New Roman" w:hAnsi="Times New Roman" w:cs="Times New Roman"/>
+          <w:sz w:val="24"/>
+          <w:szCs w:val="24"/>
+          <w:lang w:val="en-ID" w:eastAsia="en-ID"/>
+        </w:rPr>
+        <w:t xml:space="preserve"> </w:t>
+      </w:r>
+      <w:proofErr w:type="spellStart"/>
+      <w:r>
+        <w:rPr>
+          <w:rFonts w:ascii="Times New Roman" w:eastAsia="Times New Roman" w:hAnsi="Times New Roman" w:cs="Times New Roman"/>
+          <w:sz w:val="24"/>
+          <w:szCs w:val="24"/>
+          <w:lang w:val="en-ID" w:eastAsia="en-ID"/>
+        </w:rPr>
+        <w:t>komputer</w:t>
+      </w:r>
+      <w:proofErr w:type="spellEnd"/>
+      <w:r>
+        <w:rPr>
+          <w:rFonts w:ascii="Times New Roman" w:eastAsia="Times New Roman" w:hAnsi="Times New Roman" w:cs="Times New Roman"/>
+          <w:sz w:val="24"/>
+          <w:szCs w:val="24"/>
+          <w:lang w:val="en-ID" w:eastAsia="en-ID"/>
+        </w:rPr>
+        <w:t>?</w:t>
       </w:r>
     </w:p>
     <w:p>
@@ -2882,157 +5863,21 @@
         </w:tabs>
         <w:rPr>
           <w:rFonts w:ascii="Times New Roman" w:hAnsi="Times New Roman" w:cs="Times New Roman"/>
-          <w:sz w:val="24"/>
-          <w:szCs w:val="24"/>
-          <w:lang w:val="id-ID"/>
-        </w:rPr>
-      </w:pPr>
-      <w:r>
-        <w:rPr>
-          <w:rFonts w:ascii="Times New Roman" w:hAnsi="Times New Roman" w:cs="Times New Roman"/>
-          <w:sz w:val="24"/>
-          <w:szCs w:val="24"/>
-          <w:lang w:val="id-ID"/>
-        </w:rPr>
-        <w:tab/>
-      </w:r>
-      <w:r>
-        <w:rPr>
-          <w:rFonts w:ascii="Times New Roman" w:hAnsi="Times New Roman" w:cs="Times New Roman"/>
-          <w:sz w:val="24"/>
-          <w:szCs w:val="24"/>
-          <w:lang w:val="id-ID"/>
-        </w:rPr>
-        <w:t xml:space="preserve">Perkembangan teknologi informasi membuat komputer semakin banyak digunakan. </w:t>
-      </w:r>
-      <w:proofErr w:type="spellStart"/>
-      <w:r>
-        <w:rPr>
-          <w:rFonts w:ascii="Times New Roman" w:hAnsi="Times New Roman" w:cs="Times New Roman"/>
-          <w:sz w:val="24"/>
-          <w:szCs w:val="24"/>
-          <w:lang w:val="id-ID"/>
-        </w:rPr>
-        <w:t>Ågar</w:t>
-      </w:r>
-      <w:proofErr w:type="spellEnd"/>
-      <w:r>
-        <w:rPr>
-          <w:rFonts w:ascii="Times New Roman" w:hAnsi="Times New Roman" w:cs="Times New Roman"/>
-          <w:sz w:val="24"/>
-          <w:szCs w:val="24"/>
-          <w:lang w:val="id-ID"/>
-        </w:rPr>
-        <w:t xml:space="preserve"> komputer dapat berfungsi dengan baik, diperlukan sistem operasi sebagai penghubung antara perangkat keras dan pengguna. Windows 10 menjadi salah satu sistem operasi yang banyak digunakan karena </w:t>
-      </w:r>
-      <w:r>
-        <w:rPr>
-          <w:rFonts w:ascii="Times New Roman" w:hAnsi="Times New Roman" w:cs="Times New Roman"/>
-          <w:sz w:val="24"/>
-          <w:szCs w:val="24"/>
-          <w:lang w:val="id-ID"/>
-        </w:rPr>
-        <w:t xml:space="preserve">fiturnya lengkap dan mudah </w:t>
-      </w:r>
-      <w:proofErr w:type="spellStart"/>
-      <w:r>
-        <w:rPr>
-          <w:rFonts w:ascii="Times New Roman" w:hAnsi="Times New Roman" w:cs="Times New Roman"/>
-          <w:sz w:val="24"/>
-          <w:szCs w:val="24"/>
-          <w:lang w:val="id-ID"/>
-        </w:rPr>
-        <w:t>dioprasikan</w:t>
-      </w:r>
-      <w:proofErr w:type="spellEnd"/>
-      <w:r>
-        <w:rPr>
-          <w:rFonts w:ascii="Times New Roman" w:hAnsi="Times New Roman" w:cs="Times New Roman"/>
-          <w:sz w:val="24"/>
-          <w:szCs w:val="24"/>
-          <w:lang w:val="id-ID"/>
-        </w:rPr>
-        <w:t xml:space="preserve">. </w:t>
-      </w:r>
-      <w:proofErr w:type="spellStart"/>
-      <w:r>
-        <w:rPr>
-          <w:rFonts w:ascii="Times New Roman" w:hAnsi="Times New Roman" w:cs="Times New Roman"/>
-          <w:sz w:val="24"/>
-          <w:szCs w:val="24"/>
-          <w:lang w:val="id-ID"/>
-        </w:rPr>
-        <w:t>Leh</w:t>
-      </w:r>
-      <w:proofErr w:type="spellEnd"/>
-      <w:r>
-        <w:rPr>
-          <w:rFonts w:ascii="Times New Roman" w:hAnsi="Times New Roman" w:cs="Times New Roman"/>
-          <w:sz w:val="24"/>
-          <w:szCs w:val="24"/>
-          <w:lang w:val="id-ID"/>
-        </w:rPr>
-        <w:t xml:space="preserve"> karena itu, instalasi dan </w:t>
-      </w:r>
-      <w:proofErr w:type="spellStart"/>
-      <w:r>
-        <w:rPr>
-          <w:rFonts w:ascii="Times New Roman" w:hAnsi="Times New Roman" w:cs="Times New Roman"/>
-          <w:sz w:val="24"/>
-          <w:szCs w:val="24"/>
-          <w:lang w:val="id-ID"/>
-        </w:rPr>
-        <w:t>aktivasi</w:t>
-      </w:r>
-      <w:proofErr w:type="spellEnd"/>
-      <w:r>
-        <w:rPr>
-          <w:rFonts w:ascii="Times New Roman" w:hAnsi="Times New Roman" w:cs="Times New Roman"/>
-          <w:sz w:val="24"/>
-          <w:szCs w:val="24"/>
-          <w:lang w:val="id-ID"/>
-        </w:rPr>
-        <w:t xml:space="preserve"> yang benar sangat penting agar sistem dapat bekerja secara optimal. Berdasarkan hal tersebut, penulis memilih judul “Instalasi dan </w:t>
-      </w:r>
-      <w:proofErr w:type="spellStart"/>
-      <w:r>
-        <w:rPr>
-          <w:rFonts w:ascii="Times New Roman" w:hAnsi="Times New Roman" w:cs="Times New Roman"/>
-          <w:sz w:val="24"/>
-          <w:szCs w:val="24"/>
-          <w:lang w:val="id-ID"/>
-        </w:rPr>
-        <w:t>Ativasi</w:t>
-      </w:r>
-      <w:proofErr w:type="spellEnd"/>
-      <w:r>
-        <w:rPr>
-          <w:rFonts w:ascii="Times New Roman" w:hAnsi="Times New Roman" w:cs="Times New Roman"/>
-          <w:sz w:val="24"/>
-          <w:szCs w:val="24"/>
-          <w:lang w:val="id-ID"/>
-        </w:rPr>
-        <w:t xml:space="preserve"> Sistem Operasi Windows 10” untuk memberikan pemahaman mengenai proses instalasi dan </w:t>
-      </w:r>
-      <w:proofErr w:type="spellStart"/>
-      <w:r>
-        <w:rPr>
-          <w:rFonts w:ascii="Times New Roman" w:hAnsi="Times New Roman" w:cs="Times New Roman"/>
-          <w:sz w:val="24"/>
-          <w:szCs w:val="24"/>
-          <w:lang w:val="id-ID"/>
-        </w:rPr>
-        <w:t>aktivasi</w:t>
-      </w:r>
-      <w:proofErr w:type="spellEnd"/>
-      <w:r>
-        <w:rPr>
-          <w:rFonts w:ascii="Times New Roman" w:hAnsi="Times New Roman" w:cs="Times New Roman"/>
-          <w:sz w:val="24"/>
-          <w:szCs w:val="24"/>
-          <w:lang w:val="id-ID"/>
-        </w:rPr>
-        <w:t xml:space="preserve"> yang tepat</w:t>
+          <w:b/>
+          <w:sz w:val="28"/>
+          <w:szCs w:val="28"/>
+          <w:lang w:val="id-ID"/>
+        </w:rPr>
+      </w:pPr>
+      <w:r>
+        <w:rPr>
+          <w:rFonts w:ascii="Times New Roman" w:hAnsi="Times New Roman" w:cs="Times New Roman"/>
+          <w:b/>
+          <w:sz w:val="24"/>
+          <w:szCs w:val="24"/>
+          <w:lang w:val="id-ID"/>
+        </w:rPr>
+        <w:t>C. Tujuan Dan Manfaat</w:t>
       </w:r>
     </w:p>
     <w:p>
@@ -3044,40 +5889,34 @@
         <w:rPr>
           <w:rFonts w:ascii="Times New Roman" w:hAnsi="Times New Roman" w:cs="Times New Roman"/>
           <w:b/>
+          <w:lang w:val="id-ID"/>
+        </w:rPr>
+      </w:pPr>
+      <w:r>
+        <w:rPr>
+          <w:rFonts w:ascii="Times New Roman" w:hAnsi="Times New Roman" w:cs="Times New Roman"/>
+          <w:b/>
+          <w:lang w:val="id-ID"/>
+        </w:rPr>
+        <w:t>1.</w:t>
+      </w:r>
+      <w:r>
+        <w:rPr>
+          <w:rFonts w:ascii="Times New Roman" w:hAnsi="Times New Roman" w:cs="Times New Roman"/>
+          <w:b/>
           <w:sz w:val="28"/>
           <w:szCs w:val="28"/>
           <w:lang w:val="id-ID"/>
         </w:rPr>
-      </w:pPr>
-      <w:r>
-        <w:rPr>
-          <w:rFonts w:ascii="Times New Roman" w:hAnsi="Times New Roman" w:cs="Times New Roman"/>
-          <w:b/>
-          <w:sz w:val="24"/>
-          <w:szCs w:val="24"/>
-          <w:lang w:val="id-ID"/>
-        </w:rPr>
-        <w:t>B.</w:t>
-      </w:r>
-      <w:r>
-        <w:rPr>
-          <w:rFonts w:ascii="Times New Roman" w:hAnsi="Times New Roman" w:cs="Times New Roman"/>
-          <w:b/>
-          <w:sz w:val="28"/>
-          <w:szCs w:val="28"/>
-          <w:lang w:val="id-ID"/>
-        </w:rPr>
-        <w:t xml:space="preserve"> </w:t>
-      </w:r>
-      <w:r>
-        <w:rPr>
-          <w:rFonts w:ascii="Times New Roman" w:hAnsi="Times New Roman" w:cs="Times New Roman"/>
-          <w:b/>
-          <w:sz w:val="24"/>
-          <w:szCs w:val="24"/>
-          <w:lang w:val="id-ID"/>
-        </w:rPr>
-        <w:t>Rumusan Masalah</w:t>
+        <w:t xml:space="preserve"> </w:t>
+      </w:r>
+      <w:r>
+        <w:rPr>
+          <w:rFonts w:ascii="Times New Roman" w:hAnsi="Times New Roman" w:cs="Times New Roman"/>
+          <w:b/>
+          <w:lang w:val="id-ID"/>
+        </w:rPr>
+        <w:t>Tujuan</w:t>
       </w:r>
     </w:p>
     <w:p>
@@ -3088,19 +5927,43 @@
         </w:tabs>
         <w:rPr>
           <w:rFonts w:ascii="Times New Roman" w:hAnsi="Times New Roman" w:cs="Times New Roman"/>
-          <w:sz w:val="24"/>
-          <w:szCs w:val="24"/>
-          <w:lang w:val="id-ID"/>
-        </w:rPr>
-      </w:pPr>
-      <w:r>
-        <w:rPr>
-          <w:rFonts w:ascii="Times New Roman" w:hAnsi="Times New Roman" w:cs="Times New Roman"/>
-          <w:sz w:val="24"/>
-          <w:szCs w:val="24"/>
-          <w:lang w:val="id-ID"/>
-        </w:rPr>
-        <w:t>1. Apa yang dimaksud dengan sistem operasi Windows 10?</w:t>
+          <w:bCs/>
+          <w:sz w:val="24"/>
+          <w:szCs w:val="24"/>
+          <w:lang w:val="id-ID"/>
+        </w:rPr>
+      </w:pPr>
+      <w:r>
+        <w:rPr>
+          <w:rFonts w:ascii="Times New Roman" w:hAnsi="Times New Roman" w:cs="Times New Roman"/>
+          <w:bCs/>
+          <w:sz w:val="24"/>
+          <w:szCs w:val="24"/>
+          <w:lang w:val="id-ID"/>
+        </w:rPr>
+        <w:t xml:space="preserve">a. Menjelaskan proses instalasi dan </w:t>
+      </w:r>
+      <w:proofErr w:type="spellStart"/>
+      <w:r>
+        <w:rPr>
+          <w:rFonts w:ascii="Times New Roman" w:hAnsi="Times New Roman" w:cs="Times New Roman"/>
+          <w:bCs/>
+          <w:sz w:val="24"/>
+          <w:szCs w:val="24"/>
+          <w:lang w:val="id-ID"/>
+        </w:rPr>
+        <w:t>aktivasi</w:t>
+      </w:r>
+      <w:proofErr w:type="spellEnd"/>
+      <w:r>
+        <w:rPr>
+          <w:rFonts w:ascii="Times New Roman" w:hAnsi="Times New Roman" w:cs="Times New Roman"/>
+          <w:bCs/>
+          <w:sz w:val="24"/>
+          <w:szCs w:val="24"/>
+          <w:lang w:val="id-ID"/>
+        </w:rPr>
+        <w:t xml:space="preserve"> sistem operasi Windows 10.</w:t>
       </w:r>
     </w:p>
     <w:p>
@@ -3111,59 +5974,43 @@
         </w:tabs>
         <w:rPr>
           <w:rFonts w:ascii="Times New Roman" w:hAnsi="Times New Roman" w:cs="Times New Roman"/>
-          <w:sz w:val="24"/>
-          <w:szCs w:val="24"/>
-          <w:lang w:val="id-ID"/>
-        </w:rPr>
-      </w:pPr>
-      <w:r>
-        <w:rPr>
-          <w:rFonts w:ascii="Times New Roman" w:hAnsi="Times New Roman" w:cs="Times New Roman"/>
-          <w:sz w:val="24"/>
-          <w:szCs w:val="24"/>
-          <w:lang w:val="id-ID"/>
-        </w:rPr>
-        <w:t xml:space="preserve">2. Bagaimana langkah </w:t>
-      </w:r>
-      <w:proofErr w:type="spellStart"/>
-      <w:r>
-        <w:rPr>
-          <w:rFonts w:ascii="Times New Roman" w:hAnsi="Times New Roman" w:cs="Times New Roman"/>
-          <w:sz w:val="24"/>
-          <w:szCs w:val="24"/>
-          <w:lang w:val="id-ID"/>
-        </w:rPr>
-        <w:t>langkah</w:t>
-      </w:r>
-      <w:proofErr w:type="spellEnd"/>
-      <w:r>
-        <w:rPr>
-          <w:rFonts w:ascii="Times New Roman" w:hAnsi="Times New Roman" w:cs="Times New Roman"/>
-          <w:sz w:val="24"/>
-          <w:szCs w:val="24"/>
-          <w:lang w:val="id-ID"/>
-        </w:rPr>
-        <w:t xml:space="preserve"> instalasi sistem operasi </w:t>
-      </w:r>
-      <w:proofErr w:type="spellStart"/>
-      <w:r>
-        <w:rPr>
-          <w:rFonts w:ascii="Times New Roman" w:hAnsi="Times New Roman" w:cs="Times New Roman"/>
-          <w:sz w:val="24"/>
-          <w:szCs w:val="24"/>
-          <w:lang w:val="id-ID"/>
-        </w:rPr>
-        <w:t>windows</w:t>
-      </w:r>
-      <w:proofErr w:type="spellEnd"/>
-      <w:r>
-        <w:rPr>
-          <w:rFonts w:ascii="Times New Roman" w:hAnsi="Times New Roman" w:cs="Times New Roman"/>
-          <w:sz w:val="24"/>
-          <w:szCs w:val="24"/>
-          <w:lang w:val="id-ID"/>
-        </w:rPr>
-        <w:t xml:space="preserve"> 10 pada komputer?</w:t>
+          <w:bCs/>
+          <w:sz w:val="24"/>
+          <w:szCs w:val="24"/>
+          <w:lang w:val="id-ID"/>
+        </w:rPr>
+      </w:pPr>
+      <w:r>
+        <w:rPr>
+          <w:rFonts w:ascii="Times New Roman" w:hAnsi="Times New Roman" w:cs="Times New Roman"/>
+          <w:bCs/>
+          <w:sz w:val="24"/>
+          <w:szCs w:val="24"/>
+          <w:lang w:val="id-ID"/>
+        </w:rPr>
+        <w:t xml:space="preserve">b. Memberikan pemahaman mengenai langkah-langkah instalasi dan </w:t>
+      </w:r>
+      <w:proofErr w:type="spellStart"/>
+      <w:r>
+        <w:rPr>
+          <w:rFonts w:ascii="Times New Roman" w:hAnsi="Times New Roman" w:cs="Times New Roman"/>
+          <w:bCs/>
+          <w:sz w:val="24"/>
+          <w:szCs w:val="24"/>
+          <w:lang w:val="id-ID"/>
+        </w:rPr>
+        <w:t>aktivasi</w:t>
+      </w:r>
+      <w:proofErr w:type="spellEnd"/>
+      <w:r>
+        <w:rPr>
+          <w:rFonts w:ascii="Times New Roman" w:hAnsi="Times New Roman" w:cs="Times New Roman"/>
+          <w:bCs/>
+          <w:sz w:val="24"/>
+          <w:szCs w:val="24"/>
+          <w:lang w:val="id-ID"/>
+        </w:rPr>
+        <w:t xml:space="preserve"> Windows 10 yang benar.</w:t>
       </w:r>
     </w:p>
     <w:p>
@@ -3174,42 +6021,27 @@
         </w:tabs>
         <w:rPr>
           <w:rFonts w:ascii="Times New Roman" w:hAnsi="Times New Roman" w:cs="Times New Roman"/>
-          <w:sz w:val="24"/>
-          <w:szCs w:val="24"/>
-          <w:lang w:val="id-ID"/>
-        </w:rPr>
-      </w:pPr>
-      <w:r>
-        <w:rPr>
-          <w:rFonts w:ascii="Times New Roman" w:hAnsi="Times New Roman" w:cs="Times New Roman"/>
-          <w:sz w:val="24"/>
-          <w:szCs w:val="24"/>
-          <w:lang w:val="id-ID"/>
-        </w:rPr>
-        <w:t>3.</w:t>
-      </w:r>
-      <w:r>
-        <w:rPr>
-          <w:rFonts w:ascii="Times New Roman" w:hAnsi="Times New Roman" w:cs="Times New Roman"/>
-          <w:sz w:val="24"/>
-          <w:szCs w:val="24"/>
-          <w:lang w:val="id-ID"/>
-        </w:rPr>
-        <w:t xml:space="preserve"> </w:t>
-      </w:r>
-      <w:r>
-        <w:rPr>
-          <w:rFonts w:ascii="Times New Roman" w:hAnsi="Times New Roman" w:cs="Times New Roman"/>
-          <w:sz w:val="24"/>
-          <w:szCs w:val="24"/>
-          <w:lang w:val="id-ID"/>
-        </w:rPr>
-        <w:t xml:space="preserve">Bagaimana proses </w:t>
-      </w:r>
-      <w:proofErr w:type="spellStart"/>
-      <w:r>
-        <w:rPr>
-          <w:rFonts w:ascii="Times New Roman" w:hAnsi="Times New Roman" w:cs="Times New Roman"/>
+          <w:bCs/>
+          <w:sz w:val="24"/>
+          <w:szCs w:val="24"/>
+          <w:lang w:val="id-ID"/>
+        </w:rPr>
+      </w:pPr>
+      <w:r>
+        <w:rPr>
+          <w:rFonts w:ascii="Times New Roman" w:hAnsi="Times New Roman" w:cs="Times New Roman"/>
+          <w:bCs/>
+          <w:sz w:val="24"/>
+          <w:szCs w:val="24"/>
+          <w:lang w:val="id-ID"/>
+        </w:rPr>
+        <w:t xml:space="preserve">c. Menjadi sumber informasi dan referensi bagi pembaca tentang instalasi dan </w:t>
+      </w:r>
+      <w:proofErr w:type="spellStart"/>
+      <w:r>
+        <w:rPr>
+          <w:rFonts w:ascii="Times New Roman" w:hAnsi="Times New Roman" w:cs="Times New Roman"/>
+          <w:bCs/>
           <w:sz w:val="24"/>
           <w:szCs w:val="24"/>
           <w:lang w:val="id-ID"/>
@@ -3220,31 +6052,12 @@
       <w:r>
         <w:rPr>
           <w:rFonts w:ascii="Times New Roman" w:hAnsi="Times New Roman" w:cs="Times New Roman"/>
-          <w:sz w:val="24"/>
-          <w:szCs w:val="24"/>
-          <w:lang w:val="id-ID"/>
-        </w:rPr>
-        <w:t xml:space="preserve"> sistem operasi </w:t>
-      </w:r>
-      <w:proofErr w:type="spellStart"/>
-      <w:r>
-        <w:rPr>
-          <w:rFonts w:ascii="Times New Roman" w:hAnsi="Times New Roman" w:cs="Times New Roman"/>
-          <w:sz w:val="24"/>
-          <w:szCs w:val="24"/>
-          <w:lang w:val="id-ID"/>
-        </w:rPr>
-        <w:t>windows</w:t>
-      </w:r>
-      <w:proofErr w:type="spellEnd"/>
-      <w:r>
-        <w:rPr>
-          <w:rFonts w:ascii="Times New Roman" w:hAnsi="Times New Roman" w:cs="Times New Roman"/>
-          <w:sz w:val="24"/>
-          <w:szCs w:val="24"/>
-          <w:lang w:val="id-ID"/>
-        </w:rPr>
-        <w:t xml:space="preserve"> 10?</w:t>
+          <w:bCs/>
+          <w:sz w:val="24"/>
+          <w:szCs w:val="24"/>
+          <w:lang w:val="id-ID"/>
+        </w:rPr>
+        <w:t xml:space="preserve"> Windows 10.</w:t>
       </w:r>
     </w:p>
     <w:p>
@@ -3256,20 +6069,16 @@
         <w:rPr>
           <w:rFonts w:ascii="Times New Roman" w:hAnsi="Times New Roman" w:cs="Times New Roman"/>
           <w:b/>
-          <w:sz w:val="28"/>
-          <w:szCs w:val="28"/>
-          <w:lang w:val="id-ID"/>
-        </w:rPr>
-      </w:pPr>
-      <w:r>
-        <w:rPr>
-          <w:rFonts w:ascii="Times New Roman" w:hAnsi="Times New Roman" w:cs="Times New Roman"/>
-          <w:b/>
-          <w:sz w:val="24"/>
-          <w:szCs w:val="24"/>
-          <w:lang w:val="id-ID"/>
-        </w:rPr>
-        <w:t>C. Tujuan Dan Manfaat</w:t>
+          <w:lang w:val="id-ID"/>
+        </w:rPr>
+      </w:pPr>
+      <w:r>
+        <w:rPr>
+          <w:rFonts w:ascii="Times New Roman" w:hAnsi="Times New Roman" w:cs="Times New Roman"/>
+          <w:b/>
+          <w:lang w:val="id-ID"/>
+        </w:rPr>
+        <w:t>2. Manfaat</w:t>
       </w:r>
     </w:p>
     <w:p>
@@ -3281,34 +6090,42 @@
         <w:rPr>
           <w:rFonts w:ascii="Times New Roman" w:hAnsi="Times New Roman" w:cs="Times New Roman"/>
           <w:b/>
-          <w:lang w:val="id-ID"/>
-        </w:rPr>
-      </w:pPr>
-      <w:r>
-        <w:rPr>
-          <w:rFonts w:ascii="Times New Roman" w:hAnsi="Times New Roman" w:cs="Times New Roman"/>
-          <w:b/>
-          <w:lang w:val="id-ID"/>
-        </w:rPr>
-        <w:t>1.</w:t>
-      </w:r>
-      <w:r>
-        <w:rPr>
-          <w:rFonts w:ascii="Times New Roman" w:hAnsi="Times New Roman" w:cs="Times New Roman"/>
-          <w:b/>
           <w:sz w:val="28"/>
           <w:szCs w:val="28"/>
           <w:lang w:val="id-ID"/>
         </w:rPr>
-        <w:t xml:space="preserve"> </w:t>
-      </w:r>
-      <w:r>
-        <w:rPr>
-          <w:rFonts w:ascii="Times New Roman" w:hAnsi="Times New Roman" w:cs="Times New Roman"/>
-          <w:b/>
-          <w:lang w:val="id-ID"/>
-        </w:rPr>
-        <w:t>Tujuan</w:t>
+      </w:pPr>
+      <w:r>
+        <w:rPr>
+          <w:rFonts w:ascii="Times New Roman" w:hAnsi="Times New Roman" w:cs="Times New Roman"/>
+          <w:bCs/>
+          <w:sz w:val="24"/>
+          <w:szCs w:val="24"/>
+          <w:lang w:val="id-ID"/>
+        </w:rPr>
+        <w:t xml:space="preserve">a. Menambah pengetahuan tentang proses instalasi dan </w:t>
+      </w:r>
+      <w:proofErr w:type="spellStart"/>
+      <w:r>
+        <w:rPr>
+          <w:rFonts w:ascii="Times New Roman" w:hAnsi="Times New Roman" w:cs="Times New Roman"/>
+          <w:bCs/>
+          <w:sz w:val="24"/>
+          <w:szCs w:val="24"/>
+          <w:lang w:val="id-ID"/>
+        </w:rPr>
+        <w:t>aktivasi</w:t>
+      </w:r>
+      <w:proofErr w:type="spellEnd"/>
+      <w:r>
+        <w:rPr>
+          <w:rFonts w:ascii="Times New Roman" w:hAnsi="Times New Roman" w:cs="Times New Roman"/>
+          <w:bCs/>
+          <w:sz w:val="24"/>
+          <w:szCs w:val="24"/>
+          <w:lang w:val="id-ID"/>
+        </w:rPr>
+        <w:t xml:space="preserve"> sistem operasi Windows 10.</w:t>
       </w:r>
     </w:p>
     <w:p>
@@ -3333,7 +6150,8 @@
           <w:szCs w:val="24"/>
           <w:lang w:val="id-ID"/>
         </w:rPr>
-        <w:t xml:space="preserve">a. Menjelaskan proses instalasi dan </w:t>
+        <w:lastRenderedPageBreak/>
+        <w:t xml:space="preserve">b. Memberikan pemahaman mengenai langkah-langkah instalasi dan </w:t>
       </w:r>
       <w:proofErr w:type="spellStart"/>
       <w:r>
@@ -3355,7 +6173,7 @@
           <w:szCs w:val="24"/>
           <w:lang w:val="id-ID"/>
         </w:rPr>
-        <w:t xml:space="preserve"> sistem operasi Windows 10.</w:t>
+        <w:t xml:space="preserve"> Windows 10 yang benar.</w:t>
       </w:r>
     </w:p>
     <w:p>
@@ -3380,7 +6198,7 @@
           <w:szCs w:val="24"/>
           <w:lang w:val="id-ID"/>
         </w:rPr>
-        <w:t xml:space="preserve">b. Memberikan pemahaman mengenai langkah-langkah instalasi dan </w:t>
+        <w:t xml:space="preserve">c. Menjadi sumber informasi dan referensi bagi pembaca yang ingin mempelajari instalasi dan </w:t>
       </w:r>
       <w:proofErr w:type="spellStart"/>
       <w:r>
@@ -3402,7 +6220,7 @@
           <w:szCs w:val="24"/>
           <w:lang w:val="id-ID"/>
         </w:rPr>
-        <w:t xml:space="preserve"> Windows 10 yang benar.</w:t>
+        <w:t xml:space="preserve"> Windows 10.</w:t>
       </w:r>
     </w:p>
     <w:p>
@@ -3413,44 +6231,11 @@
         </w:tabs>
         <w:rPr>
           <w:rFonts w:ascii="Times New Roman" w:hAnsi="Times New Roman" w:cs="Times New Roman"/>
-          <w:bCs/>
-          <w:sz w:val="24"/>
-          <w:szCs w:val="24"/>
-          <w:lang w:val="id-ID"/>
-        </w:rPr>
-      </w:pPr>
-      <w:r>
-        <w:rPr>
-          <w:rFonts w:ascii="Times New Roman" w:hAnsi="Times New Roman" w:cs="Times New Roman"/>
-          <w:bCs/>
-          <w:sz w:val="24"/>
-          <w:szCs w:val="24"/>
-          <w:lang w:val="id-ID"/>
-        </w:rPr>
-        <w:t xml:space="preserve">c. Menjadi sumber informasi dan referensi bagi pembaca tentang instalasi dan </w:t>
-      </w:r>
-      <w:proofErr w:type="spellStart"/>
-      <w:r>
-        <w:rPr>
-          <w:rFonts w:ascii="Times New Roman" w:hAnsi="Times New Roman" w:cs="Times New Roman"/>
-          <w:bCs/>
-          <w:sz w:val="24"/>
-          <w:szCs w:val="24"/>
-          <w:lang w:val="id-ID"/>
-        </w:rPr>
-        <w:t>aktivasi</w:t>
-      </w:r>
-      <w:proofErr w:type="spellEnd"/>
-      <w:r>
-        <w:rPr>
-          <w:rFonts w:ascii="Times New Roman" w:hAnsi="Times New Roman" w:cs="Times New Roman"/>
-          <w:bCs/>
-          <w:sz w:val="24"/>
-          <w:szCs w:val="24"/>
-          <w:lang w:val="id-ID"/>
-        </w:rPr>
-        <w:t xml:space="preserve"> Windows 10.</w:t>
-      </w:r>
+          <w:sz w:val="24"/>
+          <w:szCs w:val="24"/>
+          <w:lang w:val="id-ID"/>
+        </w:rPr>
+      </w:pPr>
     </w:p>
     <w:p>
       <w:pPr>
@@ -3460,182 +6245,6 @@
         </w:tabs>
         <w:rPr>
           <w:rFonts w:ascii="Times New Roman" w:hAnsi="Times New Roman" w:cs="Times New Roman"/>
-          <w:b/>
-          <w:lang w:val="id-ID"/>
-        </w:rPr>
-      </w:pPr>
-      <w:r>
-        <w:rPr>
-          <w:rFonts w:ascii="Times New Roman" w:hAnsi="Times New Roman" w:cs="Times New Roman"/>
-          <w:b/>
-          <w:lang w:val="id-ID"/>
-        </w:rPr>
-        <w:t>2. Manfaat</w:t>
-      </w:r>
-    </w:p>
-    <w:p>
-      <w:pPr>
-        <w:tabs>
-          <w:tab w:val="left" w:pos="720"/>
-          <w:tab w:val="left" w:leader="dot" w:pos="1701"/>
-        </w:tabs>
-        <w:rPr>
-          <w:rFonts w:ascii="Times New Roman" w:hAnsi="Times New Roman" w:cs="Times New Roman"/>
-          <w:b/>
-          <w:sz w:val="28"/>
-          <w:szCs w:val="28"/>
-          <w:lang w:val="id-ID"/>
-        </w:rPr>
-      </w:pPr>
-      <w:r>
-        <w:rPr>
-          <w:rFonts w:ascii="Times New Roman" w:hAnsi="Times New Roman" w:cs="Times New Roman"/>
-          <w:bCs/>
-          <w:sz w:val="24"/>
-          <w:szCs w:val="24"/>
-          <w:lang w:val="id-ID"/>
-        </w:rPr>
-        <w:t xml:space="preserve">a. Menambah pengetahuan tentang proses instalasi dan </w:t>
-      </w:r>
-      <w:proofErr w:type="spellStart"/>
-      <w:r>
-        <w:rPr>
-          <w:rFonts w:ascii="Times New Roman" w:hAnsi="Times New Roman" w:cs="Times New Roman"/>
-          <w:bCs/>
-          <w:sz w:val="24"/>
-          <w:szCs w:val="24"/>
-          <w:lang w:val="id-ID"/>
-        </w:rPr>
-        <w:t>aktivasi</w:t>
-      </w:r>
-      <w:proofErr w:type="spellEnd"/>
-      <w:r>
-        <w:rPr>
-          <w:rFonts w:ascii="Times New Roman" w:hAnsi="Times New Roman" w:cs="Times New Roman"/>
-          <w:bCs/>
-          <w:sz w:val="24"/>
-          <w:szCs w:val="24"/>
-          <w:lang w:val="id-ID"/>
-        </w:rPr>
-        <w:t xml:space="preserve"> sistem operasi Windows 10.</w:t>
-      </w:r>
-    </w:p>
-    <w:p>
-      <w:pPr>
-        <w:tabs>
-          <w:tab w:val="left" w:pos="720"/>
-          <w:tab w:val="left" w:leader="dot" w:pos="1701"/>
-        </w:tabs>
-        <w:rPr>
-          <w:rFonts w:ascii="Times New Roman" w:hAnsi="Times New Roman" w:cs="Times New Roman"/>
-          <w:bCs/>
-          <w:sz w:val="24"/>
-          <w:szCs w:val="24"/>
-          <w:lang w:val="id-ID"/>
-        </w:rPr>
-      </w:pPr>
-      <w:r>
-        <w:rPr>
-          <w:rFonts w:ascii="Times New Roman" w:hAnsi="Times New Roman" w:cs="Times New Roman"/>
-          <w:bCs/>
-          <w:sz w:val="24"/>
-          <w:szCs w:val="24"/>
-          <w:lang w:val="id-ID"/>
-        </w:rPr>
-        <w:t xml:space="preserve">b. Memberikan pemahaman mengenai langkah-langkah instalasi dan </w:t>
-      </w:r>
-      <w:proofErr w:type="spellStart"/>
-      <w:r>
-        <w:rPr>
-          <w:rFonts w:ascii="Times New Roman" w:hAnsi="Times New Roman" w:cs="Times New Roman"/>
-          <w:bCs/>
-          <w:sz w:val="24"/>
-          <w:szCs w:val="24"/>
-          <w:lang w:val="id-ID"/>
-        </w:rPr>
-        <w:t>aktivasi</w:t>
-      </w:r>
-      <w:proofErr w:type="spellEnd"/>
-      <w:r>
-        <w:rPr>
-          <w:rFonts w:ascii="Times New Roman" w:hAnsi="Times New Roman" w:cs="Times New Roman"/>
-          <w:bCs/>
-          <w:sz w:val="24"/>
-          <w:szCs w:val="24"/>
-          <w:lang w:val="id-ID"/>
-        </w:rPr>
-        <w:t xml:space="preserve"> Windows 10 yang benar.</w:t>
-      </w:r>
-    </w:p>
-    <w:p>
-      <w:pPr>
-        <w:tabs>
-          <w:tab w:val="left" w:pos="720"/>
-          <w:tab w:val="left" w:leader="dot" w:pos="1701"/>
-        </w:tabs>
-        <w:rPr>
-          <w:rFonts w:ascii="Times New Roman" w:hAnsi="Times New Roman" w:cs="Times New Roman"/>
-          <w:bCs/>
-          <w:sz w:val="24"/>
-          <w:szCs w:val="24"/>
-          <w:lang w:val="id-ID"/>
-        </w:rPr>
-      </w:pPr>
-      <w:r>
-        <w:rPr>
-          <w:rFonts w:ascii="Times New Roman" w:hAnsi="Times New Roman" w:cs="Times New Roman"/>
-          <w:bCs/>
-          <w:sz w:val="24"/>
-          <w:szCs w:val="24"/>
-          <w:lang w:val="id-ID"/>
-        </w:rPr>
-        <w:t xml:space="preserve">c. Menjadi sumber informasi dan referensi bagi pembaca yang ingin mempelajari instalasi dan </w:t>
-      </w:r>
-      <w:proofErr w:type="spellStart"/>
-      <w:r>
-        <w:rPr>
-          <w:rFonts w:ascii="Times New Roman" w:hAnsi="Times New Roman" w:cs="Times New Roman"/>
-          <w:bCs/>
-          <w:sz w:val="24"/>
-          <w:szCs w:val="24"/>
-          <w:lang w:val="id-ID"/>
-        </w:rPr>
-        <w:t>aktivasi</w:t>
-      </w:r>
-      <w:proofErr w:type="spellEnd"/>
-      <w:r>
-        <w:rPr>
-          <w:rFonts w:ascii="Times New Roman" w:hAnsi="Times New Roman" w:cs="Times New Roman"/>
-          <w:bCs/>
-          <w:sz w:val="24"/>
-          <w:szCs w:val="24"/>
-          <w:lang w:val="id-ID"/>
-        </w:rPr>
-        <w:t xml:space="preserve"> Windows 10.</w:t>
-      </w:r>
-    </w:p>
-    <w:p>
-      <w:pPr>
-        <w:tabs>
-          <w:tab w:val="left" w:pos="720"/>
-          <w:tab w:val="left" w:leader="dot" w:pos="1701"/>
-        </w:tabs>
-        <w:rPr>
-          <w:rFonts w:ascii="Times New Roman" w:hAnsi="Times New Roman" w:cs="Times New Roman"/>
-          <w:sz w:val="24"/>
-          <w:szCs w:val="24"/>
-          <w:lang w:val="id-ID"/>
-        </w:rPr>
-      </w:pPr>
-    </w:p>
-    <w:p>
-      <w:pPr>
-        <w:tabs>
-          <w:tab w:val="left" w:pos="720"/>
-          <w:tab w:val="left" w:leader="dot" w:pos="1701"/>
-        </w:tabs>
-        <w:rPr>
-          <w:rFonts w:ascii="Times New Roman" w:hAnsi="Times New Roman" w:cs="Times New Roman"/>
           <w:sz w:val="24"/>
           <w:szCs w:val="24"/>
           <w:lang w:val="id-ID"/>
@@ -3702,7 +6311,6 @@
           <w:szCs w:val="28"/>
           <w:lang w:val="id-ID"/>
         </w:rPr>
-        <w:lastRenderedPageBreak/>
         <w:t>BAB II</w:t>
       </w:r>
     </w:p>
@@ -5060,7 +7668,17 @@
           <w:szCs w:val="24"/>
           <w:lang w:val="id-ID"/>
         </w:rPr>
-        <w:t xml:space="preserve"> ke bidang jasa servis komputer. Saat ini, usaha tersebut melayani perbaikan komputer, printer, dan </w:t>
+        <w:t xml:space="preserve"> ke bidang jasa servis komputer. Saat ini, </w:t>
+      </w:r>
+      <w:r>
+        <w:rPr>
+          <w:rFonts w:ascii="Times New Roman" w:hAnsi="Times New Roman" w:cs="Times New Roman"/>
+          <w:sz w:val="24"/>
+          <w:szCs w:val="24"/>
+          <w:lang w:val="id-ID"/>
+        </w:rPr>
+        <w:lastRenderedPageBreak/>
+        <w:t xml:space="preserve">usaha tersebut melayani perbaikan komputer, printer, dan </w:t>
       </w:r>
       <w:proofErr w:type="spellStart"/>
       <w:r>
@@ -5210,7 +7828,6 @@
           <w:szCs w:val="28"/>
           <w:lang w:val="id-ID"/>
         </w:rPr>
-        <w:lastRenderedPageBreak/>
         <w:t>BAB II</w:t>
       </w:r>
       <w:r>
@@ -6031,18 +8648,7 @@
           <w:szCs w:val="28"/>
           <w:lang w:val="id-ID"/>
         </w:rPr>
-        <w:t>PE</w:t>
-      </w:r>
-      <w:r>
-        <w:rPr>
-          <w:rFonts w:ascii="Times New Roman" w:hAnsi="Times New Roman" w:cs="Times New Roman"/>
-          <w:b/>
-          <w:bCs/>
-          <w:sz w:val="28"/>
-          <w:szCs w:val="28"/>
-          <w:lang w:val="id-ID"/>
-        </w:rPr>
-        <w:t>NUTUP</w:t>
+        <w:t>PENUTUP</w:t>
       </w:r>
     </w:p>
     <w:p>
@@ -7536,6 +10142,119 @@
     </w:lvl>
   </w:abstractNum>
   <w:abstractNum w:abstractNumId="10" w15:restartNumberingAfterBreak="0">
+    <w:nsid w:val="5A3A27BB"/>
+    <w:multiLevelType w:val="multilevel"/>
+    <w:tmpl w:val="DFC05102"/>
+    <w:lvl w:ilvl="0">
+      <w:start w:val="1"/>
+      <w:numFmt w:val="decimal"/>
+      <w:lvlText w:val="%1."/>
+      <w:lvlJc w:val="left"/>
+      <w:pPr>
+        <w:tabs>
+          <w:tab w:val="num" w:pos="720"/>
+        </w:tabs>
+        <w:ind w:left="720" w:hanging="360"/>
+      </w:pPr>
+    </w:lvl>
+    <w:lvl w:ilvl="1" w:tentative="1">
+      <w:start w:val="1"/>
+      <w:numFmt w:val="decimal"/>
+      <w:lvlText w:val="%2."/>
+      <w:lvlJc w:val="left"/>
+      <w:pPr>
+        <w:tabs>
+          <w:tab w:val="num" w:pos="1440"/>
+        </w:tabs>
+        <w:ind w:left="1440" w:hanging="360"/>
+      </w:pPr>
+    </w:lvl>
+    <w:lvl w:ilvl="2" w:tentative="1">
+      <w:start w:val="1"/>
+      <w:numFmt w:val="decimal"/>
+      <w:lvlText w:val="%3."/>
+      <w:lvlJc w:val="left"/>
+      <w:pPr>
+        <w:tabs>
+          <w:tab w:val="num" w:pos="2160"/>
+        </w:tabs>
+        <w:ind w:left="2160" w:hanging="360"/>
+      </w:pPr>
+    </w:lvl>
+    <w:lvl w:ilvl="3" w:tentative="1">
+      <w:start w:val="1"/>
+      <w:numFmt w:val="decimal"/>
+      <w:lvlText w:val="%4."/>
+      <w:lvlJc w:val="left"/>
+      <w:pPr>
+        <w:tabs>
+          <w:tab w:val="num" w:pos="2880"/>
+        </w:tabs>
+        <w:ind w:left="2880" w:hanging="360"/>
+      </w:pPr>
+    </w:lvl>
+    <w:lvl w:ilvl="4" w:tentative="1">
+      <w:start w:val="1"/>
+      <w:numFmt w:val="decimal"/>
+      <w:lvlText w:val="%5."/>
+      <w:lvlJc w:val="left"/>
+      <w:pPr>
+        <w:tabs>
+          <w:tab w:val="num" w:pos="3600"/>
+        </w:tabs>
+        <w:ind w:left="3600" w:hanging="360"/>
+      </w:pPr>
+    </w:lvl>
+    <w:lvl w:ilvl="5" w:tentative="1">
+      <w:start w:val="1"/>
+      <w:numFmt w:val="decimal"/>
+      <w:lvlText w:val="%6."/>
+      <w:lvlJc w:val="left"/>
+      <w:pPr>
+        <w:tabs>
+          <w:tab w:val="num" w:pos="4320"/>
+        </w:tabs>
+        <w:ind w:left="4320" w:hanging="360"/>
+      </w:pPr>
+    </w:lvl>
+    <w:lvl w:ilvl="6" w:tentative="1">
+      <w:start w:val="1"/>
+      <w:numFmt w:val="decimal"/>
+      <w:lvlText w:val="%7."/>
+      <w:lvlJc w:val="left"/>
+      <w:pPr>
+        <w:tabs>
+          <w:tab w:val="num" w:pos="5040"/>
+        </w:tabs>
+        <w:ind w:left="5040" w:hanging="360"/>
+      </w:pPr>
+    </w:lvl>
+    <w:lvl w:ilvl="7" w:tentative="1">
+      <w:start w:val="1"/>
+      <w:numFmt w:val="decimal"/>
+      <w:lvlText w:val="%8."/>
+      <w:lvlJc w:val="left"/>
+      <w:pPr>
+        <w:tabs>
+          <w:tab w:val="num" w:pos="5760"/>
+        </w:tabs>
+        <w:ind w:left="5760" w:hanging="360"/>
+      </w:pPr>
+    </w:lvl>
+    <w:lvl w:ilvl="8" w:tentative="1">
+      <w:start w:val="1"/>
+      <w:numFmt w:val="decimal"/>
+      <w:lvlText w:val="%9."/>
+      <w:lvlJc w:val="left"/>
+      <w:pPr>
+        <w:tabs>
+          <w:tab w:val="num" w:pos="6480"/>
+        </w:tabs>
+        <w:ind w:left="6480" w:hanging="360"/>
+      </w:pPr>
+    </w:lvl>
+  </w:abstractNum>
+  <w:abstractNum w:abstractNumId="11" w15:restartNumberingAfterBreak="0">
     <w:nsid w:val="61246A8B"/>
     <w:multiLevelType w:val="hybridMultilevel"/>
     <w:tmpl w:val="8E025B00"/>
@@ -7624,7 +10343,7 @@
       </w:pPr>
     </w:lvl>
   </w:abstractNum>
-  <w:abstractNum w:abstractNumId="11" w15:restartNumberingAfterBreak="0">
+  <w:abstractNum w:abstractNumId="12" w15:restartNumberingAfterBreak="0">
     <w:nsid w:val="67365E3D"/>
     <w:multiLevelType w:val="hybridMultilevel"/>
     <w:tmpl w:val="050844FE"/>
@@ -7713,7 +10432,7 @@
       </w:pPr>
     </w:lvl>
   </w:abstractNum>
-  <w:abstractNum w:abstractNumId="12" w15:restartNumberingAfterBreak="0">
+  <w:abstractNum w:abstractNumId="13" w15:restartNumberingAfterBreak="0">
     <w:nsid w:val="7063599C"/>
     <w:multiLevelType w:val="hybridMultilevel"/>
     <w:tmpl w:val="E72E830A"/>
@@ -7826,7 +10545,7 @@
       </w:rPr>
     </w:lvl>
   </w:abstractNum>
-  <w:abstractNum w:abstractNumId="13" w15:restartNumberingAfterBreak="0">
+  <w:abstractNum w:abstractNumId="14" w15:restartNumberingAfterBreak="0">
     <w:nsid w:val="7861694E"/>
     <w:multiLevelType w:val="hybridMultilevel"/>
     <w:tmpl w:val="27DEC524"/>
@@ -7915,7 +10634,7 @@
       </w:pPr>
     </w:lvl>
   </w:abstractNum>
-  <w:abstractNum w:abstractNumId="14" w15:restartNumberingAfterBreak="0">
+  <w:abstractNum w:abstractNumId="15" w15:restartNumberingAfterBreak="0">
     <w:nsid w:val="7E056AF5"/>
     <w:multiLevelType w:val="hybridMultilevel"/>
     <w:tmpl w:val="AC06053C"/>
@@ -8005,28 +10724,28 @@
     </w:lvl>
   </w:abstractNum>
   <w:num w:numId="1" w16cid:durableId="963387024">
-    <w:abstractNumId w:val="14"/>
+    <w:abstractNumId w:val="15"/>
   </w:num>
   <w:num w:numId="2" w16cid:durableId="1686637575">
     <w:abstractNumId w:val="6"/>
   </w:num>
   <w:num w:numId="3" w16cid:durableId="523324627">
-    <w:abstractNumId w:val="11"/>
+    <w:abstractNumId w:val="12"/>
   </w:num>
   <w:num w:numId="4" w16cid:durableId="718750448">
     <w:abstractNumId w:val="3"/>
   </w:num>
   <w:num w:numId="5" w16cid:durableId="1454447784">
-    <w:abstractNumId w:val="13"/>
+    <w:abstractNumId w:val="14"/>
   </w:num>
   <w:num w:numId="6" w16cid:durableId="1770391978">
     <w:abstractNumId w:val="8"/>
   </w:num>
   <w:num w:numId="7" w16cid:durableId="590506332">
-    <w:abstractNumId w:val="10"/>
+    <w:abstractNumId w:val="11"/>
   </w:num>
   <w:num w:numId="8" w16cid:durableId="1363894632">
-    <w:abstractNumId w:val="12"/>
+    <w:abstractNumId w:val="13"/>
   </w:num>
   <w:num w:numId="9" w16cid:durableId="1118332083">
     <w:abstractNumId w:val="2"/>
@@ -8048,6 +10767,9 @@
   </w:num>
   <w:num w:numId="15" w16cid:durableId="619529151">
     <w:abstractNumId w:val="9"/>
+  </w:num>
+  <w:num w:numId="16" w16cid:durableId="391853606">
+    <w:abstractNumId w:val="10"/>
   </w:num>
 </w:numbering>
 </file>
